--- a/static/uploads/mau/hopdong/nt1/o3_tro_xuong/hdcth.docx
+++ b/static/uploads/mau/hopdong/nt1/o3_tro_xuong/hdcth.docx
@@ -84,88 +84,14 @@
                 <w:szCs w:val="24"/>
               </w:rPr>
             </w:pPr>
-            <w:proofErr w:type="spellStart"/>
             <w:r>
               <w:rPr>
                 <w:rFonts w:ascii="Times New Roman" w:hAnsi="Times New Roman"/>
                 <w:b/>
                 <w:szCs w:val="24"/>
               </w:rPr>
-              <w:t>Độc</w:t>
-            </w:r>
-            <w:proofErr w:type="spellEnd"/>
-            <w:r>
-              <w:rPr>
-                <w:rFonts w:ascii="Times New Roman" w:hAnsi="Times New Roman"/>
-                <w:b/>
-                <w:szCs w:val="24"/>
-              </w:rPr>
-              <w:t xml:space="preserve"> </w:t>
-            </w:r>
-            <w:proofErr w:type="spellStart"/>
-            <w:r>
-              <w:rPr>
-                <w:rFonts w:ascii="Times New Roman" w:hAnsi="Times New Roman"/>
-                <w:b/>
-                <w:szCs w:val="24"/>
-              </w:rPr>
-              <w:t>lập</w:t>
-            </w:r>
-            <w:proofErr w:type="spellEnd"/>
-            <w:r>
-              <w:rPr>
-                <w:rFonts w:ascii="Times New Roman" w:hAnsi="Times New Roman"/>
-                <w:b/>
-                <w:szCs w:val="24"/>
-              </w:rPr>
-              <w:t xml:space="preserve"> – </w:t>
-            </w:r>
-            <w:proofErr w:type="spellStart"/>
-            <w:r>
-              <w:rPr>
-                <w:rFonts w:ascii="Times New Roman" w:hAnsi="Times New Roman"/>
-                <w:b/>
-                <w:szCs w:val="24"/>
-              </w:rPr>
-              <w:t>Tự</w:t>
-            </w:r>
-            <w:proofErr w:type="spellEnd"/>
-            <w:r>
-              <w:rPr>
-                <w:rFonts w:ascii="Times New Roman" w:hAnsi="Times New Roman"/>
-                <w:b/>
-                <w:szCs w:val="24"/>
-              </w:rPr>
-              <w:t xml:space="preserve"> do – </w:t>
-            </w:r>
-            <w:proofErr w:type="spellStart"/>
-            <w:r>
-              <w:rPr>
-                <w:rFonts w:ascii="Times New Roman" w:hAnsi="Times New Roman"/>
-                <w:b/>
-                <w:szCs w:val="24"/>
-              </w:rPr>
-              <w:t>Hạnh</w:t>
-            </w:r>
-            <w:proofErr w:type="spellEnd"/>
-            <w:r>
-              <w:rPr>
-                <w:rFonts w:ascii="Times New Roman" w:hAnsi="Times New Roman"/>
-                <w:b/>
-                <w:szCs w:val="24"/>
-              </w:rPr>
-              <w:t xml:space="preserve"> </w:t>
-            </w:r>
-            <w:proofErr w:type="spellStart"/>
-            <w:r>
-              <w:rPr>
-                <w:rFonts w:ascii="Times New Roman" w:hAnsi="Times New Roman"/>
-                <w:b/>
-                <w:szCs w:val="24"/>
-              </w:rPr>
-              <w:t>phúc</w:t>
-            </w:r>
-            <w:proofErr w:type="spellEnd"/>
+              <w:t>Độc lập – Tự do – Hạnh phúc</w:t>
+            </w:r>
           </w:p>
         </w:tc>
       </w:tr>
@@ -360,104 +286,50 @@
                 <w:i/>
                 <w:szCs w:val="24"/>
               </w:rPr>
-              <w:t>{{</w:t>
-            </w:r>
-            <w:proofErr w:type="spellStart"/>
+              <w:t>{{ngaylamhopdong}}</w:t>
+            </w:r>
             <w:r>
               <w:rPr>
                 <w:rFonts w:ascii="Times New Roman" w:hAnsi="Times New Roman"/>
                 <w:i/>
                 <w:szCs w:val="24"/>
-              </w:rPr>
-              <w:t>ngaylamhopdong</w:t>
-            </w:r>
-            <w:proofErr w:type="spellEnd"/>
+                <w:lang w:val="vi-VN"/>
+              </w:rPr>
+              <w:t xml:space="preserve"> </w:t>
+            </w:r>
             <w:r>
               <w:rPr>
                 <w:rFonts w:ascii="Times New Roman" w:hAnsi="Times New Roman"/>
                 <w:i/>
                 <w:szCs w:val="24"/>
-              </w:rPr>
-              <w:t>}}</w:t>
+                <w:lang w:val="vi-VN"/>
+              </w:rPr>
+              <w:t xml:space="preserve">tháng </w:t>
             </w:r>
             <w:r>
               <w:rPr>
                 <w:rFonts w:ascii="Times New Roman" w:hAnsi="Times New Roman"/>
                 <w:i/>
                 <w:szCs w:val="24"/>
+              </w:rPr>
+              <w:t>{{thanglamhopdong}}</w:t>
+            </w:r>
+            <w:r>
+              <w:rPr>
+                <w:rFonts w:ascii="Times New Roman" w:hAnsi="Times New Roman"/>
+                <w:i/>
+                <w:szCs w:val="24"/>
                 <w:lang w:val="vi-VN"/>
               </w:rPr>
-              <w:t xml:space="preserve"> </w:t>
+              <w:t xml:space="preserve"> năm </w:t>
             </w:r>
             <w:r>
               <w:rPr>
                 <w:rFonts w:ascii="Times New Roman" w:hAnsi="Times New Roman"/>
                 <w:i/>
                 <w:szCs w:val="24"/>
-                <w:lang w:val="vi-VN"/>
-              </w:rPr>
-              <w:t xml:space="preserve">tháng </w:t>
-            </w:r>
-            <w:r>
-              <w:rPr>
-                <w:rFonts w:ascii="Times New Roman" w:hAnsi="Times New Roman"/>
-                <w:i/>
-                <w:szCs w:val="24"/>
-              </w:rPr>
-              <w:t>{{</w:t>
-            </w:r>
-            <w:proofErr w:type="spellStart"/>
-            <w:r>
-              <w:rPr>
-                <w:rFonts w:ascii="Times New Roman" w:hAnsi="Times New Roman"/>
-                <w:i/>
-                <w:szCs w:val="24"/>
-              </w:rPr>
-              <w:t>thanglamhopdong</w:t>
-            </w:r>
-            <w:proofErr w:type="spellEnd"/>
-            <w:r>
-              <w:rPr>
-                <w:rFonts w:ascii="Times New Roman" w:hAnsi="Times New Roman"/>
-                <w:i/>
-                <w:szCs w:val="24"/>
-              </w:rPr>
-              <w:t>}}</w:t>
-            </w:r>
-            <w:r>
-              <w:rPr>
-                <w:rFonts w:ascii="Times New Roman" w:hAnsi="Times New Roman"/>
-                <w:i/>
-                <w:szCs w:val="24"/>
-                <w:lang w:val="vi-VN"/>
-              </w:rPr>
-              <w:t xml:space="preserve"> năm </w:t>
-            </w:r>
-            <w:r>
-              <w:rPr>
-                <w:rFonts w:ascii="Times New Roman" w:hAnsi="Times New Roman"/>
-                <w:i/>
-                <w:szCs w:val="24"/>
-              </w:rPr>
-              <w:t>{{</w:t>
-            </w:r>
-            <w:proofErr w:type="spellStart"/>
-            <w:r>
-              <w:rPr>
-                <w:rFonts w:ascii="Times New Roman" w:hAnsi="Times New Roman"/>
-                <w:i/>
-                <w:szCs w:val="24"/>
-              </w:rPr>
-              <w:t>namlamhopdong</w:t>
-            </w:r>
-            <w:proofErr w:type="spellEnd"/>
-            <w:r>
-              <w:rPr>
-                <w:rFonts w:ascii="Times New Roman" w:hAnsi="Times New Roman"/>
-                <w:i/>
-                <w:szCs w:val="24"/>
-              </w:rPr>
-              <w:t>}}</w:t>
+              </w:rPr>
+              <w:t>{{namlamhopdong}}</w:t>
             </w:r>
           </w:p>
         </w:tc>
@@ -924,63 +796,13 @@
                 <w:lang w:val="nl-NL"/>
               </w:rPr>
             </w:pPr>
-            <w:proofErr w:type="spellStart"/>
-            <w:r>
-              <w:rPr>
-                <w:rFonts w:ascii="Times New Roman" w:hAnsi="Times New Roman"/>
-                <w:szCs w:val="24"/>
-              </w:rPr>
-              <w:t>Ngày</w:t>
-            </w:r>
-            <w:proofErr w:type="spellEnd"/>
-            <w:r>
-              <w:rPr>
-                <w:rFonts w:ascii="Times New Roman" w:hAnsi="Times New Roman"/>
-                <w:szCs w:val="24"/>
-              </w:rPr>
-              <w:t xml:space="preserve"> </w:t>
-            </w:r>
-            <w:proofErr w:type="spellStart"/>
-            <w:r>
-              <w:rPr>
-                <w:rFonts w:ascii="Times New Roman" w:hAnsi="Times New Roman"/>
-                <w:szCs w:val="24"/>
-              </w:rPr>
-              <w:t>tháng</w:t>
-            </w:r>
-            <w:proofErr w:type="spellEnd"/>
-            <w:r>
-              <w:rPr>
-                <w:rFonts w:ascii="Times New Roman" w:hAnsi="Times New Roman"/>
-                <w:szCs w:val="24"/>
-              </w:rPr>
-              <w:t xml:space="preserve"> </w:t>
-            </w:r>
-            <w:proofErr w:type="spellStart"/>
-            <w:r>
-              <w:rPr>
-                <w:rFonts w:ascii="Times New Roman" w:hAnsi="Times New Roman"/>
-                <w:szCs w:val="24"/>
-              </w:rPr>
-              <w:t>năm</w:t>
-            </w:r>
-            <w:proofErr w:type="spellEnd"/>
-            <w:r>
-              <w:rPr>
-                <w:rFonts w:ascii="Times New Roman" w:hAnsi="Times New Roman"/>
-                <w:szCs w:val="24"/>
-              </w:rPr>
-              <w:t xml:space="preserve"> </w:t>
-            </w:r>
-            <w:proofErr w:type="spellStart"/>
-            <w:r>
-              <w:rPr>
-                <w:rFonts w:ascii="Times New Roman" w:hAnsi="Times New Roman"/>
-                <w:szCs w:val="24"/>
-              </w:rPr>
-              <w:t>sinh</w:t>
-            </w:r>
-            <w:proofErr w:type="spellEnd"/>
+            <w:r>
+              <w:rPr>
+                <w:rFonts w:ascii="Times New Roman" w:hAnsi="Times New Roman"/>
+                <w:szCs w:val="24"/>
+              </w:rPr>
+              <w:t>Ngày tháng năm sinh</w:t>
+            </w:r>
           </w:p>
         </w:tc>
         <w:tc>
@@ -1059,17 +881,8 @@
                 <w:rFonts w:ascii="Times New Roman" w:hAnsi="Times New Roman"/>
                 <w:szCs w:val="24"/>
               </w:rPr>
-              <w:t xml:space="preserve">Quốc </w:t>
-            </w:r>
-            <w:proofErr w:type="spellStart"/>
-            <w:r>
-              <w:rPr>
-                <w:rFonts w:ascii="Times New Roman" w:hAnsi="Times New Roman"/>
-                <w:szCs w:val="24"/>
-              </w:rPr>
-              <w:t>tịch</w:t>
-            </w:r>
-            <w:proofErr w:type="spellEnd"/>
+              <w:t>Quốc tịch</w:t>
+            </w:r>
           </w:p>
         </w:tc>
         <w:tc>
@@ -1679,55 +1492,7 @@
           <w:rFonts w:ascii="Times New Roman" w:hAnsi="Times New Roman"/>
           <w:szCs w:val="24"/>
         </w:rPr>
-        <w:t xml:space="preserve">(Sau </w:t>
-      </w:r>
-      <w:proofErr w:type="spellStart"/>
-      <w:r>
-        <w:rPr>
-          <w:rFonts w:ascii="Times New Roman" w:hAnsi="Times New Roman"/>
-          <w:szCs w:val="24"/>
-        </w:rPr>
-        <w:t>đây</w:t>
-      </w:r>
-      <w:proofErr w:type="spellEnd"/>
-      <w:r>
-        <w:rPr>
-          <w:rFonts w:ascii="Times New Roman" w:hAnsi="Times New Roman"/>
-          <w:szCs w:val="24"/>
-        </w:rPr>
-        <w:t xml:space="preserve"> </w:t>
-      </w:r>
-      <w:proofErr w:type="spellStart"/>
-      <w:r>
-        <w:rPr>
-          <w:rFonts w:ascii="Times New Roman" w:hAnsi="Times New Roman"/>
-          <w:szCs w:val="24"/>
-        </w:rPr>
-        <w:t>gọi</w:t>
-      </w:r>
-      <w:proofErr w:type="spellEnd"/>
-      <w:r>
-        <w:rPr>
-          <w:rFonts w:ascii="Times New Roman" w:hAnsi="Times New Roman"/>
-          <w:szCs w:val="24"/>
-        </w:rPr>
-        <w:t xml:space="preserve"> </w:t>
-      </w:r>
-      <w:proofErr w:type="spellStart"/>
-      <w:r>
-        <w:rPr>
-          <w:rFonts w:ascii="Times New Roman" w:hAnsi="Times New Roman"/>
-          <w:szCs w:val="24"/>
-        </w:rPr>
-        <w:t>là</w:t>
-      </w:r>
-      <w:proofErr w:type="spellEnd"/>
-      <w:r>
-        <w:rPr>
-          <w:rFonts w:ascii="Times New Roman" w:hAnsi="Times New Roman"/>
-          <w:szCs w:val="24"/>
-        </w:rPr>
-        <w:t xml:space="preserve"> “</w:t>
+        <w:t>(Sau đây gọi là “</w:t>
       </w:r>
       <w:r>
         <w:rPr>
@@ -1842,41 +1607,13 @@
                 <w:szCs w:val="24"/>
               </w:rPr>
             </w:pPr>
-            <w:proofErr w:type="spellStart"/>
             <w:r>
               <w:rPr>
                 <w:rFonts w:ascii="Times New Roman" w:hAnsi="Times New Roman"/>
                 <w:b/>
                 <w:bCs/>
               </w:rPr>
-              <w:t>Ông</w:t>
-            </w:r>
-            <w:proofErr w:type="spellEnd"/>
-            <w:r>
-              <w:rPr>
-                <w:rFonts w:ascii="Times New Roman" w:hAnsi="Times New Roman"/>
-                <w:b/>
-                <w:bCs/>
-              </w:rPr>
-              <w:t>/</w:t>
-            </w:r>
-            <w:proofErr w:type="spellStart"/>
-            <w:r>
-              <w:rPr>
-                <w:rFonts w:ascii="Times New Roman" w:hAnsi="Times New Roman"/>
-                <w:b/>
-                <w:bCs/>
-              </w:rPr>
-              <w:t>Bà</w:t>
-            </w:r>
-            <w:proofErr w:type="spellEnd"/>
-            <w:r>
-              <w:rPr>
-                <w:rFonts w:ascii="Times New Roman" w:hAnsi="Times New Roman"/>
-                <w:b/>
-                <w:bCs/>
-              </w:rPr>
-              <w:t xml:space="preserve">: </w:t>
+              <w:t xml:space="preserve">Ông/Bà: </w:t>
             </w:r>
             <w:r>
               <w:rPr>
@@ -2465,116 +2202,6 @@
                 <w:szCs w:val="24"/>
               </w:rPr>
               <w:t>thuongtru</w:t>
-            </w:r>
-            <w:r>
-              <w:rPr>
-                <w:rFonts w:ascii="Times New Roman" w:hAnsi="Times New Roman"/>
-                <w:noProof/>
-                <w:color w:val="000000"/>
-                <w:szCs w:val="24"/>
-                <w:lang w:val="nl-NL"/>
-              </w:rPr>
-              <w:t>}}</w:t>
-            </w:r>
-          </w:p>
-        </w:tc>
-      </w:tr>
-      <w:tr>
-        <w:trPr>
-          <w:trHeight w:val="504"/>
-        </w:trPr>
-        <w:tc>
-          <w:tcPr>
-            <w:tcW w:w="2457" w:type="dxa"/>
-          </w:tcPr>
-          <w:p>
-            <w:pPr>
-              <w:tabs>
-                <w:tab w:val="left" w:pos="3402"/>
-                <w:tab w:val="left" w:pos="6804"/>
-              </w:tabs>
-              <w:ind w:left="0" w:firstLine="0"/>
-              <w:rPr>
-                <w:rFonts w:ascii="Times New Roman" w:hAnsi="Times New Roman"/>
-                <w:color w:val="000000"/>
-                <w:szCs w:val="24"/>
-                <w:lang w:val="nl-NL"/>
-              </w:rPr>
-            </w:pPr>
-            <w:r>
-              <w:rPr>
-                <w:rFonts w:ascii="Times New Roman" w:hAnsi="Times New Roman"/>
-                <w:color w:val="000000"/>
-                <w:szCs w:val="24"/>
-                <w:lang w:val="nl-NL"/>
-              </w:rPr>
-              <w:t>Địa chỉ cư trú</w:t>
-            </w:r>
-          </w:p>
-        </w:tc>
-        <w:tc>
-          <w:tcPr>
-            <w:tcW w:w="284" w:type="dxa"/>
-          </w:tcPr>
-          <w:p>
-            <w:pPr>
-              <w:tabs>
-                <w:tab w:val="left" w:pos="3402"/>
-                <w:tab w:val="left" w:pos="6804"/>
-              </w:tabs>
-              <w:ind w:left="0" w:firstLine="0"/>
-              <w:rPr>
-                <w:rFonts w:ascii="Times New Roman" w:hAnsi="Times New Roman"/>
-                <w:color w:val="000000"/>
-                <w:szCs w:val="24"/>
-                <w:lang w:val="nl-NL"/>
-              </w:rPr>
-            </w:pPr>
-            <w:r>
-              <w:rPr>
-                <w:rFonts w:ascii="Times New Roman" w:hAnsi="Times New Roman"/>
-                <w:color w:val="000000"/>
-                <w:szCs w:val="24"/>
-                <w:lang w:val="nl-NL"/>
-              </w:rPr>
-              <w:t>:</w:t>
-            </w:r>
-          </w:p>
-        </w:tc>
-        <w:tc>
-          <w:tcPr>
-            <w:tcW w:w="7928" w:type="dxa"/>
-            <w:gridSpan w:val="5"/>
-          </w:tcPr>
-          <w:p>
-            <w:pPr>
-              <w:spacing w:before="0" w:after="0"/>
-              <w:ind w:left="0" w:firstLine="0"/>
-              <w:rPr>
-                <w:rFonts w:ascii="Times New Roman" w:hAnsi="Times New Roman"/>
-                <w:color w:val="000000"/>
-                <w:szCs w:val="24"/>
-                <w:lang w:val="nl-NL"/>
-              </w:rPr>
-            </w:pPr>
-            <w:r>
-              <w:rPr>
-                <w:rFonts w:ascii="Times New Roman" w:hAnsi="Times New Roman"/>
-                <w:noProof/>
-                <w:color w:val="000000"/>
-                <w:szCs w:val="24"/>
-                <w:lang w:val="nl-NL"/>
-              </w:rPr>
-              <w:t>{{</w:t>
-            </w:r>
-            <w:r>
-              <w:rPr>
-                <w:rFonts w:ascii="Times New Roman" w:hAnsi="Times New Roman"/>
-                <w:noProof/>
-                <w:color w:val="000000"/>
-                <w:szCs w:val="24"/>
-              </w:rPr>
-              <w:t>tamtru</w:t>
             </w:r>
             <w:r>
               <w:rPr>
@@ -2978,124 +2605,14 @@
                 <w:lang w:val="fr-FR"/>
               </w:rPr>
             </w:pPr>
-            <w:proofErr w:type="spellStart"/>
             <w:r>
               <w:rPr>
                 <w:color w:val="000000"/>
                 <w:szCs w:val="24"/>
                 <w:lang w:val="fr-FR"/>
               </w:rPr>
-              <w:t>Hợp</w:t>
-            </w:r>
-            <w:proofErr w:type="spellEnd"/>
-            <w:r>
-              <w:rPr>
-                <w:color w:val="000000"/>
-                <w:szCs w:val="24"/>
-                <w:lang w:val="fr-FR"/>
-              </w:rPr>
-              <w:t xml:space="preserve"> </w:t>
-            </w:r>
-            <w:proofErr w:type="spellStart"/>
-            <w:r>
-              <w:rPr>
-                <w:color w:val="000000"/>
-                <w:szCs w:val="24"/>
-                <w:lang w:val="fr-FR"/>
-              </w:rPr>
-              <w:t>đồng</w:t>
-            </w:r>
-            <w:proofErr w:type="spellEnd"/>
-            <w:r>
-              <w:rPr>
-                <w:color w:val="000000"/>
-                <w:szCs w:val="24"/>
-                <w:lang w:val="fr-FR"/>
-              </w:rPr>
-              <w:t xml:space="preserve"> </w:t>
-            </w:r>
-            <w:proofErr w:type="spellStart"/>
-            <w:r>
-              <w:rPr>
-                <w:color w:val="000000"/>
-                <w:szCs w:val="24"/>
-                <w:lang w:val="fr-FR"/>
-              </w:rPr>
-              <w:t>xác</w:t>
-            </w:r>
-            <w:proofErr w:type="spellEnd"/>
-            <w:r>
-              <w:rPr>
-                <w:color w:val="000000"/>
-                <w:szCs w:val="24"/>
-                <w:lang w:val="fr-FR"/>
-              </w:rPr>
-              <w:t xml:space="preserve"> </w:t>
-            </w:r>
-            <w:proofErr w:type="spellStart"/>
-            <w:r>
-              <w:rPr>
-                <w:color w:val="000000"/>
-                <w:szCs w:val="24"/>
-                <w:lang w:val="fr-FR"/>
-              </w:rPr>
-              <w:t>định</w:t>
-            </w:r>
-            <w:proofErr w:type="spellEnd"/>
-            <w:r>
-              <w:rPr>
-                <w:color w:val="000000"/>
-                <w:szCs w:val="24"/>
-                <w:lang w:val="fr-FR"/>
-              </w:rPr>
-              <w:t xml:space="preserve"> </w:t>
-            </w:r>
-            <w:proofErr w:type="spellStart"/>
-            <w:r>
-              <w:rPr>
-                <w:color w:val="000000"/>
-                <w:szCs w:val="24"/>
-                <w:lang w:val="fr-FR"/>
-              </w:rPr>
-              <w:t>thời</w:t>
-            </w:r>
-            <w:proofErr w:type="spellEnd"/>
-            <w:r>
-              <w:rPr>
-                <w:color w:val="000000"/>
-                <w:szCs w:val="24"/>
-                <w:lang w:val="fr-FR"/>
-              </w:rPr>
-              <w:t xml:space="preserve"> </w:t>
-            </w:r>
-            <w:proofErr w:type="spellStart"/>
-            <w:r>
-              <w:rPr>
-                <w:color w:val="000000"/>
-                <w:szCs w:val="24"/>
-                <w:lang w:val="fr-FR"/>
-              </w:rPr>
-              <w:t>hạn</w:t>
-            </w:r>
-            <w:proofErr w:type="spellEnd"/>
-            <w:r>
-              <w:rPr>
-                <w:color w:val="000000"/>
-                <w:szCs w:val="24"/>
-                <w:lang w:val="fr-FR"/>
-              </w:rPr>
-              <w:t xml:space="preserve"> 12 </w:t>
-            </w:r>
-            <w:proofErr w:type="spellStart"/>
-            <w:r>
-              <w:rPr>
-                <w:color w:val="000000"/>
-                <w:szCs w:val="24"/>
-                <w:lang w:val="fr-FR"/>
-              </w:rPr>
-              <w:t>tháng</w:t>
-            </w:r>
-            <w:proofErr w:type="spellEnd"/>
+              <w:t>Hợp đồng xác định thời hạn 12 tháng</w:t>
+            </w:r>
           </w:p>
           <w:p>
             <w:pPr>
@@ -3107,321 +2624,139 @@
                 <w:lang w:val="fr-FR"/>
               </w:rPr>
             </w:pPr>
-            <w:proofErr w:type="spellStart"/>
             <w:r>
               <w:rPr>
                 <w:rFonts w:ascii="Times New Roman" w:hAnsi="Times New Roman"/>
                 <w:szCs w:val="24"/>
                 <w:lang w:val="fr-FR"/>
               </w:rPr>
-              <w:t>Từ</w:t>
-            </w:r>
-            <w:proofErr w:type="spellEnd"/>
-            <w:r>
-              <w:rPr>
-                <w:rFonts w:ascii="Times New Roman" w:hAnsi="Times New Roman"/>
+              <w:t xml:space="preserve">Từ ngày </w:t>
+            </w:r>
+            <w:r>
+              <w:rPr>
+                <w:rFonts w:ascii="Times New Roman" w:hAnsi="Times New Roman"/>
+                <w:i/>
+                <w:szCs w:val="24"/>
+              </w:rPr>
+              <w:t>{{ngaylamhopdong}}</w:t>
+            </w:r>
+            <w:r>
+              <w:rPr>
+                <w:rFonts w:ascii="Times New Roman" w:hAnsi="Times New Roman"/>
+                <w:i/>
+                <w:szCs w:val="24"/>
+                <w:lang w:val="vi-VN"/>
+              </w:rPr>
+              <w:t xml:space="preserve"> </w:t>
+            </w:r>
+            <w:r>
+              <w:rPr>
+                <w:rFonts w:ascii="Times New Roman" w:hAnsi="Times New Roman"/>
+                <w:i/>
+                <w:szCs w:val="24"/>
+                <w:lang w:val="vi-VN"/>
+              </w:rPr>
+              <w:t xml:space="preserve">tháng </w:t>
+            </w:r>
+            <w:r>
+              <w:rPr>
+                <w:rFonts w:ascii="Times New Roman" w:hAnsi="Times New Roman"/>
+                <w:i/>
+                <w:szCs w:val="24"/>
+              </w:rPr>
+              <w:t>{{thanglamhopdong}}</w:t>
+            </w:r>
+            <w:r>
+              <w:rPr>
+                <w:rFonts w:ascii="Times New Roman" w:hAnsi="Times New Roman"/>
+                <w:i/>
+                <w:szCs w:val="24"/>
+                <w:lang w:val="vi-VN"/>
+              </w:rPr>
+              <w:t xml:space="preserve"> năm </w:t>
+            </w:r>
+            <w:r>
+              <w:rPr>
+                <w:rFonts w:ascii="Times New Roman" w:hAnsi="Times New Roman"/>
+                <w:i/>
+                <w:szCs w:val="24"/>
+              </w:rPr>
+              <w:t>{{namlamhopdong}}</w:t>
+            </w:r>
+            <w:r>
+              <w:rPr>
+                <w:rFonts w:ascii="Times New Roman" w:hAnsi="Times New Roman"/>
+                <w:i/>
+                <w:szCs w:val="24"/>
+              </w:rPr>
+              <w:t xml:space="preserve"> </w:t>
+            </w:r>
+            <w:r>
+              <w:rPr>
+                <w:rFonts w:ascii="Times New Roman" w:hAnsi="Times New Roman" w:hint="eastAsia"/>
                 <w:szCs w:val="24"/>
                 <w:lang w:val="fr-FR"/>
               </w:rPr>
+              <w:t>đ</w:t>
+            </w:r>
+            <w:r>
+              <w:rPr>
+                <w:rFonts w:ascii="Times New Roman" w:hAnsi="Times New Roman"/>
+                <w:szCs w:val="24"/>
+                <w:lang w:val="fr-FR"/>
+              </w:rPr>
+              <w:t xml:space="preserve">ến hết ngày </w:t>
+            </w:r>
+            <w:r>
+              <w:rPr>
+                <w:rFonts w:ascii="Times New Roman" w:hAnsi="Times New Roman"/>
+                <w:i/>
+                <w:szCs w:val="24"/>
+              </w:rPr>
+              <w:t>{{ngayketthuchopdong}}</w:t>
+            </w:r>
+            <w:r>
+              <w:rPr>
+                <w:rFonts w:ascii="Times New Roman" w:hAnsi="Times New Roman"/>
+                <w:i/>
+                <w:szCs w:val="24"/>
+                <w:lang w:val="vi-VN"/>
+              </w:rPr>
               <w:t xml:space="preserve"> </w:t>
             </w:r>
-            <w:proofErr w:type="spellStart"/>
-            <w:r>
-              <w:rPr>
-                <w:rFonts w:ascii="Times New Roman" w:hAnsi="Times New Roman"/>
-                <w:szCs w:val="24"/>
-                <w:lang w:val="fr-FR"/>
-              </w:rPr>
-              <w:t>ngày</w:t>
-            </w:r>
-            <w:proofErr w:type="spellEnd"/>
-            <w:r>
-              <w:rPr>
-                <w:rFonts w:ascii="Times New Roman" w:hAnsi="Times New Roman"/>
-                <w:szCs w:val="24"/>
-                <w:lang w:val="fr-FR"/>
-              </w:rPr>
-              <w:t xml:space="preserve"> </w:t>
-            </w:r>
             <w:r>
               <w:rPr>
                 <w:rFonts w:ascii="Times New Roman" w:hAnsi="Times New Roman"/>
                 <w:i/>
                 <w:szCs w:val="24"/>
-              </w:rPr>
-              <w:t>{{</w:t>
-            </w:r>
-            <w:proofErr w:type="spellStart"/>
+                <w:lang w:val="vi-VN"/>
+              </w:rPr>
+              <w:t xml:space="preserve">tháng </w:t>
+            </w:r>
             <w:r>
               <w:rPr>
                 <w:rFonts w:ascii="Times New Roman" w:hAnsi="Times New Roman"/>
                 <w:i/>
                 <w:szCs w:val="24"/>
               </w:rPr>
-              <w:t>ngaylamhopdong</w:t>
-            </w:r>
-            <w:proofErr w:type="spellEnd"/>
+              <w:t>{{thangketthuchopdong}}</w:t>
+            </w:r>
             <w:r>
               <w:rPr>
                 <w:rFonts w:ascii="Times New Roman" w:hAnsi="Times New Roman"/>
                 <w:i/>
                 <w:szCs w:val="24"/>
-              </w:rPr>
-              <w:t>}}</w:t>
+                <w:lang w:val="vi-VN"/>
+              </w:rPr>
+              <w:t xml:space="preserve"> năm </w:t>
             </w:r>
             <w:r>
               <w:rPr>
                 <w:rFonts w:ascii="Times New Roman" w:hAnsi="Times New Roman"/>
                 <w:i/>
                 <w:szCs w:val="24"/>
-                <w:lang w:val="vi-VN"/>
-              </w:rPr>
-              <w:t xml:space="preserve"> </w:t>
-            </w:r>
-            <w:r>
-              <w:rPr>
-                <w:rFonts w:ascii="Times New Roman" w:hAnsi="Times New Roman"/>
-                <w:i/>
-                <w:szCs w:val="24"/>
-                <w:lang w:val="vi-VN"/>
-              </w:rPr>
-              <w:t xml:space="preserve">tháng </w:t>
-            </w:r>
-            <w:r>
-              <w:rPr>
-                <w:rFonts w:ascii="Times New Roman" w:hAnsi="Times New Roman"/>
-                <w:i/>
-                <w:szCs w:val="24"/>
-              </w:rPr>
-              <w:t>{{</w:t>
-            </w:r>
-            <w:proofErr w:type="spellStart"/>
-            <w:r>
-              <w:rPr>
-                <w:rFonts w:ascii="Times New Roman" w:hAnsi="Times New Roman"/>
-                <w:i/>
-                <w:szCs w:val="24"/>
-              </w:rPr>
-              <w:t>thanglamhopdong</w:t>
-            </w:r>
-            <w:proofErr w:type="spellEnd"/>
-            <w:r>
-              <w:rPr>
-                <w:rFonts w:ascii="Times New Roman" w:hAnsi="Times New Roman"/>
-                <w:i/>
-                <w:szCs w:val="24"/>
-              </w:rPr>
-              <w:t>}}</w:t>
-            </w:r>
-            <w:r>
-              <w:rPr>
-                <w:rFonts w:ascii="Times New Roman" w:hAnsi="Times New Roman"/>
-                <w:i/>
-                <w:szCs w:val="24"/>
-                <w:lang w:val="vi-VN"/>
-              </w:rPr>
-              <w:t xml:space="preserve"> năm </w:t>
-            </w:r>
-            <w:r>
-              <w:rPr>
-                <w:rFonts w:ascii="Times New Roman" w:hAnsi="Times New Roman"/>
-                <w:i/>
-                <w:szCs w:val="24"/>
-              </w:rPr>
-              <w:t>{{</w:t>
-            </w:r>
-            <w:proofErr w:type="spellStart"/>
-            <w:r>
-              <w:rPr>
-                <w:rFonts w:ascii="Times New Roman" w:hAnsi="Times New Roman"/>
-                <w:i/>
-                <w:szCs w:val="24"/>
-              </w:rPr>
-              <w:t>namlamhopdong</w:t>
-            </w:r>
-            <w:proofErr w:type="spellEnd"/>
-            <w:r>
-              <w:rPr>
-                <w:rFonts w:ascii="Times New Roman" w:hAnsi="Times New Roman"/>
-                <w:i/>
-                <w:szCs w:val="24"/>
-              </w:rPr>
-              <w:t>}}</w:t>
-            </w:r>
-            <w:r>
-              <w:rPr>
-                <w:rFonts w:ascii="Times New Roman" w:hAnsi="Times New Roman"/>
-                <w:i/>
-                <w:szCs w:val="24"/>
-              </w:rPr>
-              <w:t xml:space="preserve"> </w:t>
-            </w:r>
-            <w:proofErr w:type="spellStart"/>
-            <w:r>
-              <w:rPr>
-                <w:rFonts w:ascii="Times New Roman" w:hAnsi="Times New Roman" w:hint="eastAsia"/>
-                <w:szCs w:val="24"/>
-                <w:lang w:val="fr-FR"/>
-              </w:rPr>
-              <w:t>đ</w:t>
-            </w:r>
-            <w:r>
-              <w:rPr>
-                <w:rFonts w:ascii="Times New Roman" w:hAnsi="Times New Roman"/>
-                <w:szCs w:val="24"/>
-                <w:lang w:val="fr-FR"/>
-              </w:rPr>
-              <w:t>ến</w:t>
-            </w:r>
-            <w:proofErr w:type="spellEnd"/>
-            <w:r>
-              <w:rPr>
-                <w:rFonts w:ascii="Times New Roman" w:hAnsi="Times New Roman"/>
-                <w:szCs w:val="24"/>
-                <w:lang w:val="fr-FR"/>
-              </w:rPr>
-              <w:t xml:space="preserve"> </w:t>
-            </w:r>
-            <w:proofErr w:type="spellStart"/>
-            <w:r>
-              <w:rPr>
-                <w:rFonts w:ascii="Times New Roman" w:hAnsi="Times New Roman"/>
-                <w:szCs w:val="24"/>
-                <w:lang w:val="fr-FR"/>
-              </w:rPr>
-              <w:t>hết</w:t>
-            </w:r>
-            <w:proofErr w:type="spellEnd"/>
-            <w:r>
-              <w:rPr>
-                <w:rFonts w:ascii="Times New Roman" w:hAnsi="Times New Roman"/>
-                <w:szCs w:val="24"/>
-                <w:lang w:val="fr-FR"/>
-              </w:rPr>
-              <w:t xml:space="preserve"> </w:t>
-            </w:r>
-            <w:proofErr w:type="spellStart"/>
-            <w:r>
-              <w:rPr>
-                <w:rFonts w:ascii="Times New Roman" w:hAnsi="Times New Roman"/>
-                <w:szCs w:val="24"/>
-                <w:lang w:val="fr-FR"/>
-              </w:rPr>
-              <w:t>ngày</w:t>
-            </w:r>
-            <w:proofErr w:type="spellEnd"/>
-            <w:r>
-              <w:rPr>
-                <w:rFonts w:ascii="Times New Roman" w:hAnsi="Times New Roman"/>
-                <w:szCs w:val="24"/>
-                <w:lang w:val="fr-FR"/>
-              </w:rPr>
-              <w:t xml:space="preserve"> </w:t>
-            </w:r>
-            <w:r>
-              <w:rPr>
-                <w:rFonts w:ascii="Times New Roman" w:hAnsi="Times New Roman"/>
-                <w:i/>
-                <w:szCs w:val="24"/>
-              </w:rPr>
-              <w:t>{{</w:t>
-            </w:r>
-            <w:proofErr w:type="spellStart"/>
-            <w:r>
-              <w:rPr>
-                <w:rFonts w:ascii="Times New Roman" w:hAnsi="Times New Roman"/>
-                <w:i/>
-                <w:szCs w:val="24"/>
-              </w:rPr>
-              <w:t>ngayketthuchopdong</w:t>
-            </w:r>
-            <w:proofErr w:type="spellEnd"/>
-            <w:r>
-              <w:rPr>
-                <w:rFonts w:ascii="Times New Roman" w:hAnsi="Times New Roman"/>
-                <w:i/>
-                <w:szCs w:val="24"/>
-              </w:rPr>
-              <w:t>}}</w:t>
-            </w:r>
-            <w:r>
-              <w:rPr>
-                <w:rFonts w:ascii="Times New Roman" w:hAnsi="Times New Roman"/>
-                <w:i/>
-                <w:szCs w:val="24"/>
-                <w:lang w:val="vi-VN"/>
-              </w:rPr>
-              <w:t xml:space="preserve"> </w:t>
-            </w:r>
-            <w:r>
-              <w:rPr>
-                <w:rFonts w:ascii="Times New Roman" w:hAnsi="Times New Roman"/>
-                <w:i/>
-                <w:szCs w:val="24"/>
-                <w:lang w:val="vi-VN"/>
-              </w:rPr>
-              <w:t xml:space="preserve">tháng </w:t>
-            </w:r>
-            <w:r>
-              <w:rPr>
-                <w:rFonts w:ascii="Times New Roman" w:hAnsi="Times New Roman"/>
-                <w:i/>
-                <w:szCs w:val="24"/>
-              </w:rPr>
-              <w:t>{{</w:t>
-            </w:r>
-            <w:proofErr w:type="spellStart"/>
-            <w:r>
-              <w:rPr>
-                <w:rFonts w:ascii="Times New Roman" w:hAnsi="Times New Roman"/>
-                <w:i/>
-                <w:szCs w:val="24"/>
-              </w:rPr>
-              <w:t>thangketthuchopdong</w:t>
-            </w:r>
-            <w:proofErr w:type="spellEnd"/>
-            <w:r>
-              <w:rPr>
-                <w:rFonts w:ascii="Times New Roman" w:hAnsi="Times New Roman"/>
-                <w:i/>
-                <w:szCs w:val="24"/>
-              </w:rPr>
-              <w:t>}}</w:t>
-            </w:r>
-            <w:r>
-              <w:rPr>
-                <w:rFonts w:ascii="Times New Roman" w:hAnsi="Times New Roman"/>
-                <w:i/>
-                <w:szCs w:val="24"/>
-                <w:lang w:val="vi-VN"/>
-              </w:rPr>
-              <w:t xml:space="preserve"> năm </w:t>
-            </w:r>
-            <w:r>
-              <w:rPr>
-                <w:rFonts w:ascii="Times New Roman" w:hAnsi="Times New Roman"/>
-                <w:i/>
-                <w:szCs w:val="24"/>
-              </w:rPr>
-              <w:t>{{</w:t>
-            </w:r>
-            <w:proofErr w:type="spellStart"/>
-            <w:r>
-              <w:rPr>
-                <w:rFonts w:ascii="Times New Roman" w:hAnsi="Times New Roman"/>
-                <w:i/>
-                <w:szCs w:val="24"/>
-              </w:rPr>
-              <w:t>namketthuchopdong</w:t>
-            </w:r>
-            <w:proofErr w:type="spellEnd"/>
-            <w:r>
-              <w:rPr>
-                <w:rFonts w:ascii="Times New Roman" w:hAnsi="Times New Roman"/>
-                <w:i/>
-                <w:szCs w:val="24"/>
-              </w:rPr>
-              <w:t>}}</w:t>
+              </w:rPr>
+              <w:t>{{namketthuchopdong}}</w:t>
             </w:r>
           </w:p>
         </w:tc>
@@ -3462,88 +2797,14 @@
                 <w:lang w:val="fr-FR"/>
               </w:rPr>
             </w:pPr>
-            <w:proofErr w:type="spellStart"/>
             <w:r>
               <w:rPr>
                 <w:rFonts w:ascii="Times New Roman" w:hAnsi="Times New Roman"/>
                 <w:szCs w:val="24"/>
                 <w:lang w:val="fr-FR"/>
               </w:rPr>
-              <w:t>Địa</w:t>
-            </w:r>
-            <w:proofErr w:type="spellEnd"/>
-            <w:r>
-              <w:rPr>
-                <w:rFonts w:ascii="Times New Roman" w:hAnsi="Times New Roman"/>
-                <w:szCs w:val="24"/>
-                <w:lang w:val="fr-FR"/>
-              </w:rPr>
-              <w:t xml:space="preserve"> </w:t>
-            </w:r>
-            <w:proofErr w:type="spellStart"/>
-            <w:r>
-              <w:rPr>
-                <w:rFonts w:ascii="Times New Roman" w:hAnsi="Times New Roman"/>
-                <w:szCs w:val="24"/>
-                <w:lang w:val="fr-FR"/>
-              </w:rPr>
-              <w:t>điểm</w:t>
-            </w:r>
-            <w:proofErr w:type="spellEnd"/>
-            <w:r>
-              <w:rPr>
-                <w:rFonts w:ascii="Times New Roman" w:hAnsi="Times New Roman"/>
-                <w:szCs w:val="24"/>
-                <w:lang w:val="fr-FR"/>
-              </w:rPr>
-              <w:t xml:space="preserve"> </w:t>
-            </w:r>
-            <w:proofErr w:type="spellStart"/>
-            <w:r>
-              <w:rPr>
-                <w:rFonts w:ascii="Times New Roman" w:hAnsi="Times New Roman"/>
-                <w:szCs w:val="24"/>
-                <w:lang w:val="fr-FR"/>
-              </w:rPr>
-              <w:t>làm</w:t>
-            </w:r>
-            <w:proofErr w:type="spellEnd"/>
-            <w:r>
-              <w:rPr>
-                <w:rFonts w:ascii="Times New Roman" w:hAnsi="Times New Roman"/>
-                <w:szCs w:val="24"/>
-                <w:lang w:val="fr-FR"/>
-              </w:rPr>
-              <w:t xml:space="preserve"> </w:t>
-            </w:r>
-            <w:proofErr w:type="spellStart"/>
-            <w:r>
-              <w:rPr>
-                <w:rFonts w:ascii="Times New Roman" w:hAnsi="Times New Roman"/>
-                <w:szCs w:val="24"/>
-                <w:lang w:val="fr-FR"/>
-              </w:rPr>
-              <w:t>việc</w:t>
-            </w:r>
-            <w:proofErr w:type="spellEnd"/>
-            <w:r>
-              <w:rPr>
-                <w:rFonts w:ascii="Times New Roman" w:hAnsi="Times New Roman"/>
-                <w:szCs w:val="24"/>
-                <w:lang w:val="fr-FR"/>
-              </w:rPr>
-              <w:t xml:space="preserve"> </w:t>
-            </w:r>
-            <w:proofErr w:type="spellStart"/>
-            <w:r>
-              <w:rPr>
-                <w:rFonts w:ascii="Times New Roman" w:hAnsi="Times New Roman"/>
-                <w:szCs w:val="24"/>
-                <w:lang w:val="fr-FR"/>
-              </w:rPr>
-              <w:t>chính</w:t>
-            </w:r>
-            <w:proofErr w:type="spellEnd"/>
+              <w:t>Địa điểm làm việc chính</w:t>
+            </w:r>
           </w:p>
         </w:tc>
         <w:tc>
@@ -3591,715 +2852,69 @@
                 <w:szCs w:val="24"/>
                 <w:lang w:val="fr-FR"/>
               </w:rPr>
-              <w:t xml:space="preserve">+ </w:t>
-            </w:r>
-            <w:proofErr w:type="spellStart"/>
+              <w:t xml:space="preserve">+ Tại trụ sở của Công ty Cổ phần </w:t>
+            </w:r>
             <w:r>
               <w:rPr>
                 <w:rFonts w:ascii="Times New Roman" w:hAnsi="Times New Roman"/>
                 <w:szCs w:val="24"/>
                 <w:lang w:val="fr-FR"/>
               </w:rPr>
-              <w:t>Tại</w:t>
-            </w:r>
-            <w:proofErr w:type="spellEnd"/>
+              <w:t>Sản xuất Nam Thuận</w:t>
+            </w:r>
             <w:r>
               <w:rPr>
                 <w:rFonts w:ascii="Times New Roman" w:hAnsi="Times New Roman"/>
                 <w:szCs w:val="24"/>
                 <w:lang w:val="fr-FR"/>
               </w:rPr>
+              <w:t>:</w:t>
+            </w:r>
+            <w:r>
+              <w:rPr>
+                <w:rFonts w:ascii="Times New Roman" w:hAnsi="Times New Roman"/>
+                <w:szCs w:val="24"/>
+                <w:lang w:val="fr-FR"/>
+              </w:rPr>
               <w:t xml:space="preserve"> </w:t>
             </w:r>
-            <w:proofErr w:type="spellStart"/>
-            <w:r>
+          </w:p>
+          <w:p>
+            <w:pPr>
+              <w:ind w:left="0" w:firstLine="0"/>
               <w:rPr>
                 <w:rFonts w:ascii="Times New Roman" w:hAnsi="Times New Roman"/>
                 <w:szCs w:val="24"/>
                 <w:lang w:val="fr-FR"/>
               </w:rPr>
-              <w:t>trụ</w:t>
-            </w:r>
-            <w:proofErr w:type="spellEnd"/>
+            </w:pPr>
             <w:r>
               <w:rPr>
                 <w:rFonts w:ascii="Times New Roman" w:hAnsi="Times New Roman"/>
                 <w:szCs w:val="24"/>
                 <w:lang w:val="fr-FR"/>
               </w:rPr>
-              <w:t xml:space="preserve"> </w:t>
-            </w:r>
-            <w:proofErr w:type="spellStart"/>
-            <w:r>
+              <w:t>Tổ dân phố Thủy Sơn 7, phường Thủy Nguyên, thành phố Hải Phòng</w:t>
+            </w:r>
+          </w:p>
+          <w:p>
+            <w:pPr>
+              <w:ind w:left="0" w:firstLine="0"/>
               <w:rPr>
                 <w:rFonts w:ascii="Times New Roman" w:hAnsi="Times New Roman"/>
                 <w:szCs w:val="24"/>
                 <w:lang w:val="fr-FR"/>
               </w:rPr>
-              <w:t>sở</w:t>
-            </w:r>
-            <w:proofErr w:type="spellEnd"/>
+            </w:pPr>
             <w:r>
               <w:rPr>
                 <w:rFonts w:ascii="Times New Roman" w:hAnsi="Times New Roman"/>
                 <w:szCs w:val="24"/>
                 <w:lang w:val="fr-FR"/>
               </w:rPr>
-              <w:t xml:space="preserve"> </w:t>
-            </w:r>
-            <w:proofErr w:type="spellStart"/>
-            <w:r>
-              <w:rPr>
-                <w:rFonts w:ascii="Times New Roman" w:hAnsi="Times New Roman"/>
-                <w:szCs w:val="24"/>
-                <w:lang w:val="fr-FR"/>
-              </w:rPr>
-              <w:t>của</w:t>
-            </w:r>
-            <w:proofErr w:type="spellEnd"/>
-            <w:r>
-              <w:rPr>
-                <w:rFonts w:ascii="Times New Roman" w:hAnsi="Times New Roman"/>
-                <w:szCs w:val="24"/>
-                <w:lang w:val="fr-FR"/>
-              </w:rPr>
-              <w:t xml:space="preserve"> </w:t>
-            </w:r>
-            <w:proofErr w:type="spellStart"/>
-            <w:r>
-              <w:rPr>
-                <w:rFonts w:ascii="Times New Roman" w:hAnsi="Times New Roman"/>
-                <w:szCs w:val="24"/>
-                <w:lang w:val="fr-FR"/>
-              </w:rPr>
-              <w:t>Công</w:t>
-            </w:r>
-            <w:proofErr w:type="spellEnd"/>
-            <w:r>
-              <w:rPr>
-                <w:rFonts w:ascii="Times New Roman" w:hAnsi="Times New Roman"/>
-                <w:szCs w:val="24"/>
-                <w:lang w:val="fr-FR"/>
-              </w:rPr>
-              <w:t xml:space="preserve"> </w:t>
-            </w:r>
-            <w:proofErr w:type="spellStart"/>
-            <w:r>
-              <w:rPr>
-                <w:rFonts w:ascii="Times New Roman" w:hAnsi="Times New Roman"/>
-                <w:szCs w:val="24"/>
-                <w:lang w:val="fr-FR"/>
-              </w:rPr>
-              <w:t>ty</w:t>
-            </w:r>
-            <w:proofErr w:type="spellEnd"/>
-            <w:r>
-              <w:rPr>
-                <w:rFonts w:ascii="Times New Roman" w:hAnsi="Times New Roman"/>
-                <w:szCs w:val="24"/>
-                <w:lang w:val="fr-FR"/>
-              </w:rPr>
-              <w:t xml:space="preserve"> </w:t>
-            </w:r>
-            <w:proofErr w:type="spellStart"/>
-            <w:r>
-              <w:rPr>
-                <w:rFonts w:ascii="Times New Roman" w:hAnsi="Times New Roman"/>
-                <w:szCs w:val="24"/>
-                <w:lang w:val="fr-FR"/>
-              </w:rPr>
-              <w:t>Cổ</w:t>
-            </w:r>
-            <w:proofErr w:type="spellEnd"/>
-            <w:r>
-              <w:rPr>
-                <w:rFonts w:ascii="Times New Roman" w:hAnsi="Times New Roman"/>
-                <w:szCs w:val="24"/>
-                <w:lang w:val="fr-FR"/>
-              </w:rPr>
-              <w:t xml:space="preserve"> </w:t>
-            </w:r>
-            <w:proofErr w:type="spellStart"/>
-            <w:r>
-              <w:rPr>
-                <w:rFonts w:ascii="Times New Roman" w:hAnsi="Times New Roman"/>
-                <w:szCs w:val="24"/>
-                <w:lang w:val="fr-FR"/>
-              </w:rPr>
-              <w:t>phần</w:t>
-            </w:r>
-            <w:proofErr w:type="spellEnd"/>
-            <w:r>
-              <w:rPr>
-                <w:rFonts w:ascii="Times New Roman" w:hAnsi="Times New Roman"/>
-                <w:szCs w:val="24"/>
-                <w:lang w:val="fr-FR"/>
-              </w:rPr>
-              <w:t xml:space="preserve"> </w:t>
-            </w:r>
-            <w:proofErr w:type="spellStart"/>
-            <w:r>
-              <w:rPr>
-                <w:rFonts w:ascii="Times New Roman" w:hAnsi="Times New Roman"/>
-                <w:szCs w:val="24"/>
-                <w:lang w:val="fr-FR"/>
-              </w:rPr>
-              <w:t>Sản</w:t>
-            </w:r>
-            <w:proofErr w:type="spellEnd"/>
-            <w:r>
-              <w:rPr>
-                <w:rFonts w:ascii="Times New Roman" w:hAnsi="Times New Roman"/>
-                <w:szCs w:val="24"/>
-                <w:lang w:val="fr-FR"/>
-              </w:rPr>
-              <w:t xml:space="preserve"> </w:t>
-            </w:r>
-            <w:proofErr w:type="spellStart"/>
-            <w:r>
-              <w:rPr>
-                <w:rFonts w:ascii="Times New Roman" w:hAnsi="Times New Roman"/>
-                <w:szCs w:val="24"/>
-                <w:lang w:val="fr-FR"/>
-              </w:rPr>
-              <w:t>xuất</w:t>
-            </w:r>
-            <w:proofErr w:type="spellEnd"/>
-            <w:r>
-              <w:rPr>
-                <w:rFonts w:ascii="Times New Roman" w:hAnsi="Times New Roman"/>
-                <w:szCs w:val="24"/>
-                <w:lang w:val="fr-FR"/>
-              </w:rPr>
-              <w:t xml:space="preserve"> Nam </w:t>
-            </w:r>
-            <w:proofErr w:type="spellStart"/>
-            <w:proofErr w:type="gramStart"/>
-            <w:r>
-              <w:rPr>
-                <w:rFonts w:ascii="Times New Roman" w:hAnsi="Times New Roman"/>
-                <w:szCs w:val="24"/>
-                <w:lang w:val="fr-FR"/>
-              </w:rPr>
-              <w:t>Thuận</w:t>
-            </w:r>
-            <w:proofErr w:type="spellEnd"/>
-            <w:r>
-              <w:rPr>
-                <w:rFonts w:ascii="Times New Roman" w:hAnsi="Times New Roman"/>
-                <w:szCs w:val="24"/>
-                <w:lang w:val="fr-FR"/>
-              </w:rPr>
-              <w:t>:</w:t>
-            </w:r>
-            <w:proofErr w:type="gramEnd"/>
-            <w:r>
-              <w:rPr>
-                <w:rFonts w:ascii="Times New Roman" w:hAnsi="Times New Roman"/>
-                <w:szCs w:val="24"/>
-                <w:lang w:val="fr-FR"/>
-              </w:rPr>
-              <w:t xml:space="preserve"> </w:t>
-            </w:r>
-          </w:p>
-          <w:p>
-            <w:pPr>
-              <w:ind w:left="0" w:firstLine="0"/>
-              <w:rPr>
-                <w:rFonts w:ascii="Times New Roman" w:hAnsi="Times New Roman"/>
-                <w:szCs w:val="24"/>
-                <w:lang w:val="fr-FR"/>
-              </w:rPr>
-            </w:pPr>
-            <w:proofErr w:type="spellStart"/>
-            <w:r>
-              <w:rPr>
-                <w:rFonts w:ascii="Times New Roman" w:hAnsi="Times New Roman"/>
-                <w:szCs w:val="24"/>
-                <w:lang w:val="fr-FR"/>
-              </w:rPr>
               <w:lastRenderedPageBreak/>
-              <w:t>Tổ</w:t>
-            </w:r>
-            <w:proofErr w:type="spellEnd"/>
-            <w:r>
-              <w:rPr>
-                <w:rFonts w:ascii="Times New Roman" w:hAnsi="Times New Roman"/>
-                <w:szCs w:val="24"/>
-                <w:lang w:val="fr-FR"/>
-              </w:rPr>
-              <w:t xml:space="preserve"> </w:t>
-            </w:r>
-            <w:proofErr w:type="spellStart"/>
-            <w:r>
-              <w:rPr>
-                <w:rFonts w:ascii="Times New Roman" w:hAnsi="Times New Roman"/>
-                <w:szCs w:val="24"/>
-                <w:lang w:val="fr-FR"/>
-              </w:rPr>
-              <w:t>dân</w:t>
-            </w:r>
-            <w:proofErr w:type="spellEnd"/>
-            <w:r>
-              <w:rPr>
-                <w:rFonts w:ascii="Times New Roman" w:hAnsi="Times New Roman"/>
-                <w:szCs w:val="24"/>
-                <w:lang w:val="fr-FR"/>
-              </w:rPr>
-              <w:t xml:space="preserve"> </w:t>
-            </w:r>
-            <w:proofErr w:type="spellStart"/>
-            <w:r>
-              <w:rPr>
-                <w:rFonts w:ascii="Times New Roman" w:hAnsi="Times New Roman"/>
-                <w:szCs w:val="24"/>
-                <w:lang w:val="fr-FR"/>
-              </w:rPr>
-              <w:t>phố</w:t>
-            </w:r>
-            <w:proofErr w:type="spellEnd"/>
-            <w:r>
-              <w:rPr>
-                <w:rFonts w:ascii="Times New Roman" w:hAnsi="Times New Roman"/>
-                <w:szCs w:val="24"/>
-                <w:lang w:val="fr-FR"/>
-              </w:rPr>
-              <w:t xml:space="preserve"> </w:t>
-            </w:r>
-            <w:proofErr w:type="spellStart"/>
-            <w:r>
-              <w:rPr>
-                <w:rFonts w:ascii="Times New Roman" w:hAnsi="Times New Roman"/>
-                <w:szCs w:val="24"/>
-                <w:lang w:val="fr-FR"/>
-              </w:rPr>
-              <w:t>Thủy</w:t>
-            </w:r>
-            <w:proofErr w:type="spellEnd"/>
-            <w:r>
-              <w:rPr>
-                <w:rFonts w:ascii="Times New Roman" w:hAnsi="Times New Roman"/>
-                <w:szCs w:val="24"/>
-                <w:lang w:val="fr-FR"/>
-              </w:rPr>
-              <w:t xml:space="preserve"> </w:t>
-            </w:r>
-            <w:proofErr w:type="spellStart"/>
-            <w:r>
-              <w:rPr>
-                <w:rFonts w:ascii="Times New Roman" w:hAnsi="Times New Roman"/>
-                <w:szCs w:val="24"/>
-                <w:lang w:val="fr-FR"/>
-              </w:rPr>
-              <w:t>Sơn</w:t>
-            </w:r>
-            <w:proofErr w:type="spellEnd"/>
-            <w:r>
-              <w:rPr>
-                <w:rFonts w:ascii="Times New Roman" w:hAnsi="Times New Roman"/>
-                <w:szCs w:val="24"/>
-                <w:lang w:val="fr-FR"/>
-              </w:rPr>
-              <w:t xml:space="preserve"> 7, </w:t>
-            </w:r>
-            <w:proofErr w:type="spellStart"/>
-            <w:r>
-              <w:rPr>
-                <w:rFonts w:ascii="Times New Roman" w:hAnsi="Times New Roman"/>
-                <w:szCs w:val="24"/>
-                <w:lang w:val="fr-FR"/>
-              </w:rPr>
-              <w:t>phường</w:t>
-            </w:r>
-            <w:proofErr w:type="spellEnd"/>
-            <w:r>
-              <w:rPr>
-                <w:rFonts w:ascii="Times New Roman" w:hAnsi="Times New Roman"/>
-                <w:szCs w:val="24"/>
-                <w:lang w:val="fr-FR"/>
-              </w:rPr>
-              <w:t xml:space="preserve"> </w:t>
-            </w:r>
-            <w:proofErr w:type="spellStart"/>
-            <w:r>
-              <w:rPr>
-                <w:rFonts w:ascii="Times New Roman" w:hAnsi="Times New Roman"/>
-                <w:szCs w:val="24"/>
-                <w:lang w:val="fr-FR"/>
-              </w:rPr>
-              <w:t>Thủy</w:t>
-            </w:r>
-            <w:proofErr w:type="spellEnd"/>
-            <w:r>
-              <w:rPr>
-                <w:rFonts w:ascii="Times New Roman" w:hAnsi="Times New Roman"/>
-                <w:szCs w:val="24"/>
-                <w:lang w:val="fr-FR"/>
-              </w:rPr>
-              <w:t xml:space="preserve"> Nguyên, </w:t>
-            </w:r>
-            <w:proofErr w:type="spellStart"/>
-            <w:r>
-              <w:rPr>
-                <w:rFonts w:ascii="Times New Roman" w:hAnsi="Times New Roman"/>
-                <w:szCs w:val="24"/>
-                <w:lang w:val="fr-FR"/>
-              </w:rPr>
-              <w:t>thành</w:t>
-            </w:r>
-            <w:proofErr w:type="spellEnd"/>
-            <w:r>
-              <w:rPr>
-                <w:rFonts w:ascii="Times New Roman" w:hAnsi="Times New Roman"/>
-                <w:szCs w:val="24"/>
-                <w:lang w:val="fr-FR"/>
-              </w:rPr>
-              <w:t xml:space="preserve"> </w:t>
-            </w:r>
-            <w:proofErr w:type="spellStart"/>
-            <w:r>
-              <w:rPr>
-                <w:rFonts w:ascii="Times New Roman" w:hAnsi="Times New Roman"/>
-                <w:szCs w:val="24"/>
-                <w:lang w:val="fr-FR"/>
-              </w:rPr>
-              <w:t>phố</w:t>
-            </w:r>
-            <w:proofErr w:type="spellEnd"/>
-            <w:r>
-              <w:rPr>
-                <w:rFonts w:ascii="Times New Roman" w:hAnsi="Times New Roman"/>
-                <w:szCs w:val="24"/>
-                <w:lang w:val="fr-FR"/>
-              </w:rPr>
-              <w:t xml:space="preserve"> </w:t>
-            </w:r>
-            <w:proofErr w:type="spellStart"/>
-            <w:r>
-              <w:rPr>
-                <w:rFonts w:ascii="Times New Roman" w:hAnsi="Times New Roman"/>
-                <w:szCs w:val="24"/>
-                <w:lang w:val="fr-FR"/>
-              </w:rPr>
-              <w:t>Hải</w:t>
-            </w:r>
-            <w:proofErr w:type="spellEnd"/>
-            <w:r>
-              <w:rPr>
-                <w:rFonts w:ascii="Times New Roman" w:hAnsi="Times New Roman"/>
-                <w:szCs w:val="24"/>
-                <w:lang w:val="fr-FR"/>
-              </w:rPr>
-              <w:t xml:space="preserve"> </w:t>
-            </w:r>
-            <w:proofErr w:type="spellStart"/>
-            <w:r>
-              <w:rPr>
-                <w:rFonts w:ascii="Times New Roman" w:hAnsi="Times New Roman"/>
-                <w:szCs w:val="24"/>
-                <w:lang w:val="fr-FR"/>
-              </w:rPr>
-              <w:t>Phòng</w:t>
-            </w:r>
-            <w:proofErr w:type="spellEnd"/>
-          </w:p>
-          <w:p>
-            <w:pPr>
-              <w:ind w:left="0" w:firstLine="0"/>
-              <w:rPr>
-                <w:rFonts w:ascii="Times New Roman" w:hAnsi="Times New Roman"/>
-                <w:szCs w:val="24"/>
-                <w:lang w:val="fr-FR"/>
-              </w:rPr>
-            </w:pPr>
-            <w:r>
-              <w:rPr>
-                <w:rFonts w:ascii="Times New Roman" w:hAnsi="Times New Roman"/>
-                <w:szCs w:val="24"/>
-                <w:lang w:val="fr-FR"/>
-              </w:rPr>
-              <w:t xml:space="preserve">+ </w:t>
-            </w:r>
-            <w:proofErr w:type="spellStart"/>
-            <w:r>
-              <w:rPr>
-                <w:rFonts w:ascii="Times New Roman" w:hAnsi="Times New Roman"/>
-                <w:szCs w:val="24"/>
-                <w:lang w:val="fr-FR"/>
-              </w:rPr>
-              <w:t>Các</w:t>
-            </w:r>
-            <w:proofErr w:type="spellEnd"/>
-            <w:r>
-              <w:rPr>
-                <w:rFonts w:ascii="Times New Roman" w:hAnsi="Times New Roman"/>
-                <w:szCs w:val="24"/>
-                <w:lang w:val="fr-FR"/>
-              </w:rPr>
-              <w:t xml:space="preserve"> </w:t>
-            </w:r>
-            <w:proofErr w:type="spellStart"/>
-            <w:r>
-              <w:rPr>
-                <w:rFonts w:ascii="Times New Roman" w:hAnsi="Times New Roman"/>
-                <w:szCs w:val="24"/>
-                <w:lang w:val="fr-FR"/>
-              </w:rPr>
-              <w:t>địa</w:t>
-            </w:r>
-            <w:proofErr w:type="spellEnd"/>
-            <w:r>
-              <w:rPr>
-                <w:rFonts w:ascii="Times New Roman" w:hAnsi="Times New Roman"/>
-                <w:szCs w:val="24"/>
-                <w:lang w:val="fr-FR"/>
-              </w:rPr>
-              <w:t xml:space="preserve"> </w:t>
-            </w:r>
-            <w:proofErr w:type="spellStart"/>
-            <w:r>
-              <w:rPr>
-                <w:rFonts w:ascii="Times New Roman" w:hAnsi="Times New Roman"/>
-                <w:szCs w:val="24"/>
-                <w:lang w:val="fr-FR"/>
-              </w:rPr>
-              <w:t>điểm</w:t>
-            </w:r>
-            <w:proofErr w:type="spellEnd"/>
-            <w:r>
-              <w:rPr>
-                <w:rFonts w:ascii="Times New Roman" w:hAnsi="Times New Roman"/>
-                <w:szCs w:val="24"/>
-                <w:lang w:val="fr-FR"/>
-              </w:rPr>
-              <w:t xml:space="preserve"> </w:t>
-            </w:r>
-            <w:proofErr w:type="spellStart"/>
-            <w:r>
-              <w:rPr>
-                <w:rFonts w:ascii="Times New Roman" w:hAnsi="Times New Roman"/>
-                <w:szCs w:val="24"/>
-                <w:lang w:val="fr-FR"/>
-              </w:rPr>
-              <w:t>khác</w:t>
-            </w:r>
-            <w:proofErr w:type="spellEnd"/>
-            <w:r>
-              <w:rPr>
-                <w:rFonts w:ascii="Times New Roman" w:hAnsi="Times New Roman"/>
-                <w:szCs w:val="24"/>
-                <w:lang w:val="fr-FR"/>
-              </w:rPr>
-              <w:t xml:space="preserve"> </w:t>
-            </w:r>
-            <w:proofErr w:type="spellStart"/>
-            <w:r>
-              <w:rPr>
-                <w:rFonts w:ascii="Times New Roman" w:hAnsi="Times New Roman"/>
-                <w:szCs w:val="24"/>
-                <w:lang w:val="fr-FR"/>
-              </w:rPr>
-              <w:t>theo</w:t>
-            </w:r>
-            <w:proofErr w:type="spellEnd"/>
-            <w:r>
-              <w:rPr>
-                <w:rFonts w:ascii="Times New Roman" w:hAnsi="Times New Roman"/>
-                <w:szCs w:val="24"/>
-                <w:lang w:val="fr-FR"/>
-              </w:rPr>
-              <w:t xml:space="preserve"> </w:t>
-            </w:r>
-            <w:proofErr w:type="spellStart"/>
-            <w:r>
-              <w:rPr>
-                <w:rFonts w:ascii="Times New Roman" w:hAnsi="Times New Roman"/>
-                <w:szCs w:val="24"/>
-                <w:lang w:val="fr-FR"/>
-              </w:rPr>
-              <w:t>sự</w:t>
-            </w:r>
-            <w:proofErr w:type="spellEnd"/>
-            <w:r>
-              <w:rPr>
-                <w:rFonts w:ascii="Times New Roman" w:hAnsi="Times New Roman"/>
-                <w:szCs w:val="24"/>
-                <w:lang w:val="fr-FR"/>
-              </w:rPr>
-              <w:t xml:space="preserve"> </w:t>
-            </w:r>
-            <w:proofErr w:type="spellStart"/>
-            <w:r>
-              <w:rPr>
-                <w:rFonts w:ascii="Times New Roman" w:hAnsi="Times New Roman"/>
-                <w:szCs w:val="24"/>
-                <w:lang w:val="fr-FR"/>
-              </w:rPr>
-              <w:t>phân</w:t>
-            </w:r>
-            <w:proofErr w:type="spellEnd"/>
-            <w:r>
-              <w:rPr>
-                <w:rFonts w:ascii="Times New Roman" w:hAnsi="Times New Roman"/>
-                <w:szCs w:val="24"/>
-                <w:lang w:val="fr-FR"/>
-              </w:rPr>
-              <w:t xml:space="preserve"> </w:t>
-            </w:r>
-            <w:proofErr w:type="spellStart"/>
-            <w:r>
-              <w:rPr>
-                <w:rFonts w:ascii="Times New Roman" w:hAnsi="Times New Roman"/>
-                <w:szCs w:val="24"/>
-                <w:lang w:val="fr-FR"/>
-              </w:rPr>
-              <w:t>công</w:t>
-            </w:r>
-            <w:proofErr w:type="spellEnd"/>
-            <w:r>
-              <w:rPr>
-                <w:rFonts w:ascii="Times New Roman" w:hAnsi="Times New Roman"/>
-                <w:szCs w:val="24"/>
-                <w:lang w:val="fr-FR"/>
-              </w:rPr>
-              <w:t xml:space="preserve"> </w:t>
-            </w:r>
-            <w:proofErr w:type="spellStart"/>
-            <w:r>
-              <w:rPr>
-                <w:rFonts w:ascii="Times New Roman" w:hAnsi="Times New Roman"/>
-                <w:szCs w:val="24"/>
-                <w:lang w:val="fr-FR"/>
-              </w:rPr>
-              <w:t>của</w:t>
-            </w:r>
-            <w:proofErr w:type="spellEnd"/>
-            <w:r>
-              <w:rPr>
-                <w:rFonts w:ascii="Times New Roman" w:hAnsi="Times New Roman"/>
-                <w:szCs w:val="24"/>
-                <w:lang w:val="fr-FR"/>
-              </w:rPr>
-              <w:t xml:space="preserve"> </w:t>
-            </w:r>
-            <w:proofErr w:type="spellStart"/>
-            <w:r>
-              <w:rPr>
-                <w:rFonts w:ascii="Times New Roman" w:hAnsi="Times New Roman"/>
-                <w:szCs w:val="24"/>
-                <w:lang w:val="fr-FR"/>
-              </w:rPr>
-              <w:t>Công</w:t>
-            </w:r>
-            <w:proofErr w:type="spellEnd"/>
-            <w:r>
-              <w:rPr>
-                <w:rFonts w:ascii="Times New Roman" w:hAnsi="Times New Roman"/>
-                <w:szCs w:val="24"/>
-                <w:lang w:val="fr-FR"/>
-              </w:rPr>
-              <w:t xml:space="preserve"> </w:t>
-            </w:r>
-            <w:proofErr w:type="spellStart"/>
-            <w:r>
-              <w:rPr>
-                <w:rFonts w:ascii="Times New Roman" w:hAnsi="Times New Roman"/>
-                <w:szCs w:val="24"/>
-                <w:lang w:val="fr-FR"/>
-              </w:rPr>
-              <w:t>ty</w:t>
-            </w:r>
-            <w:proofErr w:type="spellEnd"/>
-            <w:r>
-              <w:rPr>
-                <w:rFonts w:ascii="Times New Roman" w:hAnsi="Times New Roman"/>
-                <w:szCs w:val="24"/>
-                <w:lang w:val="fr-FR"/>
-              </w:rPr>
-              <w:t xml:space="preserve"> </w:t>
-            </w:r>
-            <w:proofErr w:type="spellStart"/>
-            <w:r>
-              <w:rPr>
-                <w:rFonts w:ascii="Times New Roman" w:hAnsi="Times New Roman"/>
-                <w:szCs w:val="24"/>
-                <w:lang w:val="fr-FR"/>
-              </w:rPr>
-              <w:t>theo</w:t>
-            </w:r>
-            <w:proofErr w:type="spellEnd"/>
-            <w:r>
-              <w:rPr>
-                <w:rFonts w:ascii="Times New Roman" w:hAnsi="Times New Roman"/>
-                <w:szCs w:val="24"/>
-                <w:lang w:val="fr-FR"/>
-              </w:rPr>
-              <w:t xml:space="preserve"> </w:t>
-            </w:r>
-            <w:proofErr w:type="spellStart"/>
-            <w:r>
-              <w:rPr>
-                <w:rFonts w:ascii="Times New Roman" w:hAnsi="Times New Roman"/>
-                <w:szCs w:val="24"/>
-                <w:lang w:val="fr-FR"/>
-              </w:rPr>
-              <w:t>yêu</w:t>
-            </w:r>
-            <w:proofErr w:type="spellEnd"/>
-            <w:r>
-              <w:rPr>
-                <w:rFonts w:ascii="Times New Roman" w:hAnsi="Times New Roman"/>
-                <w:szCs w:val="24"/>
-                <w:lang w:val="fr-FR"/>
-              </w:rPr>
-              <w:t xml:space="preserve"> </w:t>
-            </w:r>
-            <w:proofErr w:type="spellStart"/>
-            <w:r>
-              <w:rPr>
-                <w:rFonts w:ascii="Times New Roman" w:hAnsi="Times New Roman"/>
-                <w:szCs w:val="24"/>
-                <w:lang w:val="fr-FR"/>
-              </w:rPr>
-              <w:t>cầu</w:t>
-            </w:r>
-            <w:proofErr w:type="spellEnd"/>
-            <w:r>
-              <w:rPr>
-                <w:rFonts w:ascii="Times New Roman" w:hAnsi="Times New Roman"/>
-                <w:szCs w:val="24"/>
-                <w:lang w:val="fr-FR"/>
-              </w:rPr>
-              <w:t xml:space="preserve"> </w:t>
-            </w:r>
-            <w:proofErr w:type="spellStart"/>
-            <w:r>
-              <w:rPr>
-                <w:rFonts w:ascii="Times New Roman" w:hAnsi="Times New Roman"/>
-                <w:szCs w:val="24"/>
-                <w:lang w:val="fr-FR"/>
-              </w:rPr>
-              <w:t>công</w:t>
-            </w:r>
-            <w:proofErr w:type="spellEnd"/>
-            <w:r>
-              <w:rPr>
-                <w:rFonts w:ascii="Times New Roman" w:hAnsi="Times New Roman"/>
-                <w:szCs w:val="24"/>
-                <w:lang w:val="fr-FR"/>
-              </w:rPr>
-              <w:t xml:space="preserve"> </w:t>
-            </w:r>
-            <w:proofErr w:type="spellStart"/>
-            <w:r>
-              <w:rPr>
-                <w:rFonts w:ascii="Times New Roman" w:hAnsi="Times New Roman"/>
-                <w:szCs w:val="24"/>
-                <w:lang w:val="fr-FR"/>
-              </w:rPr>
-              <w:t>việc</w:t>
-            </w:r>
-            <w:proofErr w:type="spellEnd"/>
+              <w:t>+ Các địa điểm khác theo sự phân công của Công ty theo yêu cầu công việc</w:t>
+            </w:r>
           </w:p>
         </w:tc>
       </w:tr>
@@ -4404,25 +3019,7 @@
                 <w:szCs w:val="24"/>
                 <w:lang w:val="fr-FR"/>
               </w:rPr>
-              <w:t>{{</w:t>
-            </w:r>
-            <w:proofErr w:type="spellStart"/>
-            <w:r>
-              <w:rPr>
-                <w:color w:val="000000"/>
-                <w:szCs w:val="24"/>
-                <w:lang w:val="fr-FR"/>
-              </w:rPr>
-              <w:t>chucdanh</w:t>
-            </w:r>
-            <w:proofErr w:type="spellEnd"/>
-            <w:r>
-              <w:rPr>
-                <w:color w:val="000000"/>
-                <w:szCs w:val="24"/>
-                <w:lang w:val="fr-FR"/>
-              </w:rPr>
-              <w:t>}}</w:t>
+              <w:t>{{chucdanh}}</w:t>
             </w:r>
           </w:p>
           <w:p>
@@ -4543,7 +3140,6 @@
               </w:rPr>
               <w:t>{{</w:t>
             </w:r>
-            <w:proofErr w:type="spellStart"/>
             <w:r>
               <w:rPr>
                 <w:b/>
@@ -4553,7 +3149,6 @@
               </w:rPr>
               <w:t>bophan</w:t>
             </w:r>
-            <w:proofErr w:type="spellEnd"/>
             <w:r>
               <w:rPr>
                 <w:b/>
@@ -4756,7 +3351,6 @@
                 <w:lang w:val="fr-FR"/>
               </w:rPr>
             </w:pPr>
-            <w:proofErr w:type="spellStart"/>
             <w:r>
               <w:rPr>
                 <w:rFonts w:ascii="Times New Roman" w:hAnsi="Times New Roman"/>
@@ -4764,407 +3358,7 @@
                 <w:szCs w:val="24"/>
                 <w:lang w:val="fr-FR"/>
               </w:rPr>
-              <w:t>Thực</w:t>
-            </w:r>
-            <w:proofErr w:type="spellEnd"/>
-            <w:r>
-              <w:rPr>
-                <w:rFonts w:ascii="Times New Roman" w:hAnsi="Times New Roman"/>
-                <w:color w:val="000000"/>
-                <w:szCs w:val="24"/>
-                <w:lang w:val="fr-FR"/>
-              </w:rPr>
-              <w:t xml:space="preserve"> </w:t>
-            </w:r>
-            <w:proofErr w:type="spellStart"/>
-            <w:r>
-              <w:rPr>
-                <w:rFonts w:ascii="Times New Roman" w:hAnsi="Times New Roman"/>
-                <w:color w:val="000000"/>
-                <w:szCs w:val="24"/>
-                <w:lang w:val="fr-FR"/>
-              </w:rPr>
-              <w:t>hiện</w:t>
-            </w:r>
-            <w:proofErr w:type="spellEnd"/>
-            <w:r>
-              <w:rPr>
-                <w:rFonts w:ascii="Times New Roman" w:hAnsi="Times New Roman"/>
-                <w:color w:val="000000"/>
-                <w:szCs w:val="24"/>
-                <w:lang w:val="fr-FR"/>
-              </w:rPr>
-              <w:t xml:space="preserve"> </w:t>
-            </w:r>
-            <w:proofErr w:type="spellStart"/>
-            <w:r>
-              <w:rPr>
-                <w:rFonts w:ascii="Times New Roman" w:hAnsi="Times New Roman"/>
-                <w:color w:val="000000"/>
-                <w:szCs w:val="24"/>
-                <w:lang w:val="fr-FR"/>
-              </w:rPr>
-              <w:t>theo</w:t>
-            </w:r>
-            <w:proofErr w:type="spellEnd"/>
-            <w:r>
-              <w:rPr>
-                <w:rFonts w:ascii="Times New Roman" w:hAnsi="Times New Roman"/>
-                <w:color w:val="000000"/>
-                <w:szCs w:val="24"/>
-                <w:lang w:val="fr-FR"/>
-              </w:rPr>
-              <w:t xml:space="preserve"> </w:t>
-            </w:r>
-            <w:proofErr w:type="spellStart"/>
-            <w:r>
-              <w:rPr>
-                <w:rFonts w:ascii="Times New Roman" w:hAnsi="Times New Roman"/>
-                <w:color w:val="000000"/>
-                <w:szCs w:val="24"/>
-                <w:lang w:val="fr-FR"/>
-              </w:rPr>
-              <w:t>bảng</w:t>
-            </w:r>
-            <w:proofErr w:type="spellEnd"/>
-            <w:r>
-              <w:rPr>
-                <w:rFonts w:ascii="Times New Roman" w:hAnsi="Times New Roman"/>
-                <w:color w:val="000000"/>
-                <w:szCs w:val="24"/>
-                <w:lang w:val="fr-FR"/>
-              </w:rPr>
-              <w:t xml:space="preserve"> </w:t>
-            </w:r>
-            <w:proofErr w:type="spellStart"/>
-            <w:r>
-              <w:rPr>
-                <w:rFonts w:ascii="Times New Roman" w:hAnsi="Times New Roman"/>
-                <w:color w:val="000000"/>
-                <w:szCs w:val="24"/>
-                <w:lang w:val="fr-FR"/>
-              </w:rPr>
-              <w:t>mô</w:t>
-            </w:r>
-            <w:proofErr w:type="spellEnd"/>
-            <w:r>
-              <w:rPr>
-                <w:rFonts w:ascii="Times New Roman" w:hAnsi="Times New Roman"/>
-                <w:color w:val="000000"/>
-                <w:szCs w:val="24"/>
-                <w:lang w:val="fr-FR"/>
-              </w:rPr>
-              <w:t xml:space="preserve"> </w:t>
-            </w:r>
-            <w:proofErr w:type="spellStart"/>
-            <w:r>
-              <w:rPr>
-                <w:rFonts w:ascii="Times New Roman" w:hAnsi="Times New Roman"/>
-                <w:color w:val="000000"/>
-                <w:szCs w:val="24"/>
-                <w:lang w:val="fr-FR"/>
-              </w:rPr>
-              <w:t>tả</w:t>
-            </w:r>
-            <w:proofErr w:type="spellEnd"/>
-            <w:r>
-              <w:rPr>
-                <w:rFonts w:ascii="Times New Roman" w:hAnsi="Times New Roman"/>
-                <w:color w:val="000000"/>
-                <w:szCs w:val="24"/>
-                <w:lang w:val="fr-FR"/>
-              </w:rPr>
-              <w:t xml:space="preserve"> </w:t>
-            </w:r>
-            <w:proofErr w:type="spellStart"/>
-            <w:r>
-              <w:rPr>
-                <w:rFonts w:ascii="Times New Roman" w:hAnsi="Times New Roman"/>
-                <w:color w:val="000000"/>
-                <w:szCs w:val="24"/>
-                <w:lang w:val="fr-FR"/>
-              </w:rPr>
-              <w:t>công</w:t>
-            </w:r>
-            <w:proofErr w:type="spellEnd"/>
-            <w:r>
-              <w:rPr>
-                <w:rFonts w:ascii="Times New Roman" w:hAnsi="Times New Roman"/>
-                <w:color w:val="000000"/>
-                <w:szCs w:val="24"/>
-                <w:lang w:val="fr-FR"/>
-              </w:rPr>
-              <w:t xml:space="preserve"> </w:t>
-            </w:r>
-            <w:proofErr w:type="spellStart"/>
-            <w:r>
-              <w:rPr>
-                <w:rFonts w:ascii="Times New Roman" w:hAnsi="Times New Roman"/>
-                <w:color w:val="000000"/>
-                <w:szCs w:val="24"/>
-                <w:lang w:val="fr-FR"/>
-              </w:rPr>
-              <w:t>việc</w:t>
-            </w:r>
-            <w:proofErr w:type="spellEnd"/>
-            <w:r>
-              <w:rPr>
-                <w:rFonts w:ascii="Times New Roman" w:hAnsi="Times New Roman"/>
-                <w:color w:val="000000"/>
-                <w:szCs w:val="24"/>
-                <w:lang w:val="fr-FR"/>
-              </w:rPr>
-              <w:t xml:space="preserve"> </w:t>
-            </w:r>
-            <w:proofErr w:type="spellStart"/>
-            <w:r>
-              <w:rPr>
-                <w:rFonts w:ascii="Times New Roman" w:hAnsi="Times New Roman"/>
-                <w:color w:val="000000"/>
-                <w:szCs w:val="24"/>
-                <w:lang w:val="fr-FR"/>
-              </w:rPr>
-              <w:t>và</w:t>
-            </w:r>
-            <w:proofErr w:type="spellEnd"/>
-            <w:r>
-              <w:rPr>
-                <w:rFonts w:ascii="Times New Roman" w:hAnsi="Times New Roman"/>
-                <w:color w:val="000000"/>
-                <w:szCs w:val="24"/>
-                <w:lang w:val="fr-FR"/>
-              </w:rPr>
-              <w:t xml:space="preserve"> </w:t>
-            </w:r>
-            <w:proofErr w:type="spellStart"/>
-            <w:r>
-              <w:rPr>
-                <w:rFonts w:ascii="Times New Roman" w:hAnsi="Times New Roman"/>
-                <w:color w:val="000000"/>
-                <w:szCs w:val="24"/>
-                <w:lang w:val="fr-FR"/>
-              </w:rPr>
-              <w:t>các</w:t>
-            </w:r>
-            <w:proofErr w:type="spellEnd"/>
-            <w:r>
-              <w:rPr>
-                <w:rFonts w:ascii="Times New Roman" w:hAnsi="Times New Roman"/>
-                <w:color w:val="000000"/>
-                <w:szCs w:val="24"/>
-                <w:lang w:val="fr-FR"/>
-              </w:rPr>
-              <w:t xml:space="preserve"> </w:t>
-            </w:r>
-            <w:proofErr w:type="spellStart"/>
-            <w:r>
-              <w:rPr>
-                <w:rFonts w:ascii="Times New Roman" w:hAnsi="Times New Roman"/>
-                <w:color w:val="000000"/>
-                <w:szCs w:val="24"/>
-                <w:lang w:val="fr-FR"/>
-              </w:rPr>
-              <w:t>công</w:t>
-            </w:r>
-            <w:proofErr w:type="spellEnd"/>
-            <w:r>
-              <w:rPr>
-                <w:rFonts w:ascii="Times New Roman" w:hAnsi="Times New Roman"/>
-                <w:color w:val="000000"/>
-                <w:szCs w:val="24"/>
-                <w:lang w:val="fr-FR"/>
-              </w:rPr>
-              <w:t xml:space="preserve"> </w:t>
-            </w:r>
-            <w:proofErr w:type="spellStart"/>
-            <w:r>
-              <w:rPr>
-                <w:rFonts w:ascii="Times New Roman" w:hAnsi="Times New Roman"/>
-                <w:color w:val="000000"/>
-                <w:szCs w:val="24"/>
-                <w:lang w:val="fr-FR"/>
-              </w:rPr>
-              <w:t>việc</w:t>
-            </w:r>
-            <w:proofErr w:type="spellEnd"/>
-            <w:r>
-              <w:rPr>
-                <w:rFonts w:ascii="Times New Roman" w:hAnsi="Times New Roman"/>
-                <w:color w:val="000000"/>
-                <w:szCs w:val="24"/>
-                <w:lang w:val="fr-FR"/>
-              </w:rPr>
-              <w:t xml:space="preserve"> </w:t>
-            </w:r>
-            <w:proofErr w:type="spellStart"/>
-            <w:r>
-              <w:rPr>
-                <w:rFonts w:ascii="Times New Roman" w:hAnsi="Times New Roman"/>
-                <w:color w:val="000000"/>
-                <w:szCs w:val="24"/>
-                <w:lang w:val="fr-FR"/>
-              </w:rPr>
-              <w:t>liên</w:t>
-            </w:r>
-            <w:proofErr w:type="spellEnd"/>
-            <w:r>
-              <w:rPr>
-                <w:rFonts w:ascii="Times New Roman" w:hAnsi="Times New Roman"/>
-                <w:color w:val="000000"/>
-                <w:szCs w:val="24"/>
-                <w:lang w:val="fr-FR"/>
-              </w:rPr>
-              <w:t xml:space="preserve"> </w:t>
-            </w:r>
-            <w:proofErr w:type="spellStart"/>
-            <w:r>
-              <w:rPr>
-                <w:rFonts w:ascii="Times New Roman" w:hAnsi="Times New Roman"/>
-                <w:color w:val="000000"/>
-                <w:szCs w:val="24"/>
-                <w:lang w:val="fr-FR"/>
-              </w:rPr>
-              <w:t>quan</w:t>
-            </w:r>
-            <w:proofErr w:type="spellEnd"/>
-            <w:r>
-              <w:rPr>
-                <w:rFonts w:ascii="Times New Roman" w:hAnsi="Times New Roman"/>
-                <w:color w:val="000000"/>
-                <w:szCs w:val="24"/>
-                <w:lang w:val="fr-FR"/>
-              </w:rPr>
-              <w:t xml:space="preserve"> </w:t>
-            </w:r>
-            <w:proofErr w:type="spellStart"/>
-            <w:r>
-              <w:rPr>
-                <w:rFonts w:ascii="Times New Roman" w:hAnsi="Times New Roman"/>
-                <w:color w:val="000000"/>
-                <w:szCs w:val="24"/>
-                <w:lang w:val="fr-FR"/>
-              </w:rPr>
-              <w:t>khác</w:t>
-            </w:r>
-            <w:proofErr w:type="spellEnd"/>
-            <w:r>
-              <w:rPr>
-                <w:rFonts w:ascii="Times New Roman" w:hAnsi="Times New Roman"/>
-                <w:color w:val="000000"/>
-                <w:szCs w:val="24"/>
-                <w:lang w:val="fr-FR"/>
-              </w:rPr>
-              <w:t xml:space="preserve"> </w:t>
-            </w:r>
-            <w:proofErr w:type="spellStart"/>
-            <w:r>
-              <w:rPr>
-                <w:rFonts w:ascii="Times New Roman" w:hAnsi="Times New Roman"/>
-                <w:color w:val="000000"/>
-                <w:szCs w:val="24"/>
-                <w:lang w:val="fr-FR"/>
-              </w:rPr>
-              <w:t>dưới</w:t>
-            </w:r>
-            <w:proofErr w:type="spellEnd"/>
-            <w:r>
-              <w:rPr>
-                <w:rFonts w:ascii="Times New Roman" w:hAnsi="Times New Roman"/>
-                <w:color w:val="000000"/>
-                <w:szCs w:val="24"/>
-                <w:lang w:val="fr-FR"/>
-              </w:rPr>
-              <w:t xml:space="preserve"> </w:t>
-            </w:r>
-            <w:proofErr w:type="spellStart"/>
-            <w:r>
-              <w:rPr>
-                <w:rFonts w:ascii="Times New Roman" w:hAnsi="Times New Roman"/>
-                <w:color w:val="000000"/>
-                <w:szCs w:val="24"/>
-                <w:lang w:val="fr-FR"/>
-              </w:rPr>
-              <w:t>sự</w:t>
-            </w:r>
-            <w:proofErr w:type="spellEnd"/>
-            <w:r>
-              <w:rPr>
-                <w:rFonts w:ascii="Times New Roman" w:hAnsi="Times New Roman"/>
-                <w:color w:val="000000"/>
-                <w:szCs w:val="24"/>
-                <w:lang w:val="fr-FR"/>
-              </w:rPr>
-              <w:t xml:space="preserve"> </w:t>
-            </w:r>
-            <w:proofErr w:type="spellStart"/>
-            <w:r>
-              <w:rPr>
-                <w:rFonts w:ascii="Times New Roman" w:hAnsi="Times New Roman"/>
-                <w:color w:val="000000"/>
-                <w:szCs w:val="24"/>
-                <w:lang w:val="fr-FR"/>
-              </w:rPr>
-              <w:t>phân</w:t>
-            </w:r>
-            <w:proofErr w:type="spellEnd"/>
-            <w:r>
-              <w:rPr>
-                <w:rFonts w:ascii="Times New Roman" w:hAnsi="Times New Roman"/>
-                <w:color w:val="000000"/>
-                <w:szCs w:val="24"/>
-                <w:lang w:val="fr-FR"/>
-              </w:rPr>
-              <w:t xml:space="preserve"> </w:t>
-            </w:r>
-            <w:proofErr w:type="spellStart"/>
-            <w:r>
-              <w:rPr>
-                <w:rFonts w:ascii="Times New Roman" w:hAnsi="Times New Roman"/>
-                <w:color w:val="000000"/>
-                <w:szCs w:val="24"/>
-                <w:lang w:val="fr-FR"/>
-              </w:rPr>
-              <w:t>công</w:t>
-            </w:r>
-            <w:proofErr w:type="spellEnd"/>
-            <w:r>
-              <w:rPr>
-                <w:rFonts w:ascii="Times New Roman" w:hAnsi="Times New Roman"/>
-                <w:color w:val="000000"/>
-                <w:szCs w:val="24"/>
-                <w:lang w:val="fr-FR"/>
-              </w:rPr>
-              <w:t xml:space="preserve"> </w:t>
-            </w:r>
-            <w:proofErr w:type="spellStart"/>
-            <w:r>
-              <w:rPr>
-                <w:rFonts w:ascii="Times New Roman" w:hAnsi="Times New Roman"/>
-                <w:color w:val="000000"/>
-                <w:szCs w:val="24"/>
-                <w:lang w:val="fr-FR"/>
-              </w:rPr>
-              <w:t>của</w:t>
-            </w:r>
-            <w:proofErr w:type="spellEnd"/>
-            <w:r>
-              <w:rPr>
-                <w:rFonts w:ascii="Times New Roman" w:hAnsi="Times New Roman"/>
-                <w:color w:val="000000"/>
-                <w:szCs w:val="24"/>
-                <w:lang w:val="fr-FR"/>
-              </w:rPr>
-              <w:t xml:space="preserve"> </w:t>
-            </w:r>
-            <w:proofErr w:type="spellStart"/>
-            <w:r>
-              <w:rPr>
-                <w:rFonts w:ascii="Times New Roman" w:hAnsi="Times New Roman"/>
-                <w:color w:val="000000"/>
-                <w:szCs w:val="24"/>
-                <w:lang w:val="fr-FR"/>
-              </w:rPr>
-              <w:t>ng</w:t>
+              <w:t>Thực hiện theo bảng mô tả công việc và các công việc liên quan khác dưới sự phân công của ng</w:t>
             </w:r>
             <w:r>
               <w:rPr>
@@ -5182,97 +3376,7 @@
                 <w:szCs w:val="24"/>
                 <w:lang w:val="fr-FR"/>
               </w:rPr>
-              <w:t>ời</w:t>
-            </w:r>
-            <w:proofErr w:type="spellEnd"/>
-            <w:r>
-              <w:rPr>
-                <w:rFonts w:ascii="Times New Roman" w:hAnsi="Times New Roman"/>
-                <w:color w:val="000000"/>
-                <w:szCs w:val="24"/>
-                <w:lang w:val="fr-FR"/>
-              </w:rPr>
-              <w:t xml:space="preserve"> </w:t>
-            </w:r>
-            <w:proofErr w:type="spellStart"/>
-            <w:r>
-              <w:rPr>
-                <w:rFonts w:ascii="Times New Roman" w:hAnsi="Times New Roman"/>
-                <w:color w:val="000000"/>
-                <w:szCs w:val="24"/>
-                <w:lang w:val="fr-FR"/>
-              </w:rPr>
-              <w:t>quản</w:t>
-            </w:r>
-            <w:proofErr w:type="spellEnd"/>
-            <w:r>
-              <w:rPr>
-                <w:rFonts w:ascii="Times New Roman" w:hAnsi="Times New Roman"/>
-                <w:color w:val="000000"/>
-                <w:szCs w:val="24"/>
-                <w:lang w:val="fr-FR"/>
-              </w:rPr>
-              <w:t xml:space="preserve"> </w:t>
-            </w:r>
-            <w:proofErr w:type="spellStart"/>
-            <w:r>
-              <w:rPr>
-                <w:rFonts w:ascii="Times New Roman" w:hAnsi="Times New Roman"/>
-                <w:color w:val="000000"/>
-                <w:szCs w:val="24"/>
-                <w:lang w:val="fr-FR"/>
-              </w:rPr>
-              <w:t>lý</w:t>
-            </w:r>
-            <w:proofErr w:type="spellEnd"/>
-            <w:r>
-              <w:rPr>
-                <w:rFonts w:ascii="Times New Roman" w:hAnsi="Times New Roman"/>
-                <w:color w:val="000000"/>
-                <w:szCs w:val="24"/>
-                <w:lang w:val="fr-FR"/>
-              </w:rPr>
-              <w:t xml:space="preserve"> </w:t>
-            </w:r>
-            <w:proofErr w:type="spellStart"/>
-            <w:r>
-              <w:rPr>
-                <w:rFonts w:ascii="Times New Roman" w:hAnsi="Times New Roman"/>
-                <w:color w:val="000000"/>
-                <w:szCs w:val="24"/>
-                <w:lang w:val="fr-FR"/>
-              </w:rPr>
-              <w:t>trực</w:t>
-            </w:r>
-            <w:proofErr w:type="spellEnd"/>
-            <w:r>
-              <w:rPr>
-                <w:rFonts w:ascii="Times New Roman" w:hAnsi="Times New Roman"/>
-                <w:color w:val="000000"/>
-                <w:szCs w:val="24"/>
-                <w:lang w:val="fr-FR"/>
-              </w:rPr>
-              <w:t xml:space="preserve"> </w:t>
-            </w:r>
-            <w:proofErr w:type="spellStart"/>
-            <w:r>
-              <w:rPr>
-                <w:rFonts w:ascii="Times New Roman" w:hAnsi="Times New Roman"/>
-                <w:color w:val="000000"/>
-                <w:szCs w:val="24"/>
-                <w:lang w:val="fr-FR"/>
-              </w:rPr>
-              <w:t>tiếp</w:t>
-            </w:r>
-            <w:proofErr w:type="spellEnd"/>
-            <w:r>
-              <w:rPr>
-                <w:rFonts w:ascii="Times New Roman" w:hAnsi="Times New Roman"/>
-                <w:color w:val="000000"/>
-                <w:szCs w:val="24"/>
-                <w:lang w:val="fr-FR"/>
-              </w:rPr>
-              <w:t>.</w:t>
+              <w:t>ời quản lý trực tiếp.</w:t>
             </w:r>
           </w:p>
         </w:tc>
@@ -5298,21 +3402,8 @@
           <w:u w:val="single"/>
           <w:lang w:val="fr-FR"/>
         </w:rPr>
-        <w:t xml:space="preserve">ĐIỀU </w:t>
-      </w:r>
-      <w:proofErr w:type="gramStart"/>
-      <w:r>
-        <w:rPr>
-          <w:rFonts w:ascii="Times New Roman" w:hAnsi="Times New Roman"/>
-          <w:b/>
-          <w:bCs/>
-          <w:szCs w:val="24"/>
-          <w:u w:val="single"/>
-          <w:lang w:val="fr-FR"/>
-        </w:rPr>
-        <w:t>2:</w:t>
-      </w:r>
-      <w:proofErr w:type="gramEnd"/>
+        <w:t>ĐIỀU 2:</w:t>
+      </w:r>
       <w:r>
         <w:rPr>
           <w:rFonts w:ascii="Times New Roman" w:hAnsi="Times New Roman"/>
@@ -5352,575 +3443,7 @@
           <w:szCs w:val="24"/>
           <w:lang w:val="fr-FR"/>
         </w:rPr>
-        <w:t xml:space="preserve">- </w:t>
-      </w:r>
-      <w:proofErr w:type="spellStart"/>
-      <w:r>
-        <w:rPr>
-          <w:rFonts w:ascii="Times New Roman" w:hAnsi="Times New Roman"/>
-          <w:szCs w:val="24"/>
-          <w:lang w:val="fr-FR"/>
-        </w:rPr>
-        <w:t>Thời</w:t>
-      </w:r>
-      <w:proofErr w:type="spellEnd"/>
-      <w:r>
-        <w:rPr>
-          <w:rFonts w:ascii="Times New Roman" w:hAnsi="Times New Roman"/>
-          <w:szCs w:val="24"/>
-          <w:lang w:val="fr-FR"/>
-        </w:rPr>
-        <w:t xml:space="preserve"> </w:t>
-      </w:r>
-      <w:proofErr w:type="spellStart"/>
-      <w:r>
-        <w:rPr>
-          <w:rFonts w:ascii="Times New Roman" w:hAnsi="Times New Roman"/>
-          <w:szCs w:val="24"/>
-          <w:lang w:val="fr-FR"/>
-        </w:rPr>
-        <w:t>gian</w:t>
-      </w:r>
-      <w:proofErr w:type="spellEnd"/>
-      <w:r>
-        <w:rPr>
-          <w:rFonts w:ascii="Times New Roman" w:hAnsi="Times New Roman"/>
-          <w:szCs w:val="24"/>
-          <w:lang w:val="fr-FR"/>
-        </w:rPr>
-        <w:t xml:space="preserve"> </w:t>
-      </w:r>
-      <w:proofErr w:type="spellStart"/>
-      <w:r>
-        <w:rPr>
-          <w:rFonts w:ascii="Times New Roman" w:hAnsi="Times New Roman"/>
-          <w:szCs w:val="24"/>
-          <w:lang w:val="fr-FR"/>
-        </w:rPr>
-        <w:t>làm</w:t>
-      </w:r>
-      <w:proofErr w:type="spellEnd"/>
-      <w:r>
-        <w:rPr>
-          <w:rFonts w:ascii="Times New Roman" w:hAnsi="Times New Roman"/>
-          <w:szCs w:val="24"/>
-          <w:lang w:val="fr-FR"/>
-        </w:rPr>
-        <w:t xml:space="preserve"> </w:t>
-      </w:r>
-      <w:proofErr w:type="spellStart"/>
-      <w:r>
-        <w:rPr>
-          <w:rFonts w:ascii="Times New Roman" w:hAnsi="Times New Roman"/>
-          <w:szCs w:val="24"/>
-          <w:lang w:val="fr-FR"/>
-        </w:rPr>
-        <w:t>việc</w:t>
-      </w:r>
-      <w:proofErr w:type="spellEnd"/>
-      <w:r>
-        <w:rPr>
-          <w:rFonts w:ascii="Times New Roman" w:hAnsi="Times New Roman"/>
-          <w:szCs w:val="24"/>
-          <w:lang w:val="fr-FR"/>
-        </w:rPr>
-        <w:t xml:space="preserve">, </w:t>
-      </w:r>
-      <w:proofErr w:type="spellStart"/>
-      <w:r>
-        <w:rPr>
-          <w:rFonts w:ascii="Times New Roman" w:hAnsi="Times New Roman"/>
-          <w:szCs w:val="24"/>
-          <w:lang w:val="fr-FR"/>
-        </w:rPr>
-        <w:t>làm</w:t>
-      </w:r>
-      <w:proofErr w:type="spellEnd"/>
-      <w:r>
-        <w:rPr>
-          <w:rFonts w:ascii="Times New Roman" w:hAnsi="Times New Roman"/>
-          <w:szCs w:val="24"/>
-          <w:lang w:val="fr-FR"/>
-        </w:rPr>
-        <w:t xml:space="preserve"> </w:t>
-      </w:r>
-      <w:proofErr w:type="spellStart"/>
-      <w:r>
-        <w:rPr>
-          <w:rFonts w:ascii="Times New Roman" w:hAnsi="Times New Roman"/>
-          <w:szCs w:val="24"/>
-          <w:lang w:val="fr-FR"/>
-        </w:rPr>
-        <w:t>thêm</w:t>
-      </w:r>
-      <w:proofErr w:type="spellEnd"/>
-      <w:r>
-        <w:rPr>
-          <w:rFonts w:ascii="Times New Roman" w:hAnsi="Times New Roman"/>
-          <w:szCs w:val="24"/>
-          <w:lang w:val="fr-FR"/>
-        </w:rPr>
-        <w:t xml:space="preserve"> </w:t>
-      </w:r>
-      <w:proofErr w:type="spellStart"/>
-      <w:r>
-        <w:rPr>
-          <w:rFonts w:ascii="Times New Roman" w:hAnsi="Times New Roman"/>
-          <w:szCs w:val="24"/>
-          <w:lang w:val="fr-FR"/>
-        </w:rPr>
-        <w:t>giờ</w:t>
-      </w:r>
-      <w:proofErr w:type="spellEnd"/>
-      <w:r>
-        <w:rPr>
-          <w:rFonts w:ascii="Times New Roman" w:hAnsi="Times New Roman"/>
-          <w:szCs w:val="24"/>
-          <w:lang w:val="fr-FR"/>
-        </w:rPr>
-        <w:t xml:space="preserve"> </w:t>
-      </w:r>
-      <w:proofErr w:type="spellStart"/>
-      <w:r>
-        <w:rPr>
-          <w:rFonts w:ascii="Times New Roman" w:hAnsi="Times New Roman"/>
-          <w:szCs w:val="24"/>
-          <w:lang w:val="fr-FR"/>
-        </w:rPr>
-        <w:t>và</w:t>
-      </w:r>
-      <w:proofErr w:type="spellEnd"/>
-      <w:r>
-        <w:rPr>
-          <w:rFonts w:ascii="Times New Roman" w:hAnsi="Times New Roman"/>
-          <w:szCs w:val="24"/>
-          <w:lang w:val="fr-FR"/>
-        </w:rPr>
-        <w:t xml:space="preserve"> </w:t>
-      </w:r>
-      <w:proofErr w:type="spellStart"/>
-      <w:r>
-        <w:rPr>
-          <w:rFonts w:ascii="Times New Roman" w:hAnsi="Times New Roman"/>
-          <w:szCs w:val="24"/>
-          <w:lang w:val="fr-FR"/>
-        </w:rPr>
-        <w:t>thời</w:t>
-      </w:r>
-      <w:proofErr w:type="spellEnd"/>
-      <w:r>
-        <w:rPr>
-          <w:rFonts w:ascii="Times New Roman" w:hAnsi="Times New Roman"/>
-          <w:szCs w:val="24"/>
-          <w:lang w:val="fr-FR"/>
-        </w:rPr>
-        <w:t xml:space="preserve"> </w:t>
-      </w:r>
-      <w:proofErr w:type="spellStart"/>
-      <w:r>
-        <w:rPr>
-          <w:rFonts w:ascii="Times New Roman" w:hAnsi="Times New Roman"/>
-          <w:szCs w:val="24"/>
-          <w:lang w:val="fr-FR"/>
-        </w:rPr>
-        <w:t>gian</w:t>
-      </w:r>
-      <w:proofErr w:type="spellEnd"/>
-      <w:r>
-        <w:rPr>
-          <w:rFonts w:ascii="Times New Roman" w:hAnsi="Times New Roman"/>
-          <w:szCs w:val="24"/>
-          <w:lang w:val="fr-FR"/>
-        </w:rPr>
-        <w:t xml:space="preserve"> </w:t>
-      </w:r>
-      <w:proofErr w:type="spellStart"/>
-      <w:r>
-        <w:rPr>
-          <w:rFonts w:ascii="Times New Roman" w:hAnsi="Times New Roman"/>
-          <w:szCs w:val="24"/>
-          <w:lang w:val="fr-FR"/>
-        </w:rPr>
-        <w:t>nghỉ</w:t>
-      </w:r>
-      <w:proofErr w:type="spellEnd"/>
-      <w:r>
-        <w:rPr>
-          <w:rFonts w:ascii="Times New Roman" w:hAnsi="Times New Roman"/>
-          <w:szCs w:val="24"/>
-          <w:lang w:val="fr-FR"/>
-        </w:rPr>
-        <w:t xml:space="preserve"> </w:t>
-      </w:r>
-      <w:proofErr w:type="spellStart"/>
-      <w:r>
-        <w:rPr>
-          <w:rFonts w:ascii="Times New Roman" w:hAnsi="Times New Roman"/>
-          <w:szCs w:val="24"/>
-          <w:lang w:val="fr-FR"/>
-        </w:rPr>
-        <w:t>ngơi</w:t>
-      </w:r>
-      <w:proofErr w:type="spellEnd"/>
-      <w:r>
-        <w:rPr>
-          <w:rFonts w:ascii="Times New Roman" w:hAnsi="Times New Roman"/>
-          <w:szCs w:val="24"/>
-          <w:lang w:val="fr-FR"/>
-        </w:rPr>
-        <w:t xml:space="preserve">, </w:t>
-      </w:r>
-      <w:proofErr w:type="spellStart"/>
-      <w:r>
-        <w:rPr>
-          <w:rFonts w:ascii="Times New Roman" w:hAnsi="Times New Roman"/>
-          <w:szCs w:val="24"/>
-          <w:lang w:val="fr-FR"/>
-        </w:rPr>
-        <w:t>nghỉ</w:t>
-      </w:r>
-      <w:proofErr w:type="spellEnd"/>
-      <w:r>
-        <w:rPr>
-          <w:rFonts w:ascii="Times New Roman" w:hAnsi="Times New Roman"/>
-          <w:szCs w:val="24"/>
-          <w:lang w:val="fr-FR"/>
-        </w:rPr>
-        <w:t xml:space="preserve"> </w:t>
-      </w:r>
-      <w:proofErr w:type="spellStart"/>
-      <w:r>
-        <w:rPr>
-          <w:rFonts w:ascii="Times New Roman" w:hAnsi="Times New Roman"/>
-          <w:szCs w:val="24"/>
-          <w:lang w:val="fr-FR"/>
-        </w:rPr>
-        <w:t>hàng</w:t>
-      </w:r>
-      <w:proofErr w:type="spellEnd"/>
-      <w:r>
-        <w:rPr>
-          <w:rFonts w:ascii="Times New Roman" w:hAnsi="Times New Roman"/>
-          <w:szCs w:val="24"/>
-          <w:lang w:val="fr-FR"/>
-        </w:rPr>
-        <w:t xml:space="preserve"> </w:t>
-      </w:r>
-      <w:proofErr w:type="spellStart"/>
-      <w:proofErr w:type="gramStart"/>
-      <w:r>
-        <w:rPr>
-          <w:rFonts w:ascii="Times New Roman" w:hAnsi="Times New Roman"/>
-          <w:szCs w:val="24"/>
-          <w:lang w:val="fr-FR"/>
-        </w:rPr>
-        <w:t>năm</w:t>
-      </w:r>
-      <w:proofErr w:type="spellEnd"/>
-      <w:r>
-        <w:rPr>
-          <w:rFonts w:ascii="Times New Roman" w:hAnsi="Times New Roman"/>
-          <w:szCs w:val="24"/>
-          <w:lang w:val="fr-FR"/>
-        </w:rPr>
-        <w:t>:</w:t>
-      </w:r>
-      <w:proofErr w:type="gramEnd"/>
-      <w:r>
-        <w:rPr>
-          <w:rFonts w:ascii="Times New Roman" w:hAnsi="Times New Roman"/>
-          <w:szCs w:val="24"/>
-          <w:lang w:val="fr-FR"/>
-        </w:rPr>
-        <w:t xml:space="preserve"> Theo </w:t>
-      </w:r>
-      <w:proofErr w:type="spellStart"/>
-      <w:r>
-        <w:rPr>
-          <w:rFonts w:ascii="Times New Roman" w:hAnsi="Times New Roman"/>
-          <w:szCs w:val="24"/>
-          <w:lang w:val="fr-FR"/>
-        </w:rPr>
-        <w:t>nội</w:t>
-      </w:r>
-      <w:proofErr w:type="spellEnd"/>
-      <w:r>
-        <w:rPr>
-          <w:rFonts w:ascii="Times New Roman" w:hAnsi="Times New Roman"/>
-          <w:szCs w:val="24"/>
-          <w:lang w:val="fr-FR"/>
-        </w:rPr>
-        <w:t xml:space="preserve"> </w:t>
-      </w:r>
-      <w:proofErr w:type="spellStart"/>
-      <w:r>
-        <w:rPr>
-          <w:rFonts w:ascii="Times New Roman" w:hAnsi="Times New Roman"/>
-          <w:szCs w:val="24"/>
-          <w:lang w:val="fr-FR"/>
-        </w:rPr>
-        <w:t>quy</w:t>
-      </w:r>
-      <w:proofErr w:type="spellEnd"/>
-      <w:r>
-        <w:rPr>
-          <w:rFonts w:ascii="Times New Roman" w:hAnsi="Times New Roman"/>
-          <w:szCs w:val="24"/>
-          <w:lang w:val="fr-FR"/>
-        </w:rPr>
-        <w:t xml:space="preserve">, </w:t>
-      </w:r>
-      <w:proofErr w:type="spellStart"/>
-      <w:r>
-        <w:rPr>
-          <w:rFonts w:ascii="Times New Roman" w:hAnsi="Times New Roman"/>
-          <w:szCs w:val="24"/>
-          <w:lang w:val="fr-FR"/>
-        </w:rPr>
-        <w:t>thỏa</w:t>
-      </w:r>
-      <w:proofErr w:type="spellEnd"/>
-      <w:r>
-        <w:rPr>
-          <w:rFonts w:ascii="Times New Roman" w:hAnsi="Times New Roman"/>
-          <w:szCs w:val="24"/>
-          <w:lang w:val="fr-FR"/>
-        </w:rPr>
-        <w:t xml:space="preserve"> </w:t>
-      </w:r>
-      <w:proofErr w:type="spellStart"/>
-      <w:r>
-        <w:rPr>
-          <w:rFonts w:ascii="Times New Roman" w:hAnsi="Times New Roman"/>
-          <w:szCs w:val="24"/>
-          <w:lang w:val="fr-FR"/>
-        </w:rPr>
-        <w:t>ước</w:t>
-      </w:r>
-      <w:proofErr w:type="spellEnd"/>
-      <w:r>
-        <w:rPr>
-          <w:rFonts w:ascii="Times New Roman" w:hAnsi="Times New Roman"/>
-          <w:szCs w:val="24"/>
-          <w:lang w:val="fr-FR"/>
-        </w:rPr>
-        <w:t xml:space="preserve"> lao </w:t>
-      </w:r>
-      <w:proofErr w:type="spellStart"/>
-      <w:r>
-        <w:rPr>
-          <w:rFonts w:ascii="Times New Roman" w:hAnsi="Times New Roman"/>
-          <w:szCs w:val="24"/>
-          <w:lang w:val="fr-FR"/>
-        </w:rPr>
-        <w:t>động</w:t>
-      </w:r>
-      <w:proofErr w:type="spellEnd"/>
-      <w:r>
-        <w:rPr>
-          <w:rFonts w:ascii="Times New Roman" w:hAnsi="Times New Roman"/>
-          <w:szCs w:val="24"/>
-          <w:lang w:val="fr-FR"/>
-        </w:rPr>
-        <w:t xml:space="preserve"> </w:t>
-      </w:r>
-      <w:proofErr w:type="spellStart"/>
-      <w:r>
-        <w:rPr>
-          <w:rFonts w:ascii="Times New Roman" w:hAnsi="Times New Roman"/>
-          <w:szCs w:val="24"/>
-          <w:lang w:val="fr-FR"/>
-        </w:rPr>
-        <w:t>tập</w:t>
-      </w:r>
-      <w:proofErr w:type="spellEnd"/>
-      <w:r>
-        <w:rPr>
-          <w:rFonts w:ascii="Times New Roman" w:hAnsi="Times New Roman"/>
-          <w:szCs w:val="24"/>
-          <w:lang w:val="fr-FR"/>
-        </w:rPr>
-        <w:t xml:space="preserve"> </w:t>
-      </w:r>
-      <w:proofErr w:type="spellStart"/>
-      <w:r>
-        <w:rPr>
-          <w:rFonts w:ascii="Times New Roman" w:hAnsi="Times New Roman"/>
-          <w:szCs w:val="24"/>
-          <w:lang w:val="fr-FR"/>
-        </w:rPr>
-        <w:t>thể</w:t>
-      </w:r>
-      <w:proofErr w:type="spellEnd"/>
-      <w:r>
-        <w:rPr>
-          <w:rFonts w:ascii="Times New Roman" w:hAnsi="Times New Roman"/>
-          <w:szCs w:val="24"/>
-          <w:lang w:val="fr-FR"/>
-        </w:rPr>
-        <w:t xml:space="preserve"> </w:t>
-      </w:r>
-      <w:proofErr w:type="spellStart"/>
-      <w:r>
-        <w:rPr>
-          <w:rFonts w:ascii="Times New Roman" w:hAnsi="Times New Roman"/>
-          <w:szCs w:val="24"/>
-          <w:lang w:val="fr-FR"/>
-        </w:rPr>
-        <w:t>của</w:t>
-      </w:r>
-      <w:proofErr w:type="spellEnd"/>
-      <w:r>
-        <w:rPr>
-          <w:rFonts w:ascii="Times New Roman" w:hAnsi="Times New Roman"/>
-          <w:szCs w:val="24"/>
-          <w:lang w:val="fr-FR"/>
-        </w:rPr>
-        <w:t xml:space="preserve"> </w:t>
-      </w:r>
-      <w:proofErr w:type="spellStart"/>
-      <w:r>
-        <w:rPr>
-          <w:rFonts w:ascii="Times New Roman" w:hAnsi="Times New Roman"/>
-          <w:szCs w:val="24"/>
-          <w:lang w:val="fr-FR"/>
-        </w:rPr>
-        <w:t>công</w:t>
-      </w:r>
-      <w:proofErr w:type="spellEnd"/>
-      <w:r>
-        <w:rPr>
-          <w:rFonts w:ascii="Times New Roman" w:hAnsi="Times New Roman"/>
-          <w:szCs w:val="24"/>
-          <w:lang w:val="fr-FR"/>
-        </w:rPr>
-        <w:t xml:space="preserve"> </w:t>
-      </w:r>
-      <w:proofErr w:type="spellStart"/>
-      <w:r>
-        <w:rPr>
-          <w:rFonts w:ascii="Times New Roman" w:hAnsi="Times New Roman"/>
-          <w:szCs w:val="24"/>
-          <w:lang w:val="fr-FR"/>
-        </w:rPr>
-        <w:t>ty</w:t>
-      </w:r>
-      <w:proofErr w:type="spellEnd"/>
-      <w:r>
-        <w:rPr>
-          <w:rFonts w:ascii="Times New Roman" w:hAnsi="Times New Roman"/>
-          <w:szCs w:val="24"/>
-          <w:lang w:val="fr-FR"/>
-        </w:rPr>
-        <w:t xml:space="preserve"> </w:t>
-      </w:r>
-      <w:proofErr w:type="spellStart"/>
-      <w:r>
-        <w:rPr>
-          <w:rFonts w:ascii="Times New Roman" w:hAnsi="Times New Roman"/>
-          <w:szCs w:val="24"/>
-          <w:lang w:val="fr-FR"/>
-        </w:rPr>
-        <w:t>và</w:t>
-      </w:r>
-      <w:proofErr w:type="spellEnd"/>
-      <w:r>
-        <w:rPr>
-          <w:rFonts w:ascii="Times New Roman" w:hAnsi="Times New Roman"/>
-          <w:szCs w:val="24"/>
-          <w:lang w:val="fr-FR"/>
-        </w:rPr>
-        <w:t xml:space="preserve"> </w:t>
-      </w:r>
-      <w:proofErr w:type="spellStart"/>
-      <w:r>
-        <w:rPr>
-          <w:rFonts w:ascii="Times New Roman" w:hAnsi="Times New Roman"/>
-          <w:szCs w:val="24"/>
-          <w:lang w:val="fr-FR"/>
-        </w:rPr>
-        <w:t>quy</w:t>
-      </w:r>
-      <w:proofErr w:type="spellEnd"/>
-      <w:r>
-        <w:rPr>
-          <w:rFonts w:ascii="Times New Roman" w:hAnsi="Times New Roman"/>
-          <w:szCs w:val="24"/>
-          <w:lang w:val="fr-FR"/>
-        </w:rPr>
-        <w:t xml:space="preserve"> </w:t>
-      </w:r>
-      <w:proofErr w:type="spellStart"/>
-      <w:r>
-        <w:rPr>
-          <w:rFonts w:ascii="Times New Roman" w:hAnsi="Times New Roman"/>
-          <w:szCs w:val="24"/>
-          <w:lang w:val="fr-FR"/>
-        </w:rPr>
-        <w:t>định</w:t>
-      </w:r>
-      <w:proofErr w:type="spellEnd"/>
-      <w:r>
-        <w:rPr>
-          <w:rFonts w:ascii="Times New Roman" w:hAnsi="Times New Roman"/>
-          <w:szCs w:val="24"/>
-          <w:lang w:val="fr-FR"/>
-        </w:rPr>
-        <w:t xml:space="preserve"> </w:t>
-      </w:r>
-      <w:proofErr w:type="spellStart"/>
-      <w:r>
-        <w:rPr>
-          <w:rFonts w:ascii="Times New Roman" w:hAnsi="Times New Roman"/>
-          <w:szCs w:val="24"/>
-          <w:lang w:val="fr-FR"/>
-        </w:rPr>
-        <w:t>của</w:t>
-      </w:r>
-      <w:proofErr w:type="spellEnd"/>
-      <w:r>
-        <w:rPr>
-          <w:rFonts w:ascii="Times New Roman" w:hAnsi="Times New Roman"/>
-          <w:szCs w:val="24"/>
-          <w:lang w:val="fr-FR"/>
-        </w:rPr>
-        <w:t xml:space="preserve"> </w:t>
-      </w:r>
-      <w:proofErr w:type="spellStart"/>
-      <w:r>
-        <w:rPr>
-          <w:rFonts w:ascii="Times New Roman" w:hAnsi="Times New Roman"/>
-          <w:szCs w:val="24"/>
-          <w:lang w:val="fr-FR"/>
-        </w:rPr>
-        <w:t>pháp</w:t>
-      </w:r>
-      <w:proofErr w:type="spellEnd"/>
-      <w:r>
-        <w:rPr>
-          <w:rFonts w:ascii="Times New Roman" w:hAnsi="Times New Roman"/>
-          <w:szCs w:val="24"/>
-          <w:lang w:val="fr-FR"/>
-        </w:rPr>
-        <w:t xml:space="preserve"> </w:t>
-      </w:r>
-      <w:proofErr w:type="spellStart"/>
-      <w:r>
-        <w:rPr>
-          <w:rFonts w:ascii="Times New Roman" w:hAnsi="Times New Roman"/>
-          <w:szCs w:val="24"/>
-          <w:lang w:val="fr-FR"/>
-        </w:rPr>
-        <w:t>luật</w:t>
-      </w:r>
-      <w:proofErr w:type="spellEnd"/>
-      <w:r>
-        <w:rPr>
-          <w:rFonts w:ascii="Times New Roman" w:hAnsi="Times New Roman"/>
-          <w:szCs w:val="24"/>
-          <w:lang w:val="fr-FR"/>
-        </w:rPr>
-        <w:t>.</w:t>
+        <w:t>- Thời gian làm việc, làm thêm giờ và thời gian nghỉ ngơi, nghỉ hàng năm: Theo nội quy, thỏa ước lao động tập thể của công ty và quy định của pháp luật.</w:t>
       </w:r>
     </w:p>
     <w:p>
@@ -5944,359 +3467,7 @@
           <w:szCs w:val="24"/>
           <w:lang w:val="fr-FR"/>
         </w:rPr>
-        <w:t xml:space="preserve">- </w:t>
-      </w:r>
-      <w:proofErr w:type="spellStart"/>
-      <w:r>
-        <w:rPr>
-          <w:rFonts w:ascii="Times New Roman" w:hAnsi="Times New Roman"/>
-          <w:szCs w:val="24"/>
-          <w:lang w:val="fr-FR"/>
-        </w:rPr>
-        <w:t>Nghỉ</w:t>
-      </w:r>
-      <w:proofErr w:type="spellEnd"/>
-      <w:r>
-        <w:rPr>
-          <w:rFonts w:ascii="Times New Roman" w:hAnsi="Times New Roman"/>
-          <w:szCs w:val="24"/>
-          <w:lang w:val="fr-FR"/>
-        </w:rPr>
-        <w:t xml:space="preserve"> </w:t>
-      </w:r>
-      <w:proofErr w:type="spellStart"/>
-      <w:r>
-        <w:rPr>
-          <w:rFonts w:ascii="Times New Roman" w:hAnsi="Times New Roman"/>
-          <w:szCs w:val="24"/>
-          <w:lang w:val="fr-FR"/>
-        </w:rPr>
-        <w:t>Lễ</w:t>
-      </w:r>
-      <w:proofErr w:type="spellEnd"/>
-      <w:r>
-        <w:rPr>
-          <w:rFonts w:ascii="Times New Roman" w:hAnsi="Times New Roman"/>
-          <w:szCs w:val="24"/>
-          <w:lang w:val="fr-FR"/>
-        </w:rPr>
-        <w:t xml:space="preserve">, </w:t>
-      </w:r>
-      <w:proofErr w:type="spellStart"/>
-      <w:r>
-        <w:rPr>
-          <w:rFonts w:ascii="Times New Roman" w:hAnsi="Times New Roman"/>
-          <w:szCs w:val="24"/>
-          <w:lang w:val="fr-FR"/>
-        </w:rPr>
-        <w:t>Tết</w:t>
-      </w:r>
-      <w:proofErr w:type="spellEnd"/>
-      <w:r>
-        <w:rPr>
-          <w:rFonts w:ascii="Times New Roman" w:hAnsi="Times New Roman"/>
-          <w:szCs w:val="24"/>
-          <w:lang w:val="fr-FR"/>
-        </w:rPr>
-        <w:t xml:space="preserve">, </w:t>
-      </w:r>
-      <w:proofErr w:type="spellStart"/>
-      <w:r>
-        <w:rPr>
-          <w:rFonts w:ascii="Times New Roman" w:hAnsi="Times New Roman"/>
-          <w:szCs w:val="24"/>
-          <w:lang w:val="fr-FR"/>
-        </w:rPr>
-        <w:t>việc</w:t>
-      </w:r>
-      <w:proofErr w:type="spellEnd"/>
-      <w:r>
-        <w:rPr>
-          <w:rFonts w:ascii="Times New Roman" w:hAnsi="Times New Roman"/>
-          <w:szCs w:val="24"/>
-          <w:lang w:val="fr-FR"/>
-        </w:rPr>
-        <w:t xml:space="preserve"> </w:t>
-      </w:r>
-      <w:proofErr w:type="spellStart"/>
-      <w:r>
-        <w:rPr>
-          <w:rFonts w:ascii="Times New Roman" w:hAnsi="Times New Roman"/>
-          <w:szCs w:val="24"/>
-          <w:lang w:val="fr-FR"/>
-        </w:rPr>
-        <w:t>riêng</w:t>
-      </w:r>
-      <w:proofErr w:type="spellEnd"/>
-      <w:r>
-        <w:rPr>
-          <w:rFonts w:ascii="Times New Roman" w:hAnsi="Times New Roman"/>
-          <w:szCs w:val="24"/>
-          <w:lang w:val="fr-FR"/>
-        </w:rPr>
-        <w:t xml:space="preserve"> </w:t>
-      </w:r>
-      <w:proofErr w:type="spellStart"/>
-      <w:r>
-        <w:rPr>
-          <w:rFonts w:ascii="Times New Roman" w:hAnsi="Times New Roman"/>
-          <w:szCs w:val="24"/>
-          <w:lang w:val="fr-FR"/>
-        </w:rPr>
-        <w:t>có</w:t>
-      </w:r>
-      <w:proofErr w:type="spellEnd"/>
-      <w:r>
-        <w:rPr>
-          <w:rFonts w:ascii="Times New Roman" w:hAnsi="Times New Roman"/>
-          <w:szCs w:val="24"/>
-          <w:lang w:val="fr-FR"/>
-        </w:rPr>
-        <w:t xml:space="preserve"> </w:t>
-      </w:r>
-      <w:proofErr w:type="spellStart"/>
-      <w:r>
-        <w:rPr>
-          <w:rFonts w:ascii="Times New Roman" w:hAnsi="Times New Roman"/>
-          <w:szCs w:val="24"/>
-          <w:lang w:val="fr-FR"/>
-        </w:rPr>
-        <w:t>hưởng</w:t>
-      </w:r>
-      <w:proofErr w:type="spellEnd"/>
-      <w:r>
-        <w:rPr>
-          <w:rFonts w:ascii="Times New Roman" w:hAnsi="Times New Roman"/>
-          <w:szCs w:val="24"/>
-          <w:lang w:val="fr-FR"/>
-        </w:rPr>
-        <w:t xml:space="preserve"> </w:t>
-      </w:r>
-      <w:proofErr w:type="spellStart"/>
-      <w:proofErr w:type="gramStart"/>
-      <w:r>
-        <w:rPr>
-          <w:rFonts w:ascii="Times New Roman" w:hAnsi="Times New Roman"/>
-          <w:szCs w:val="24"/>
-          <w:lang w:val="fr-FR"/>
-        </w:rPr>
-        <w:t>lương</w:t>
-      </w:r>
-      <w:proofErr w:type="spellEnd"/>
-      <w:r>
-        <w:rPr>
-          <w:rFonts w:ascii="Times New Roman" w:hAnsi="Times New Roman"/>
-          <w:szCs w:val="24"/>
-          <w:lang w:val="fr-FR"/>
-        </w:rPr>
-        <w:t>:</w:t>
-      </w:r>
-      <w:proofErr w:type="gramEnd"/>
-      <w:r>
-        <w:rPr>
-          <w:rFonts w:ascii="Times New Roman" w:hAnsi="Times New Roman"/>
-          <w:szCs w:val="24"/>
-          <w:lang w:val="fr-FR"/>
-        </w:rPr>
-        <w:t xml:space="preserve"> Theo </w:t>
-      </w:r>
-      <w:proofErr w:type="spellStart"/>
-      <w:r>
-        <w:rPr>
-          <w:rFonts w:ascii="Times New Roman" w:hAnsi="Times New Roman"/>
-          <w:szCs w:val="24"/>
-          <w:lang w:val="fr-FR"/>
-        </w:rPr>
-        <w:t>quy</w:t>
-      </w:r>
-      <w:proofErr w:type="spellEnd"/>
-      <w:r>
-        <w:rPr>
-          <w:rFonts w:ascii="Times New Roman" w:hAnsi="Times New Roman"/>
-          <w:szCs w:val="24"/>
-          <w:lang w:val="fr-FR"/>
-        </w:rPr>
-        <w:t xml:space="preserve"> </w:t>
-      </w:r>
-      <w:proofErr w:type="spellStart"/>
-      <w:r>
-        <w:rPr>
-          <w:rFonts w:ascii="Times New Roman" w:hAnsi="Times New Roman"/>
-          <w:szCs w:val="24"/>
-          <w:lang w:val="fr-FR"/>
-        </w:rPr>
-        <w:t>định</w:t>
-      </w:r>
-      <w:proofErr w:type="spellEnd"/>
-      <w:r>
-        <w:rPr>
-          <w:rFonts w:ascii="Times New Roman" w:hAnsi="Times New Roman"/>
-          <w:szCs w:val="24"/>
-          <w:lang w:val="fr-FR"/>
-        </w:rPr>
-        <w:t xml:space="preserve"> </w:t>
-      </w:r>
-      <w:proofErr w:type="spellStart"/>
-      <w:r>
-        <w:rPr>
-          <w:rFonts w:ascii="Times New Roman" w:hAnsi="Times New Roman"/>
-          <w:szCs w:val="24"/>
-          <w:lang w:val="fr-FR"/>
-        </w:rPr>
-        <w:t>của</w:t>
-      </w:r>
-      <w:proofErr w:type="spellEnd"/>
-      <w:r>
-        <w:rPr>
-          <w:rFonts w:ascii="Times New Roman" w:hAnsi="Times New Roman"/>
-          <w:szCs w:val="24"/>
-          <w:lang w:val="fr-FR"/>
-        </w:rPr>
-        <w:t xml:space="preserve"> </w:t>
-      </w:r>
-      <w:proofErr w:type="spellStart"/>
-      <w:r>
-        <w:rPr>
-          <w:rFonts w:ascii="Times New Roman" w:hAnsi="Times New Roman"/>
-          <w:szCs w:val="24"/>
-          <w:lang w:val="fr-FR"/>
-        </w:rPr>
-        <w:t>pháp</w:t>
-      </w:r>
-      <w:proofErr w:type="spellEnd"/>
-      <w:r>
-        <w:rPr>
-          <w:rFonts w:ascii="Times New Roman" w:hAnsi="Times New Roman"/>
-          <w:szCs w:val="24"/>
-          <w:lang w:val="fr-FR"/>
-        </w:rPr>
-        <w:t xml:space="preserve"> </w:t>
-      </w:r>
-      <w:proofErr w:type="spellStart"/>
-      <w:r>
-        <w:rPr>
-          <w:rFonts w:ascii="Times New Roman" w:hAnsi="Times New Roman"/>
-          <w:szCs w:val="24"/>
-          <w:lang w:val="fr-FR"/>
-        </w:rPr>
-        <w:t>luật</w:t>
-      </w:r>
-      <w:proofErr w:type="spellEnd"/>
-      <w:r>
-        <w:rPr>
-          <w:rFonts w:ascii="Times New Roman" w:hAnsi="Times New Roman"/>
-          <w:szCs w:val="24"/>
-          <w:lang w:val="fr-FR"/>
-        </w:rPr>
-        <w:t xml:space="preserve"> </w:t>
-      </w:r>
-      <w:proofErr w:type="spellStart"/>
-      <w:r>
-        <w:rPr>
-          <w:rFonts w:ascii="Times New Roman" w:hAnsi="Times New Roman"/>
-          <w:szCs w:val="24"/>
-          <w:lang w:val="fr-FR"/>
-        </w:rPr>
-        <w:t>và</w:t>
-      </w:r>
-      <w:proofErr w:type="spellEnd"/>
-      <w:r>
-        <w:rPr>
-          <w:rFonts w:ascii="Times New Roman" w:hAnsi="Times New Roman"/>
-          <w:szCs w:val="24"/>
-          <w:lang w:val="fr-FR"/>
-        </w:rPr>
-        <w:t xml:space="preserve"> </w:t>
-      </w:r>
-      <w:proofErr w:type="spellStart"/>
-      <w:r>
-        <w:rPr>
-          <w:rFonts w:ascii="Times New Roman" w:hAnsi="Times New Roman"/>
-          <w:szCs w:val="24"/>
-          <w:lang w:val="fr-FR"/>
-        </w:rPr>
-        <w:t>nội</w:t>
-      </w:r>
-      <w:proofErr w:type="spellEnd"/>
-      <w:r>
-        <w:rPr>
-          <w:rFonts w:ascii="Times New Roman" w:hAnsi="Times New Roman"/>
-          <w:szCs w:val="24"/>
-          <w:lang w:val="fr-FR"/>
-        </w:rPr>
-        <w:t xml:space="preserve"> </w:t>
-      </w:r>
-      <w:proofErr w:type="spellStart"/>
-      <w:r>
-        <w:rPr>
-          <w:rFonts w:ascii="Times New Roman" w:hAnsi="Times New Roman"/>
-          <w:szCs w:val="24"/>
-          <w:lang w:val="fr-FR"/>
-        </w:rPr>
-        <w:t>quy</w:t>
-      </w:r>
-      <w:proofErr w:type="spellEnd"/>
-      <w:r>
-        <w:rPr>
-          <w:rFonts w:ascii="Times New Roman" w:hAnsi="Times New Roman"/>
-          <w:szCs w:val="24"/>
-          <w:lang w:val="fr-FR"/>
-        </w:rPr>
-        <w:t xml:space="preserve"> </w:t>
-      </w:r>
-      <w:proofErr w:type="spellStart"/>
-      <w:r>
-        <w:rPr>
-          <w:rFonts w:ascii="Times New Roman" w:hAnsi="Times New Roman"/>
-          <w:szCs w:val="24"/>
-          <w:lang w:val="fr-FR"/>
-        </w:rPr>
-        <w:t>của</w:t>
-      </w:r>
-      <w:proofErr w:type="spellEnd"/>
-      <w:r>
-        <w:rPr>
-          <w:rFonts w:ascii="Times New Roman" w:hAnsi="Times New Roman"/>
-          <w:szCs w:val="24"/>
-          <w:lang w:val="fr-FR"/>
-        </w:rPr>
-        <w:t xml:space="preserve"> </w:t>
-      </w:r>
-      <w:proofErr w:type="spellStart"/>
-      <w:r>
-        <w:rPr>
-          <w:rFonts w:ascii="Times New Roman" w:hAnsi="Times New Roman"/>
-          <w:szCs w:val="24"/>
-          <w:lang w:val="fr-FR"/>
-        </w:rPr>
-        <w:t>công</w:t>
-      </w:r>
-      <w:proofErr w:type="spellEnd"/>
-      <w:r>
-        <w:rPr>
-          <w:rFonts w:ascii="Times New Roman" w:hAnsi="Times New Roman"/>
-          <w:szCs w:val="24"/>
-          <w:lang w:val="fr-FR"/>
-        </w:rPr>
-        <w:t xml:space="preserve"> </w:t>
-      </w:r>
-      <w:proofErr w:type="spellStart"/>
-      <w:r>
-        <w:rPr>
-          <w:rFonts w:ascii="Times New Roman" w:hAnsi="Times New Roman"/>
-          <w:szCs w:val="24"/>
-          <w:lang w:val="fr-FR"/>
-        </w:rPr>
-        <w:t>ty</w:t>
-      </w:r>
-      <w:proofErr w:type="spellEnd"/>
-      <w:r>
-        <w:rPr>
-          <w:rFonts w:ascii="Times New Roman" w:hAnsi="Times New Roman"/>
-          <w:szCs w:val="24"/>
-          <w:lang w:val="fr-FR"/>
-        </w:rPr>
-        <w:t>.</w:t>
+        <w:t>- Nghỉ Lễ, Tết, việc riêng có hưởng lương: Theo quy định của pháp luật và nội quy của công ty.</w:t>
       </w:r>
     </w:p>
     <w:p>
@@ -6320,21 +3491,8 @@
           <w:u w:val="single"/>
           <w:lang w:val="fr-FR"/>
         </w:rPr>
-        <w:t xml:space="preserve">ĐIỀU </w:t>
-      </w:r>
-      <w:proofErr w:type="gramStart"/>
-      <w:r>
-        <w:rPr>
-          <w:rFonts w:ascii="Times New Roman" w:hAnsi="Times New Roman"/>
-          <w:b/>
-          <w:bCs/>
-          <w:szCs w:val="24"/>
-          <w:u w:val="single"/>
-          <w:lang w:val="fr-FR"/>
-        </w:rPr>
-        <w:t>3:</w:t>
-      </w:r>
-      <w:proofErr w:type="gramEnd"/>
+        <w:t>ĐIỀU 3:</w:t>
+      </w:r>
       <w:r>
         <w:rPr>
           <w:rFonts w:ascii="Times New Roman" w:hAnsi="Times New Roman"/>
@@ -7332,7 +4490,6 @@
           <w:szCs w:val="24"/>
           <w:lang w:val="nl-NL"/>
         </w:rPr>
-        <w:lastRenderedPageBreak/>
         <w:t xml:space="preserve">  - Mức lương nêu trên có thể được thay đổi theo chính sách nâng bậc tay nghề của công ty hoặc trong trường hợp Chính phủ điều chỉnh mức lương tối thiểu vùng (nếu có). Trong trường hợp đó, công ty sẽ thông báo cho người lao động biết và mức lương, phụ cấp (nếu có) sẽ tự động thay đổi theo quy định mới.</w:t>
       </w:r>
     </w:p>
@@ -7360,6 +4517,7 @@
           <w:szCs w:val="24"/>
           <w:lang w:val="nl-NL"/>
         </w:rPr>
+        <w:lastRenderedPageBreak/>
         <w:t>3.6</w:t>
       </w:r>
       <w:r>
@@ -8373,7 +5531,6 @@
           <w:u w:val="single"/>
           <w:lang w:val="nl-NL"/>
         </w:rPr>
-        <w:lastRenderedPageBreak/>
         <w:t>ĐIỀU 5:</w:t>
       </w:r>
       <w:r>
@@ -8455,6 +5612,7 @@
           <w:szCs w:val="24"/>
           <w:lang w:val="nl-NL"/>
         </w:rPr>
+        <w:lastRenderedPageBreak/>
         <w:t>- Tuyển dụng, bố trí, điều hành, điều chuyển lao động theo nhu cầu sản xuất, kinh doanh.</w:t>
       </w:r>
       <w:r>
@@ -11168,6 +8326,9 @@
   <wne:recipientData>
     <wne:active wne:val="1"/>
     <wne:hash wne:val="1707048493"/>
+  </wne:recipientData>
+  <wne:recipientData>
+    <wne:active wne:val="1"/>
   </wne:recipientData>
   <wne:recipientData>
     <wne:active wne:val="1"/>

--- a/static/uploads/mau/hopdong/nt1/o3_tro_xuong/hdcth.docx
+++ b/static/uploads/mau/hopdong/nt1/o3_tro_xuong/hdcth.docx
@@ -84,14 +84,88 @@
                 <w:szCs w:val="24"/>
               </w:rPr>
             </w:pPr>
+            <w:proofErr w:type="spellStart"/>
             <w:r>
               <w:rPr>
                 <w:rFonts w:ascii="Times New Roman" w:hAnsi="Times New Roman"/>
                 <w:b/>
                 <w:szCs w:val="24"/>
               </w:rPr>
-              <w:t>Độc lập – Tự do – Hạnh phúc</w:t>
-            </w:r>
+              <w:t>Độc</w:t>
+            </w:r>
+            <w:proofErr w:type="spellEnd"/>
+            <w:r>
+              <w:rPr>
+                <w:rFonts w:ascii="Times New Roman" w:hAnsi="Times New Roman"/>
+                <w:b/>
+                <w:szCs w:val="24"/>
+              </w:rPr>
+              <w:t xml:space="preserve"> </w:t>
+            </w:r>
+            <w:proofErr w:type="spellStart"/>
+            <w:r>
+              <w:rPr>
+                <w:rFonts w:ascii="Times New Roman" w:hAnsi="Times New Roman"/>
+                <w:b/>
+                <w:szCs w:val="24"/>
+              </w:rPr>
+              <w:t>lập</w:t>
+            </w:r>
+            <w:proofErr w:type="spellEnd"/>
+            <w:r>
+              <w:rPr>
+                <w:rFonts w:ascii="Times New Roman" w:hAnsi="Times New Roman"/>
+                <w:b/>
+                <w:szCs w:val="24"/>
+              </w:rPr>
+              <w:t xml:space="preserve"> – </w:t>
+            </w:r>
+            <w:proofErr w:type="spellStart"/>
+            <w:r>
+              <w:rPr>
+                <w:rFonts w:ascii="Times New Roman" w:hAnsi="Times New Roman"/>
+                <w:b/>
+                <w:szCs w:val="24"/>
+              </w:rPr>
+              <w:t>Tự</w:t>
+            </w:r>
+            <w:proofErr w:type="spellEnd"/>
+            <w:r>
+              <w:rPr>
+                <w:rFonts w:ascii="Times New Roman" w:hAnsi="Times New Roman"/>
+                <w:b/>
+                <w:szCs w:val="24"/>
+              </w:rPr>
+              <w:t xml:space="preserve"> do – </w:t>
+            </w:r>
+            <w:proofErr w:type="spellStart"/>
+            <w:r>
+              <w:rPr>
+                <w:rFonts w:ascii="Times New Roman" w:hAnsi="Times New Roman"/>
+                <w:b/>
+                <w:szCs w:val="24"/>
+              </w:rPr>
+              <w:t>Hạnh</w:t>
+            </w:r>
+            <w:proofErr w:type="spellEnd"/>
+            <w:r>
+              <w:rPr>
+                <w:rFonts w:ascii="Times New Roman" w:hAnsi="Times New Roman"/>
+                <w:b/>
+                <w:szCs w:val="24"/>
+              </w:rPr>
+              <w:t xml:space="preserve"> </w:t>
+            </w:r>
+            <w:proofErr w:type="spellStart"/>
+            <w:r>
+              <w:rPr>
+                <w:rFonts w:ascii="Times New Roman" w:hAnsi="Times New Roman"/>
+                <w:b/>
+                <w:szCs w:val="24"/>
+              </w:rPr>
+              <w:t>phúc</w:t>
+            </w:r>
+            <w:proofErr w:type="spellEnd"/>
           </w:p>
         </w:tc>
       </w:tr>
@@ -286,13 +360,31 @@
                 <w:i/>
                 <w:szCs w:val="24"/>
               </w:rPr>
-              <w:t>{{ngaylamhopdong}}</w:t>
-            </w:r>
+              <w:t>{{</w:t>
+            </w:r>
+            <w:proofErr w:type="spellStart"/>
             <w:r>
               <w:rPr>
                 <w:rFonts w:ascii="Times New Roman" w:hAnsi="Times New Roman"/>
                 <w:i/>
                 <w:szCs w:val="24"/>
+              </w:rPr>
+              <w:t>ngaylamhopdong</w:t>
+            </w:r>
+            <w:proofErr w:type="spellEnd"/>
+            <w:r>
+              <w:rPr>
+                <w:rFonts w:ascii="Times New Roman" w:hAnsi="Times New Roman"/>
+                <w:i/>
+                <w:szCs w:val="24"/>
+              </w:rPr>
+              <w:t>}}</w:t>
+            </w:r>
+            <w:r>
+              <w:rPr>
+                <w:rFonts w:ascii="Times New Roman" w:hAnsi="Times New Roman"/>
+                <w:i/>
+                <w:szCs w:val="24"/>
                 <w:lang w:val="vi-VN"/>
               </w:rPr>
               <w:t xml:space="preserve"> </w:t>
@@ -312,13 +404,31 @@
                 <w:i/>
                 <w:szCs w:val="24"/>
               </w:rPr>
-              <w:t>{{thanglamhopdong}}</w:t>
-            </w:r>
+              <w:t>{{</w:t>
+            </w:r>
+            <w:proofErr w:type="spellStart"/>
             <w:r>
               <w:rPr>
                 <w:rFonts w:ascii="Times New Roman" w:hAnsi="Times New Roman"/>
                 <w:i/>
                 <w:szCs w:val="24"/>
+              </w:rPr>
+              <w:t>thanglamhopdong</w:t>
+            </w:r>
+            <w:proofErr w:type="spellEnd"/>
+            <w:r>
+              <w:rPr>
+                <w:rFonts w:ascii="Times New Roman" w:hAnsi="Times New Roman"/>
+                <w:i/>
+                <w:szCs w:val="24"/>
+              </w:rPr>
+              <w:t>}}</w:t>
+            </w:r>
+            <w:r>
+              <w:rPr>
+                <w:rFonts w:ascii="Times New Roman" w:hAnsi="Times New Roman"/>
+                <w:i/>
+                <w:szCs w:val="24"/>
                 <w:lang w:val="vi-VN"/>
               </w:rPr>
               <w:t xml:space="preserve"> năm </w:t>
@@ -329,7 +439,25 @@
                 <w:i/>
                 <w:szCs w:val="24"/>
               </w:rPr>
-              <w:t>{{namlamhopdong}}</w:t>
+              <w:t>{{</w:t>
+            </w:r>
+            <w:proofErr w:type="spellStart"/>
+            <w:r>
+              <w:rPr>
+                <w:rFonts w:ascii="Times New Roman" w:hAnsi="Times New Roman"/>
+                <w:i/>
+                <w:szCs w:val="24"/>
+              </w:rPr>
+              <w:t>namlamhopdong</w:t>
+            </w:r>
+            <w:proofErr w:type="spellEnd"/>
+            <w:r>
+              <w:rPr>
+                <w:rFonts w:ascii="Times New Roman" w:hAnsi="Times New Roman"/>
+                <w:i/>
+                <w:szCs w:val="24"/>
+              </w:rPr>
+              <w:t>}}</w:t>
             </w:r>
           </w:p>
         </w:tc>
@@ -796,13 +924,63 @@
                 <w:lang w:val="nl-NL"/>
               </w:rPr>
             </w:pPr>
-            <w:r>
-              <w:rPr>
-                <w:rFonts w:ascii="Times New Roman" w:hAnsi="Times New Roman"/>
-                <w:szCs w:val="24"/>
-              </w:rPr>
-              <w:t>Ngày tháng năm sinh</w:t>
-            </w:r>
+            <w:proofErr w:type="spellStart"/>
+            <w:r>
+              <w:rPr>
+                <w:rFonts w:ascii="Times New Roman" w:hAnsi="Times New Roman"/>
+                <w:szCs w:val="24"/>
+              </w:rPr>
+              <w:t>Ngày</w:t>
+            </w:r>
+            <w:proofErr w:type="spellEnd"/>
+            <w:r>
+              <w:rPr>
+                <w:rFonts w:ascii="Times New Roman" w:hAnsi="Times New Roman"/>
+                <w:szCs w:val="24"/>
+              </w:rPr>
+              <w:t xml:space="preserve"> </w:t>
+            </w:r>
+            <w:proofErr w:type="spellStart"/>
+            <w:r>
+              <w:rPr>
+                <w:rFonts w:ascii="Times New Roman" w:hAnsi="Times New Roman"/>
+                <w:szCs w:val="24"/>
+              </w:rPr>
+              <w:t>tháng</w:t>
+            </w:r>
+            <w:proofErr w:type="spellEnd"/>
+            <w:r>
+              <w:rPr>
+                <w:rFonts w:ascii="Times New Roman" w:hAnsi="Times New Roman"/>
+                <w:szCs w:val="24"/>
+              </w:rPr>
+              <w:t xml:space="preserve"> </w:t>
+            </w:r>
+            <w:proofErr w:type="spellStart"/>
+            <w:r>
+              <w:rPr>
+                <w:rFonts w:ascii="Times New Roman" w:hAnsi="Times New Roman"/>
+                <w:szCs w:val="24"/>
+              </w:rPr>
+              <w:t>năm</w:t>
+            </w:r>
+            <w:proofErr w:type="spellEnd"/>
+            <w:r>
+              <w:rPr>
+                <w:rFonts w:ascii="Times New Roman" w:hAnsi="Times New Roman"/>
+                <w:szCs w:val="24"/>
+              </w:rPr>
+              <w:t xml:space="preserve"> </w:t>
+            </w:r>
+            <w:proofErr w:type="spellStart"/>
+            <w:r>
+              <w:rPr>
+                <w:rFonts w:ascii="Times New Roman" w:hAnsi="Times New Roman"/>
+                <w:szCs w:val="24"/>
+              </w:rPr>
+              <w:t>sinh</w:t>
+            </w:r>
+            <w:proofErr w:type="spellEnd"/>
           </w:p>
         </w:tc>
         <w:tc>
@@ -881,8 +1059,17 @@
                 <w:rFonts w:ascii="Times New Roman" w:hAnsi="Times New Roman"/>
                 <w:szCs w:val="24"/>
               </w:rPr>
-              <w:t>Quốc tịch</w:t>
-            </w:r>
+              <w:t xml:space="preserve">Quốc </w:t>
+            </w:r>
+            <w:proofErr w:type="spellStart"/>
+            <w:r>
+              <w:rPr>
+                <w:rFonts w:ascii="Times New Roman" w:hAnsi="Times New Roman"/>
+                <w:szCs w:val="24"/>
+              </w:rPr>
+              <w:t>tịch</w:t>
+            </w:r>
+            <w:proofErr w:type="spellEnd"/>
           </w:p>
         </w:tc>
         <w:tc>
@@ -1467,10 +1654,9 @@
             <w:r>
               <w:rPr>
                 <w:rFonts w:ascii="Times New Roman" w:hAnsi="Times New Roman"/>
-                <w:szCs w:val="24"/>
-                <w:lang w:val="nl-NL"/>
-              </w:rPr>
-              <w:t>Giám đốc Điều hành</w:t>
+                <w:lang w:val="nl-NL"/>
+              </w:rPr>
+              <w:t>Trưởng phòng Hành chính Nhân sự</w:t>
             </w:r>
           </w:p>
         </w:tc>
@@ -1492,7 +1678,55 @@
           <w:rFonts w:ascii="Times New Roman" w:hAnsi="Times New Roman"/>
           <w:szCs w:val="24"/>
         </w:rPr>
-        <w:t>(Sau đây gọi là “</w:t>
+        <w:t xml:space="preserve">(Sau </w:t>
+      </w:r>
+      <w:proofErr w:type="spellStart"/>
+      <w:r>
+        <w:rPr>
+          <w:rFonts w:ascii="Times New Roman" w:hAnsi="Times New Roman"/>
+          <w:szCs w:val="24"/>
+        </w:rPr>
+        <w:t>đây</w:t>
+      </w:r>
+      <w:proofErr w:type="spellEnd"/>
+      <w:r>
+        <w:rPr>
+          <w:rFonts w:ascii="Times New Roman" w:hAnsi="Times New Roman"/>
+          <w:szCs w:val="24"/>
+        </w:rPr>
+        <w:t xml:space="preserve"> </w:t>
+      </w:r>
+      <w:proofErr w:type="spellStart"/>
+      <w:r>
+        <w:rPr>
+          <w:rFonts w:ascii="Times New Roman" w:hAnsi="Times New Roman"/>
+          <w:szCs w:val="24"/>
+        </w:rPr>
+        <w:t>gọi</w:t>
+      </w:r>
+      <w:proofErr w:type="spellEnd"/>
+      <w:r>
+        <w:rPr>
+          <w:rFonts w:ascii="Times New Roman" w:hAnsi="Times New Roman"/>
+          <w:szCs w:val="24"/>
+        </w:rPr>
+        <w:t xml:space="preserve"> </w:t>
+      </w:r>
+      <w:proofErr w:type="spellStart"/>
+      <w:r>
+        <w:rPr>
+          <w:rFonts w:ascii="Times New Roman" w:hAnsi="Times New Roman"/>
+          <w:szCs w:val="24"/>
+        </w:rPr>
+        <w:t>là</w:t>
+      </w:r>
+      <w:proofErr w:type="spellEnd"/>
+      <w:r>
+        <w:rPr>
+          <w:rFonts w:ascii="Times New Roman" w:hAnsi="Times New Roman"/>
+          <w:szCs w:val="24"/>
+        </w:rPr>
+        <w:t xml:space="preserve"> “</w:t>
       </w:r>
       <w:r>
         <w:rPr>
@@ -1607,13 +1841,41 @@
                 <w:szCs w:val="24"/>
               </w:rPr>
             </w:pPr>
+            <w:proofErr w:type="spellStart"/>
             <w:r>
               <w:rPr>
                 <w:rFonts w:ascii="Times New Roman" w:hAnsi="Times New Roman"/>
                 <w:b/>
                 <w:bCs/>
               </w:rPr>
-              <w:t xml:space="preserve">Ông/Bà: </w:t>
+              <w:t>Ông</w:t>
+            </w:r>
+            <w:proofErr w:type="spellEnd"/>
+            <w:r>
+              <w:rPr>
+                <w:rFonts w:ascii="Times New Roman" w:hAnsi="Times New Roman"/>
+                <w:b/>
+                <w:bCs/>
+              </w:rPr>
+              <w:t>/</w:t>
+            </w:r>
+            <w:proofErr w:type="spellStart"/>
+            <w:r>
+              <w:rPr>
+                <w:rFonts w:ascii="Times New Roman" w:hAnsi="Times New Roman"/>
+                <w:b/>
+                <w:bCs/>
+              </w:rPr>
+              <w:t>Bà</w:t>
+            </w:r>
+            <w:proofErr w:type="spellEnd"/>
+            <w:r>
+              <w:rPr>
+                <w:rFonts w:ascii="Times New Roman" w:hAnsi="Times New Roman"/>
+                <w:b/>
+                <w:bCs/>
+              </w:rPr>
+              <w:t xml:space="preserve">: </w:t>
             </w:r>
             <w:r>
               <w:rPr>
@@ -2605,14 +2867,124 @@
                 <w:lang w:val="fr-FR"/>
               </w:rPr>
             </w:pPr>
-            <w:r>
-              <w:rPr>
-                <w:color w:val="000000"/>
-                <w:szCs w:val="24"/>
-                <w:lang w:val="fr-FR"/>
-              </w:rPr>
-              <w:t>Hợp đồng xác định thời hạn 12 tháng</w:t>
-            </w:r>
+            <w:proofErr w:type="spellStart"/>
+            <w:r>
+              <w:rPr>
+                <w:color w:val="000000"/>
+                <w:szCs w:val="24"/>
+                <w:lang w:val="fr-FR"/>
+              </w:rPr>
+              <w:t>Hợp</w:t>
+            </w:r>
+            <w:proofErr w:type="spellEnd"/>
+            <w:r>
+              <w:rPr>
+                <w:color w:val="000000"/>
+                <w:szCs w:val="24"/>
+                <w:lang w:val="fr-FR"/>
+              </w:rPr>
+              <w:t xml:space="preserve"> </w:t>
+            </w:r>
+            <w:proofErr w:type="spellStart"/>
+            <w:r>
+              <w:rPr>
+                <w:color w:val="000000"/>
+                <w:szCs w:val="24"/>
+                <w:lang w:val="fr-FR"/>
+              </w:rPr>
+              <w:t>đồng</w:t>
+            </w:r>
+            <w:proofErr w:type="spellEnd"/>
+            <w:r>
+              <w:rPr>
+                <w:color w:val="000000"/>
+                <w:szCs w:val="24"/>
+                <w:lang w:val="fr-FR"/>
+              </w:rPr>
+              <w:t xml:space="preserve"> </w:t>
+            </w:r>
+            <w:proofErr w:type="spellStart"/>
+            <w:r>
+              <w:rPr>
+                <w:color w:val="000000"/>
+                <w:szCs w:val="24"/>
+                <w:lang w:val="fr-FR"/>
+              </w:rPr>
+              <w:t>xác</w:t>
+            </w:r>
+            <w:proofErr w:type="spellEnd"/>
+            <w:r>
+              <w:rPr>
+                <w:color w:val="000000"/>
+                <w:szCs w:val="24"/>
+                <w:lang w:val="fr-FR"/>
+              </w:rPr>
+              <w:t xml:space="preserve"> </w:t>
+            </w:r>
+            <w:proofErr w:type="spellStart"/>
+            <w:r>
+              <w:rPr>
+                <w:color w:val="000000"/>
+                <w:szCs w:val="24"/>
+                <w:lang w:val="fr-FR"/>
+              </w:rPr>
+              <w:t>định</w:t>
+            </w:r>
+            <w:proofErr w:type="spellEnd"/>
+            <w:r>
+              <w:rPr>
+                <w:color w:val="000000"/>
+                <w:szCs w:val="24"/>
+                <w:lang w:val="fr-FR"/>
+              </w:rPr>
+              <w:t xml:space="preserve"> </w:t>
+            </w:r>
+            <w:proofErr w:type="spellStart"/>
+            <w:r>
+              <w:rPr>
+                <w:color w:val="000000"/>
+                <w:szCs w:val="24"/>
+                <w:lang w:val="fr-FR"/>
+              </w:rPr>
+              <w:t>thời</w:t>
+            </w:r>
+            <w:proofErr w:type="spellEnd"/>
+            <w:r>
+              <w:rPr>
+                <w:color w:val="000000"/>
+                <w:szCs w:val="24"/>
+                <w:lang w:val="fr-FR"/>
+              </w:rPr>
+              <w:t xml:space="preserve"> </w:t>
+            </w:r>
+            <w:proofErr w:type="spellStart"/>
+            <w:r>
+              <w:rPr>
+                <w:color w:val="000000"/>
+                <w:szCs w:val="24"/>
+                <w:lang w:val="fr-FR"/>
+              </w:rPr>
+              <w:t>hạn</w:t>
+            </w:r>
+            <w:proofErr w:type="spellEnd"/>
+            <w:r>
+              <w:rPr>
+                <w:color w:val="000000"/>
+                <w:szCs w:val="24"/>
+                <w:lang w:val="fr-FR"/>
+              </w:rPr>
+              <w:t xml:space="preserve"> 12 </w:t>
+            </w:r>
+            <w:proofErr w:type="spellStart"/>
+            <w:r>
+              <w:rPr>
+                <w:color w:val="000000"/>
+                <w:szCs w:val="24"/>
+                <w:lang w:val="fr-FR"/>
+              </w:rPr>
+              <w:t>tháng</w:t>
+            </w:r>
+            <w:proofErr w:type="spellEnd"/>
           </w:p>
           <w:p>
             <w:pPr>
@@ -2624,13 +2996,41 @@
                 <w:lang w:val="fr-FR"/>
               </w:rPr>
             </w:pPr>
-            <w:r>
-              <w:rPr>
-                <w:rFonts w:ascii="Times New Roman" w:hAnsi="Times New Roman"/>
-                <w:szCs w:val="24"/>
-                <w:lang w:val="fr-FR"/>
-              </w:rPr>
-              <w:t xml:space="preserve">Từ ngày </w:t>
+            <w:proofErr w:type="spellStart"/>
+            <w:r>
+              <w:rPr>
+                <w:rFonts w:ascii="Times New Roman" w:hAnsi="Times New Roman"/>
+                <w:szCs w:val="24"/>
+                <w:lang w:val="fr-FR"/>
+              </w:rPr>
+              <w:t>Từ</w:t>
+            </w:r>
+            <w:proofErr w:type="spellEnd"/>
+            <w:r>
+              <w:rPr>
+                <w:rFonts w:ascii="Times New Roman" w:hAnsi="Times New Roman"/>
+                <w:szCs w:val="24"/>
+                <w:lang w:val="fr-FR"/>
+              </w:rPr>
+              <w:t xml:space="preserve"> </w:t>
+            </w:r>
+            <w:proofErr w:type="spellStart"/>
+            <w:r>
+              <w:rPr>
+                <w:rFonts w:ascii="Times New Roman" w:hAnsi="Times New Roman"/>
+                <w:szCs w:val="24"/>
+                <w:lang w:val="fr-FR"/>
+              </w:rPr>
+              <w:t>ngày</w:t>
+            </w:r>
+            <w:proofErr w:type="spellEnd"/>
+            <w:r>
+              <w:rPr>
+                <w:rFonts w:ascii="Times New Roman" w:hAnsi="Times New Roman"/>
+                <w:szCs w:val="24"/>
+                <w:lang w:val="fr-FR"/>
+              </w:rPr>
+              <w:t xml:space="preserve"> </w:t>
             </w:r>
             <w:r>
               <w:rPr>
@@ -2638,13 +3038,31 @@
                 <w:i/>
                 <w:szCs w:val="24"/>
               </w:rPr>
-              <w:t>{{ngaylamhopdong}}</w:t>
-            </w:r>
+              <w:t>{{</w:t>
+            </w:r>
+            <w:proofErr w:type="spellStart"/>
             <w:r>
               <w:rPr>
                 <w:rFonts w:ascii="Times New Roman" w:hAnsi="Times New Roman"/>
                 <w:i/>
                 <w:szCs w:val="24"/>
+              </w:rPr>
+              <w:t>ngaylamhopdong</w:t>
+            </w:r>
+            <w:proofErr w:type="spellEnd"/>
+            <w:r>
+              <w:rPr>
+                <w:rFonts w:ascii="Times New Roman" w:hAnsi="Times New Roman"/>
+                <w:i/>
+                <w:szCs w:val="24"/>
+              </w:rPr>
+              <w:t>}}</w:t>
+            </w:r>
+            <w:r>
+              <w:rPr>
+                <w:rFonts w:ascii="Times New Roman" w:hAnsi="Times New Roman"/>
+                <w:i/>
+                <w:szCs w:val="24"/>
                 <w:lang w:val="vi-VN"/>
               </w:rPr>
               <w:t xml:space="preserve"> </w:t>
@@ -2664,13 +3082,31 @@
                 <w:i/>
                 <w:szCs w:val="24"/>
               </w:rPr>
-              <w:t>{{thanglamhopdong}}</w:t>
-            </w:r>
+              <w:t>{{</w:t>
+            </w:r>
+            <w:proofErr w:type="spellStart"/>
             <w:r>
               <w:rPr>
                 <w:rFonts w:ascii="Times New Roman" w:hAnsi="Times New Roman"/>
                 <w:i/>
                 <w:szCs w:val="24"/>
+              </w:rPr>
+              <w:t>thanglamhopdong</w:t>
+            </w:r>
+            <w:proofErr w:type="spellEnd"/>
+            <w:r>
+              <w:rPr>
+                <w:rFonts w:ascii="Times New Roman" w:hAnsi="Times New Roman"/>
+                <w:i/>
+                <w:szCs w:val="24"/>
+              </w:rPr>
+              <w:t>}}</w:t>
+            </w:r>
+            <w:r>
+              <w:rPr>
+                <w:rFonts w:ascii="Times New Roman" w:hAnsi="Times New Roman"/>
+                <w:i/>
+                <w:szCs w:val="24"/>
                 <w:lang w:val="vi-VN"/>
               </w:rPr>
               <w:t xml:space="preserve"> năm </w:t>
@@ -2681,16 +3117,35 @@
                 <w:i/>
                 <w:szCs w:val="24"/>
               </w:rPr>
-              <w:t>{{namlamhopdong}}</w:t>
-            </w:r>
+              <w:t>{{</w:t>
+            </w:r>
+            <w:proofErr w:type="spellStart"/>
             <w:r>
               <w:rPr>
                 <w:rFonts w:ascii="Times New Roman" w:hAnsi="Times New Roman"/>
                 <w:i/>
                 <w:szCs w:val="24"/>
               </w:rPr>
+              <w:t>namlamhopdong</w:t>
+            </w:r>
+            <w:proofErr w:type="spellEnd"/>
+            <w:r>
+              <w:rPr>
+                <w:rFonts w:ascii="Times New Roman" w:hAnsi="Times New Roman"/>
+                <w:i/>
+                <w:szCs w:val="24"/>
+              </w:rPr>
+              <w:t>}}</w:t>
+            </w:r>
+            <w:r>
+              <w:rPr>
+                <w:rFonts w:ascii="Times New Roman" w:hAnsi="Times New Roman"/>
+                <w:i/>
+                <w:szCs w:val="24"/>
+              </w:rPr>
               <w:t xml:space="preserve"> </w:t>
             </w:r>
+            <w:proofErr w:type="spellStart"/>
             <w:r>
               <w:rPr>
                 <w:rFonts w:ascii="Times New Roman" w:hAnsi="Times New Roman" w:hint="eastAsia"/>
@@ -2705,7 +3160,52 @@
                 <w:szCs w:val="24"/>
                 <w:lang w:val="fr-FR"/>
               </w:rPr>
-              <w:t xml:space="preserve">ến hết ngày </w:t>
+              <w:t>ến</w:t>
+            </w:r>
+            <w:proofErr w:type="spellEnd"/>
+            <w:r>
+              <w:rPr>
+                <w:rFonts w:ascii="Times New Roman" w:hAnsi="Times New Roman"/>
+                <w:szCs w:val="24"/>
+                <w:lang w:val="fr-FR"/>
+              </w:rPr>
+              <w:t xml:space="preserve"> </w:t>
+            </w:r>
+            <w:proofErr w:type="spellStart"/>
+            <w:r>
+              <w:rPr>
+                <w:rFonts w:ascii="Times New Roman" w:hAnsi="Times New Roman"/>
+                <w:szCs w:val="24"/>
+                <w:lang w:val="fr-FR"/>
+              </w:rPr>
+              <w:t>hết</w:t>
+            </w:r>
+            <w:proofErr w:type="spellEnd"/>
+            <w:r>
+              <w:rPr>
+                <w:rFonts w:ascii="Times New Roman" w:hAnsi="Times New Roman"/>
+                <w:szCs w:val="24"/>
+                <w:lang w:val="fr-FR"/>
+              </w:rPr>
+              <w:t xml:space="preserve"> </w:t>
+            </w:r>
+            <w:proofErr w:type="spellStart"/>
+            <w:r>
+              <w:rPr>
+                <w:rFonts w:ascii="Times New Roman" w:hAnsi="Times New Roman"/>
+                <w:szCs w:val="24"/>
+                <w:lang w:val="fr-FR"/>
+              </w:rPr>
+              <w:t>ngày</w:t>
+            </w:r>
+            <w:proofErr w:type="spellEnd"/>
+            <w:r>
+              <w:rPr>
+                <w:rFonts w:ascii="Times New Roman" w:hAnsi="Times New Roman"/>
+                <w:szCs w:val="24"/>
+                <w:lang w:val="fr-FR"/>
+              </w:rPr>
+              <w:t xml:space="preserve"> </w:t>
             </w:r>
             <w:r>
               <w:rPr>
@@ -2713,13 +3213,31 @@
                 <w:i/>
                 <w:szCs w:val="24"/>
               </w:rPr>
-              <w:t>{{ngayketthuchopdong}}</w:t>
-            </w:r>
+              <w:t>{{</w:t>
+            </w:r>
+            <w:proofErr w:type="spellStart"/>
             <w:r>
               <w:rPr>
                 <w:rFonts w:ascii="Times New Roman" w:hAnsi="Times New Roman"/>
                 <w:i/>
                 <w:szCs w:val="24"/>
+              </w:rPr>
+              <w:t>ngayketthuchopdong</w:t>
+            </w:r>
+            <w:proofErr w:type="spellEnd"/>
+            <w:r>
+              <w:rPr>
+                <w:rFonts w:ascii="Times New Roman" w:hAnsi="Times New Roman"/>
+                <w:i/>
+                <w:szCs w:val="24"/>
+              </w:rPr>
+              <w:t>}}</w:t>
+            </w:r>
+            <w:r>
+              <w:rPr>
+                <w:rFonts w:ascii="Times New Roman" w:hAnsi="Times New Roman"/>
+                <w:i/>
+                <w:szCs w:val="24"/>
                 <w:lang w:val="vi-VN"/>
               </w:rPr>
               <w:t xml:space="preserve"> </w:t>
@@ -2739,13 +3257,31 @@
                 <w:i/>
                 <w:szCs w:val="24"/>
               </w:rPr>
-              <w:t>{{thangketthuchopdong}}</w:t>
-            </w:r>
+              <w:t>{{</w:t>
+            </w:r>
+            <w:proofErr w:type="spellStart"/>
             <w:r>
               <w:rPr>
                 <w:rFonts w:ascii="Times New Roman" w:hAnsi="Times New Roman"/>
                 <w:i/>
                 <w:szCs w:val="24"/>
+              </w:rPr>
+              <w:t>thangketthuchopdong</w:t>
+            </w:r>
+            <w:proofErr w:type="spellEnd"/>
+            <w:r>
+              <w:rPr>
+                <w:rFonts w:ascii="Times New Roman" w:hAnsi="Times New Roman"/>
+                <w:i/>
+                <w:szCs w:val="24"/>
+              </w:rPr>
+              <w:t>}}</w:t>
+            </w:r>
+            <w:r>
+              <w:rPr>
+                <w:rFonts w:ascii="Times New Roman" w:hAnsi="Times New Roman"/>
+                <w:i/>
+                <w:szCs w:val="24"/>
                 <w:lang w:val="vi-VN"/>
               </w:rPr>
               <w:t xml:space="preserve"> năm </w:t>
@@ -2756,7 +3292,25 @@
                 <w:i/>
                 <w:szCs w:val="24"/>
               </w:rPr>
-              <w:t>{{namketthuchopdong}}</w:t>
+              <w:t>{{</w:t>
+            </w:r>
+            <w:proofErr w:type="spellStart"/>
+            <w:r>
+              <w:rPr>
+                <w:rFonts w:ascii="Times New Roman" w:hAnsi="Times New Roman"/>
+                <w:i/>
+                <w:szCs w:val="24"/>
+              </w:rPr>
+              <w:t>namketthuchopdong</w:t>
+            </w:r>
+            <w:proofErr w:type="spellEnd"/>
+            <w:r>
+              <w:rPr>
+                <w:rFonts w:ascii="Times New Roman" w:hAnsi="Times New Roman"/>
+                <w:i/>
+                <w:szCs w:val="24"/>
+              </w:rPr>
+              <w:t>}}</w:t>
             </w:r>
           </w:p>
         </w:tc>
@@ -2797,14 +3351,88 @@
                 <w:lang w:val="fr-FR"/>
               </w:rPr>
             </w:pPr>
-            <w:r>
-              <w:rPr>
-                <w:rFonts w:ascii="Times New Roman" w:hAnsi="Times New Roman"/>
-                <w:szCs w:val="24"/>
-                <w:lang w:val="fr-FR"/>
-              </w:rPr>
-              <w:t>Địa điểm làm việc chính</w:t>
-            </w:r>
+            <w:proofErr w:type="spellStart"/>
+            <w:r>
+              <w:rPr>
+                <w:rFonts w:ascii="Times New Roman" w:hAnsi="Times New Roman"/>
+                <w:szCs w:val="24"/>
+                <w:lang w:val="fr-FR"/>
+              </w:rPr>
+              <w:t>Địa</w:t>
+            </w:r>
+            <w:proofErr w:type="spellEnd"/>
+            <w:r>
+              <w:rPr>
+                <w:rFonts w:ascii="Times New Roman" w:hAnsi="Times New Roman"/>
+                <w:szCs w:val="24"/>
+                <w:lang w:val="fr-FR"/>
+              </w:rPr>
+              <w:t xml:space="preserve"> </w:t>
+            </w:r>
+            <w:proofErr w:type="spellStart"/>
+            <w:r>
+              <w:rPr>
+                <w:rFonts w:ascii="Times New Roman" w:hAnsi="Times New Roman"/>
+                <w:szCs w:val="24"/>
+                <w:lang w:val="fr-FR"/>
+              </w:rPr>
+              <w:t>điểm</w:t>
+            </w:r>
+            <w:proofErr w:type="spellEnd"/>
+            <w:r>
+              <w:rPr>
+                <w:rFonts w:ascii="Times New Roman" w:hAnsi="Times New Roman"/>
+                <w:szCs w:val="24"/>
+                <w:lang w:val="fr-FR"/>
+              </w:rPr>
+              <w:t xml:space="preserve"> </w:t>
+            </w:r>
+            <w:proofErr w:type="spellStart"/>
+            <w:r>
+              <w:rPr>
+                <w:rFonts w:ascii="Times New Roman" w:hAnsi="Times New Roman"/>
+                <w:szCs w:val="24"/>
+                <w:lang w:val="fr-FR"/>
+              </w:rPr>
+              <w:t>làm</w:t>
+            </w:r>
+            <w:proofErr w:type="spellEnd"/>
+            <w:r>
+              <w:rPr>
+                <w:rFonts w:ascii="Times New Roman" w:hAnsi="Times New Roman"/>
+                <w:szCs w:val="24"/>
+                <w:lang w:val="fr-FR"/>
+              </w:rPr>
+              <w:t xml:space="preserve"> </w:t>
+            </w:r>
+            <w:proofErr w:type="spellStart"/>
+            <w:r>
+              <w:rPr>
+                <w:rFonts w:ascii="Times New Roman" w:hAnsi="Times New Roman"/>
+                <w:szCs w:val="24"/>
+                <w:lang w:val="fr-FR"/>
+              </w:rPr>
+              <w:t>việc</w:t>
+            </w:r>
+            <w:proofErr w:type="spellEnd"/>
+            <w:r>
+              <w:rPr>
+                <w:rFonts w:ascii="Times New Roman" w:hAnsi="Times New Roman"/>
+                <w:szCs w:val="24"/>
+                <w:lang w:val="fr-FR"/>
+              </w:rPr>
+              <w:t xml:space="preserve"> </w:t>
+            </w:r>
+            <w:proofErr w:type="spellStart"/>
+            <w:r>
+              <w:rPr>
+                <w:rFonts w:ascii="Times New Roman" w:hAnsi="Times New Roman"/>
+                <w:szCs w:val="24"/>
+                <w:lang w:val="fr-FR"/>
+              </w:rPr>
+              <w:t>chính</w:t>
+            </w:r>
+            <w:proofErr w:type="spellEnd"/>
           </w:p>
         </w:tc>
         <w:tc>
@@ -2852,16 +3480,199 @@
                 <w:szCs w:val="24"/>
                 <w:lang w:val="fr-FR"/>
               </w:rPr>
-              <w:t xml:space="preserve">+ Tại trụ sở của Công ty Cổ phần </w:t>
-            </w:r>
-            <w:r>
-              <w:rPr>
-                <w:rFonts w:ascii="Times New Roman" w:hAnsi="Times New Roman"/>
-                <w:szCs w:val="24"/>
-                <w:lang w:val="fr-FR"/>
-              </w:rPr>
-              <w:t>Sản xuất Nam Thuận</w:t>
-            </w:r>
+              <w:t xml:space="preserve">+ </w:t>
+            </w:r>
+            <w:proofErr w:type="spellStart"/>
+            <w:r>
+              <w:rPr>
+                <w:rFonts w:ascii="Times New Roman" w:hAnsi="Times New Roman"/>
+                <w:szCs w:val="24"/>
+                <w:lang w:val="fr-FR"/>
+              </w:rPr>
+              <w:t>Tại</w:t>
+            </w:r>
+            <w:proofErr w:type="spellEnd"/>
+            <w:r>
+              <w:rPr>
+                <w:rFonts w:ascii="Times New Roman" w:hAnsi="Times New Roman"/>
+                <w:szCs w:val="24"/>
+                <w:lang w:val="fr-FR"/>
+              </w:rPr>
+              <w:t xml:space="preserve"> </w:t>
+            </w:r>
+            <w:proofErr w:type="spellStart"/>
+            <w:r>
+              <w:rPr>
+                <w:rFonts w:ascii="Times New Roman" w:hAnsi="Times New Roman"/>
+                <w:szCs w:val="24"/>
+                <w:lang w:val="fr-FR"/>
+              </w:rPr>
+              <w:t>trụ</w:t>
+            </w:r>
+            <w:proofErr w:type="spellEnd"/>
+            <w:r>
+              <w:rPr>
+                <w:rFonts w:ascii="Times New Roman" w:hAnsi="Times New Roman"/>
+                <w:szCs w:val="24"/>
+                <w:lang w:val="fr-FR"/>
+              </w:rPr>
+              <w:t xml:space="preserve"> </w:t>
+            </w:r>
+            <w:proofErr w:type="spellStart"/>
+            <w:r>
+              <w:rPr>
+                <w:rFonts w:ascii="Times New Roman" w:hAnsi="Times New Roman"/>
+                <w:szCs w:val="24"/>
+                <w:lang w:val="fr-FR"/>
+              </w:rPr>
+              <w:t>sở</w:t>
+            </w:r>
+            <w:proofErr w:type="spellEnd"/>
+            <w:r>
+              <w:rPr>
+                <w:rFonts w:ascii="Times New Roman" w:hAnsi="Times New Roman"/>
+                <w:szCs w:val="24"/>
+                <w:lang w:val="fr-FR"/>
+              </w:rPr>
+              <w:t xml:space="preserve"> </w:t>
+            </w:r>
+            <w:proofErr w:type="spellStart"/>
+            <w:r>
+              <w:rPr>
+                <w:rFonts w:ascii="Times New Roman" w:hAnsi="Times New Roman"/>
+                <w:szCs w:val="24"/>
+                <w:lang w:val="fr-FR"/>
+              </w:rPr>
+              <w:t>của</w:t>
+            </w:r>
+            <w:proofErr w:type="spellEnd"/>
+            <w:r>
+              <w:rPr>
+                <w:rFonts w:ascii="Times New Roman" w:hAnsi="Times New Roman"/>
+                <w:szCs w:val="24"/>
+                <w:lang w:val="fr-FR"/>
+              </w:rPr>
+              <w:t xml:space="preserve"> </w:t>
+            </w:r>
+            <w:proofErr w:type="spellStart"/>
+            <w:r>
+              <w:rPr>
+                <w:rFonts w:ascii="Times New Roman" w:hAnsi="Times New Roman"/>
+                <w:szCs w:val="24"/>
+                <w:lang w:val="fr-FR"/>
+              </w:rPr>
+              <w:t>Công</w:t>
+            </w:r>
+            <w:proofErr w:type="spellEnd"/>
+            <w:r>
+              <w:rPr>
+                <w:rFonts w:ascii="Times New Roman" w:hAnsi="Times New Roman"/>
+                <w:szCs w:val="24"/>
+                <w:lang w:val="fr-FR"/>
+              </w:rPr>
+              <w:t xml:space="preserve"> </w:t>
+            </w:r>
+            <w:proofErr w:type="spellStart"/>
+            <w:r>
+              <w:rPr>
+                <w:rFonts w:ascii="Times New Roman" w:hAnsi="Times New Roman"/>
+                <w:szCs w:val="24"/>
+                <w:lang w:val="fr-FR"/>
+              </w:rPr>
+              <w:t>ty</w:t>
+            </w:r>
+            <w:proofErr w:type="spellEnd"/>
+            <w:r>
+              <w:rPr>
+                <w:rFonts w:ascii="Times New Roman" w:hAnsi="Times New Roman"/>
+                <w:szCs w:val="24"/>
+                <w:lang w:val="fr-FR"/>
+              </w:rPr>
+              <w:t xml:space="preserve"> </w:t>
+            </w:r>
+            <w:proofErr w:type="spellStart"/>
+            <w:r>
+              <w:rPr>
+                <w:rFonts w:ascii="Times New Roman" w:hAnsi="Times New Roman"/>
+                <w:szCs w:val="24"/>
+                <w:lang w:val="fr-FR"/>
+              </w:rPr>
+              <w:t>Cổ</w:t>
+            </w:r>
+            <w:proofErr w:type="spellEnd"/>
+            <w:r>
+              <w:rPr>
+                <w:rFonts w:ascii="Times New Roman" w:hAnsi="Times New Roman"/>
+                <w:szCs w:val="24"/>
+                <w:lang w:val="fr-FR"/>
+              </w:rPr>
+              <w:t xml:space="preserve"> </w:t>
+            </w:r>
+            <w:proofErr w:type="spellStart"/>
+            <w:r>
+              <w:rPr>
+                <w:rFonts w:ascii="Times New Roman" w:hAnsi="Times New Roman"/>
+                <w:szCs w:val="24"/>
+                <w:lang w:val="fr-FR"/>
+              </w:rPr>
+              <w:t>phần</w:t>
+            </w:r>
+            <w:proofErr w:type="spellEnd"/>
+            <w:r>
+              <w:rPr>
+                <w:rFonts w:ascii="Times New Roman" w:hAnsi="Times New Roman"/>
+                <w:szCs w:val="24"/>
+                <w:lang w:val="fr-FR"/>
+              </w:rPr>
+              <w:t xml:space="preserve"> </w:t>
+            </w:r>
+            <w:proofErr w:type="spellStart"/>
+            <w:r>
+              <w:rPr>
+                <w:rFonts w:ascii="Times New Roman" w:hAnsi="Times New Roman"/>
+                <w:szCs w:val="24"/>
+                <w:lang w:val="fr-FR"/>
+              </w:rPr>
+              <w:t>Sản</w:t>
+            </w:r>
+            <w:proofErr w:type="spellEnd"/>
+            <w:r>
+              <w:rPr>
+                <w:rFonts w:ascii="Times New Roman" w:hAnsi="Times New Roman"/>
+                <w:szCs w:val="24"/>
+                <w:lang w:val="fr-FR"/>
+              </w:rPr>
+              <w:t xml:space="preserve"> </w:t>
+            </w:r>
+            <w:proofErr w:type="spellStart"/>
+            <w:r>
+              <w:rPr>
+                <w:rFonts w:ascii="Times New Roman" w:hAnsi="Times New Roman"/>
+                <w:szCs w:val="24"/>
+                <w:lang w:val="fr-FR"/>
+              </w:rPr>
+              <w:t>xuất</w:t>
+            </w:r>
+            <w:proofErr w:type="spellEnd"/>
+            <w:r>
+              <w:rPr>
+                <w:rFonts w:ascii="Times New Roman" w:hAnsi="Times New Roman"/>
+                <w:szCs w:val="24"/>
+                <w:lang w:val="fr-FR"/>
+              </w:rPr>
+              <w:t xml:space="preserve"> Nam </w:t>
+            </w:r>
+            <w:proofErr w:type="spellStart"/>
+            <w:proofErr w:type="gramStart"/>
+            <w:r>
+              <w:rPr>
+                <w:rFonts w:ascii="Times New Roman" w:hAnsi="Times New Roman"/>
+                <w:szCs w:val="24"/>
+                <w:lang w:val="fr-FR"/>
+              </w:rPr>
+              <w:t>Thuận</w:t>
+            </w:r>
+            <w:proofErr w:type="spellEnd"/>
             <w:r>
               <w:rPr>
                 <w:rFonts w:ascii="Times New Roman" w:hAnsi="Times New Roman"/>
@@ -2870,6 +3681,7 @@
               </w:rPr>
               <w:t>:</w:t>
             </w:r>
+            <w:proofErr w:type="gramEnd"/>
             <w:r>
               <w:rPr>
                 <w:rFonts w:ascii="Times New Roman" w:hAnsi="Times New Roman"/>
@@ -2888,14 +3700,196 @@
                 <w:lang w:val="fr-FR"/>
               </w:rPr>
             </w:pPr>
-            <w:r>
-              <w:rPr>
-                <w:rFonts w:ascii="Times New Roman" w:hAnsi="Times New Roman"/>
-                <w:szCs w:val="24"/>
-                <w:lang w:val="fr-FR"/>
-              </w:rPr>
-              <w:t>Tổ dân phố Thủy Sơn 7, phường Thủy Nguyên, thành phố Hải Phòng</w:t>
-            </w:r>
+            <w:proofErr w:type="spellStart"/>
+            <w:r>
+              <w:rPr>
+                <w:rFonts w:ascii="Times New Roman" w:hAnsi="Times New Roman"/>
+                <w:szCs w:val="24"/>
+                <w:lang w:val="fr-FR"/>
+              </w:rPr>
+              <w:t>Tổ</w:t>
+            </w:r>
+            <w:proofErr w:type="spellEnd"/>
+            <w:r>
+              <w:rPr>
+                <w:rFonts w:ascii="Times New Roman" w:hAnsi="Times New Roman"/>
+                <w:szCs w:val="24"/>
+                <w:lang w:val="fr-FR"/>
+              </w:rPr>
+              <w:t xml:space="preserve"> </w:t>
+            </w:r>
+            <w:proofErr w:type="spellStart"/>
+            <w:r>
+              <w:rPr>
+                <w:rFonts w:ascii="Times New Roman" w:hAnsi="Times New Roman"/>
+                <w:szCs w:val="24"/>
+                <w:lang w:val="fr-FR"/>
+              </w:rPr>
+              <w:t>dân</w:t>
+            </w:r>
+            <w:proofErr w:type="spellEnd"/>
+            <w:r>
+              <w:rPr>
+                <w:rFonts w:ascii="Times New Roman" w:hAnsi="Times New Roman"/>
+                <w:szCs w:val="24"/>
+                <w:lang w:val="fr-FR"/>
+              </w:rPr>
+              <w:t xml:space="preserve"> </w:t>
+            </w:r>
+            <w:proofErr w:type="spellStart"/>
+            <w:r>
+              <w:rPr>
+                <w:rFonts w:ascii="Times New Roman" w:hAnsi="Times New Roman"/>
+                <w:szCs w:val="24"/>
+                <w:lang w:val="fr-FR"/>
+              </w:rPr>
+              <w:t>phố</w:t>
+            </w:r>
+            <w:proofErr w:type="spellEnd"/>
+            <w:r>
+              <w:rPr>
+                <w:rFonts w:ascii="Times New Roman" w:hAnsi="Times New Roman"/>
+                <w:szCs w:val="24"/>
+                <w:lang w:val="fr-FR"/>
+              </w:rPr>
+              <w:t xml:space="preserve"> </w:t>
+            </w:r>
+            <w:proofErr w:type="spellStart"/>
+            <w:r>
+              <w:rPr>
+                <w:rFonts w:ascii="Times New Roman" w:hAnsi="Times New Roman"/>
+                <w:szCs w:val="24"/>
+                <w:lang w:val="fr-FR"/>
+              </w:rPr>
+              <w:t>Thủy</w:t>
+            </w:r>
+            <w:proofErr w:type="spellEnd"/>
+            <w:r>
+              <w:rPr>
+                <w:rFonts w:ascii="Times New Roman" w:hAnsi="Times New Roman"/>
+                <w:szCs w:val="24"/>
+                <w:lang w:val="fr-FR"/>
+              </w:rPr>
+              <w:t xml:space="preserve"> </w:t>
+            </w:r>
+            <w:proofErr w:type="spellStart"/>
+            <w:r>
+              <w:rPr>
+                <w:rFonts w:ascii="Times New Roman" w:hAnsi="Times New Roman"/>
+                <w:szCs w:val="24"/>
+                <w:lang w:val="fr-FR"/>
+              </w:rPr>
+              <w:t>Sơn</w:t>
+            </w:r>
+            <w:proofErr w:type="spellEnd"/>
+            <w:r>
+              <w:rPr>
+                <w:rFonts w:ascii="Times New Roman" w:hAnsi="Times New Roman"/>
+                <w:szCs w:val="24"/>
+                <w:lang w:val="fr-FR"/>
+              </w:rPr>
+              <w:t xml:space="preserve"> 7, </w:t>
+            </w:r>
+            <w:proofErr w:type="spellStart"/>
+            <w:r>
+              <w:rPr>
+                <w:rFonts w:ascii="Times New Roman" w:hAnsi="Times New Roman"/>
+                <w:szCs w:val="24"/>
+                <w:lang w:val="fr-FR"/>
+              </w:rPr>
+              <w:t>phường</w:t>
+            </w:r>
+            <w:proofErr w:type="spellEnd"/>
+            <w:r>
+              <w:rPr>
+                <w:rFonts w:ascii="Times New Roman" w:hAnsi="Times New Roman"/>
+                <w:szCs w:val="24"/>
+                <w:lang w:val="fr-FR"/>
+              </w:rPr>
+              <w:t xml:space="preserve"> </w:t>
+            </w:r>
+            <w:proofErr w:type="spellStart"/>
+            <w:r>
+              <w:rPr>
+                <w:rFonts w:ascii="Times New Roman" w:hAnsi="Times New Roman"/>
+                <w:szCs w:val="24"/>
+                <w:lang w:val="fr-FR"/>
+              </w:rPr>
+              <w:t>Thủy</w:t>
+            </w:r>
+            <w:proofErr w:type="spellEnd"/>
+            <w:r>
+              <w:rPr>
+                <w:rFonts w:ascii="Times New Roman" w:hAnsi="Times New Roman"/>
+                <w:szCs w:val="24"/>
+                <w:lang w:val="fr-FR"/>
+              </w:rPr>
+              <w:t xml:space="preserve"> Nguyên, </w:t>
+            </w:r>
+            <w:proofErr w:type="spellStart"/>
+            <w:r>
+              <w:rPr>
+                <w:rFonts w:ascii="Times New Roman" w:hAnsi="Times New Roman"/>
+                <w:szCs w:val="24"/>
+                <w:lang w:val="fr-FR"/>
+              </w:rPr>
+              <w:t>thành</w:t>
+            </w:r>
+            <w:proofErr w:type="spellEnd"/>
+            <w:r>
+              <w:rPr>
+                <w:rFonts w:ascii="Times New Roman" w:hAnsi="Times New Roman"/>
+                <w:szCs w:val="24"/>
+                <w:lang w:val="fr-FR"/>
+              </w:rPr>
+              <w:t xml:space="preserve"> </w:t>
+            </w:r>
+            <w:proofErr w:type="spellStart"/>
+            <w:r>
+              <w:rPr>
+                <w:rFonts w:ascii="Times New Roman" w:hAnsi="Times New Roman"/>
+                <w:szCs w:val="24"/>
+                <w:lang w:val="fr-FR"/>
+              </w:rPr>
+              <w:t>phố</w:t>
+            </w:r>
+            <w:proofErr w:type="spellEnd"/>
+            <w:r>
+              <w:rPr>
+                <w:rFonts w:ascii="Times New Roman" w:hAnsi="Times New Roman"/>
+                <w:szCs w:val="24"/>
+                <w:lang w:val="fr-FR"/>
+              </w:rPr>
+              <w:t xml:space="preserve"> </w:t>
+            </w:r>
+            <w:proofErr w:type="spellStart"/>
+            <w:r>
+              <w:rPr>
+                <w:rFonts w:ascii="Times New Roman" w:hAnsi="Times New Roman"/>
+                <w:szCs w:val="24"/>
+                <w:lang w:val="fr-FR"/>
+              </w:rPr>
+              <w:t>Hải</w:t>
+            </w:r>
+            <w:proofErr w:type="spellEnd"/>
+            <w:r>
+              <w:rPr>
+                <w:rFonts w:ascii="Times New Roman" w:hAnsi="Times New Roman"/>
+                <w:szCs w:val="24"/>
+                <w:lang w:val="fr-FR"/>
+              </w:rPr>
+              <w:t xml:space="preserve"> </w:t>
+            </w:r>
+            <w:proofErr w:type="spellStart"/>
+            <w:r>
+              <w:rPr>
+                <w:rFonts w:ascii="Times New Roman" w:hAnsi="Times New Roman"/>
+                <w:szCs w:val="24"/>
+                <w:lang w:val="fr-FR"/>
+              </w:rPr>
+              <w:t>Phòng</w:t>
+            </w:r>
+            <w:proofErr w:type="spellEnd"/>
           </w:p>
           <w:p>
             <w:pPr>
@@ -2913,8 +3907,288 @@
                 <w:lang w:val="fr-FR"/>
               </w:rPr>
               <w:lastRenderedPageBreak/>
-              <w:t>+ Các địa điểm khác theo sự phân công của Công ty theo yêu cầu công việc</w:t>
-            </w:r>
+              <w:t xml:space="preserve">+ </w:t>
+            </w:r>
+            <w:proofErr w:type="spellStart"/>
+            <w:r>
+              <w:rPr>
+                <w:rFonts w:ascii="Times New Roman" w:hAnsi="Times New Roman"/>
+                <w:szCs w:val="24"/>
+                <w:lang w:val="fr-FR"/>
+              </w:rPr>
+              <w:t>Các</w:t>
+            </w:r>
+            <w:proofErr w:type="spellEnd"/>
+            <w:r>
+              <w:rPr>
+                <w:rFonts w:ascii="Times New Roman" w:hAnsi="Times New Roman"/>
+                <w:szCs w:val="24"/>
+                <w:lang w:val="fr-FR"/>
+              </w:rPr>
+              <w:t xml:space="preserve"> </w:t>
+            </w:r>
+            <w:proofErr w:type="spellStart"/>
+            <w:r>
+              <w:rPr>
+                <w:rFonts w:ascii="Times New Roman" w:hAnsi="Times New Roman"/>
+                <w:szCs w:val="24"/>
+                <w:lang w:val="fr-FR"/>
+              </w:rPr>
+              <w:t>địa</w:t>
+            </w:r>
+            <w:proofErr w:type="spellEnd"/>
+            <w:r>
+              <w:rPr>
+                <w:rFonts w:ascii="Times New Roman" w:hAnsi="Times New Roman"/>
+                <w:szCs w:val="24"/>
+                <w:lang w:val="fr-FR"/>
+              </w:rPr>
+              <w:t xml:space="preserve"> </w:t>
+            </w:r>
+            <w:proofErr w:type="spellStart"/>
+            <w:r>
+              <w:rPr>
+                <w:rFonts w:ascii="Times New Roman" w:hAnsi="Times New Roman"/>
+                <w:szCs w:val="24"/>
+                <w:lang w:val="fr-FR"/>
+              </w:rPr>
+              <w:t>điểm</w:t>
+            </w:r>
+            <w:proofErr w:type="spellEnd"/>
+            <w:r>
+              <w:rPr>
+                <w:rFonts w:ascii="Times New Roman" w:hAnsi="Times New Roman"/>
+                <w:szCs w:val="24"/>
+                <w:lang w:val="fr-FR"/>
+              </w:rPr>
+              <w:t xml:space="preserve"> </w:t>
+            </w:r>
+            <w:proofErr w:type="spellStart"/>
+            <w:r>
+              <w:rPr>
+                <w:rFonts w:ascii="Times New Roman" w:hAnsi="Times New Roman"/>
+                <w:szCs w:val="24"/>
+                <w:lang w:val="fr-FR"/>
+              </w:rPr>
+              <w:t>khác</w:t>
+            </w:r>
+            <w:proofErr w:type="spellEnd"/>
+            <w:r>
+              <w:rPr>
+                <w:rFonts w:ascii="Times New Roman" w:hAnsi="Times New Roman"/>
+                <w:szCs w:val="24"/>
+                <w:lang w:val="fr-FR"/>
+              </w:rPr>
+              <w:t xml:space="preserve"> </w:t>
+            </w:r>
+            <w:proofErr w:type="spellStart"/>
+            <w:r>
+              <w:rPr>
+                <w:rFonts w:ascii="Times New Roman" w:hAnsi="Times New Roman"/>
+                <w:szCs w:val="24"/>
+                <w:lang w:val="fr-FR"/>
+              </w:rPr>
+              <w:t>theo</w:t>
+            </w:r>
+            <w:proofErr w:type="spellEnd"/>
+            <w:r>
+              <w:rPr>
+                <w:rFonts w:ascii="Times New Roman" w:hAnsi="Times New Roman"/>
+                <w:szCs w:val="24"/>
+                <w:lang w:val="fr-FR"/>
+              </w:rPr>
+              <w:t xml:space="preserve"> </w:t>
+            </w:r>
+            <w:proofErr w:type="spellStart"/>
+            <w:r>
+              <w:rPr>
+                <w:rFonts w:ascii="Times New Roman" w:hAnsi="Times New Roman"/>
+                <w:szCs w:val="24"/>
+                <w:lang w:val="fr-FR"/>
+              </w:rPr>
+              <w:t>sự</w:t>
+            </w:r>
+            <w:proofErr w:type="spellEnd"/>
+            <w:r>
+              <w:rPr>
+                <w:rFonts w:ascii="Times New Roman" w:hAnsi="Times New Roman"/>
+                <w:szCs w:val="24"/>
+                <w:lang w:val="fr-FR"/>
+              </w:rPr>
+              <w:t xml:space="preserve"> </w:t>
+            </w:r>
+            <w:proofErr w:type="spellStart"/>
+            <w:r>
+              <w:rPr>
+                <w:rFonts w:ascii="Times New Roman" w:hAnsi="Times New Roman"/>
+                <w:szCs w:val="24"/>
+                <w:lang w:val="fr-FR"/>
+              </w:rPr>
+              <w:t>phân</w:t>
+            </w:r>
+            <w:proofErr w:type="spellEnd"/>
+            <w:r>
+              <w:rPr>
+                <w:rFonts w:ascii="Times New Roman" w:hAnsi="Times New Roman"/>
+                <w:szCs w:val="24"/>
+                <w:lang w:val="fr-FR"/>
+              </w:rPr>
+              <w:t xml:space="preserve"> </w:t>
+            </w:r>
+            <w:proofErr w:type="spellStart"/>
+            <w:r>
+              <w:rPr>
+                <w:rFonts w:ascii="Times New Roman" w:hAnsi="Times New Roman"/>
+                <w:szCs w:val="24"/>
+                <w:lang w:val="fr-FR"/>
+              </w:rPr>
+              <w:t>công</w:t>
+            </w:r>
+            <w:proofErr w:type="spellEnd"/>
+            <w:r>
+              <w:rPr>
+                <w:rFonts w:ascii="Times New Roman" w:hAnsi="Times New Roman"/>
+                <w:szCs w:val="24"/>
+                <w:lang w:val="fr-FR"/>
+              </w:rPr>
+              <w:t xml:space="preserve"> </w:t>
+            </w:r>
+            <w:proofErr w:type="spellStart"/>
+            <w:r>
+              <w:rPr>
+                <w:rFonts w:ascii="Times New Roman" w:hAnsi="Times New Roman"/>
+                <w:szCs w:val="24"/>
+                <w:lang w:val="fr-FR"/>
+              </w:rPr>
+              <w:t>của</w:t>
+            </w:r>
+            <w:proofErr w:type="spellEnd"/>
+            <w:r>
+              <w:rPr>
+                <w:rFonts w:ascii="Times New Roman" w:hAnsi="Times New Roman"/>
+                <w:szCs w:val="24"/>
+                <w:lang w:val="fr-FR"/>
+              </w:rPr>
+              <w:t xml:space="preserve"> </w:t>
+            </w:r>
+            <w:proofErr w:type="spellStart"/>
+            <w:r>
+              <w:rPr>
+                <w:rFonts w:ascii="Times New Roman" w:hAnsi="Times New Roman"/>
+                <w:szCs w:val="24"/>
+                <w:lang w:val="fr-FR"/>
+              </w:rPr>
+              <w:t>Công</w:t>
+            </w:r>
+            <w:proofErr w:type="spellEnd"/>
+            <w:r>
+              <w:rPr>
+                <w:rFonts w:ascii="Times New Roman" w:hAnsi="Times New Roman"/>
+                <w:szCs w:val="24"/>
+                <w:lang w:val="fr-FR"/>
+              </w:rPr>
+              <w:t xml:space="preserve"> </w:t>
+            </w:r>
+            <w:proofErr w:type="spellStart"/>
+            <w:r>
+              <w:rPr>
+                <w:rFonts w:ascii="Times New Roman" w:hAnsi="Times New Roman"/>
+                <w:szCs w:val="24"/>
+                <w:lang w:val="fr-FR"/>
+              </w:rPr>
+              <w:t>ty</w:t>
+            </w:r>
+            <w:proofErr w:type="spellEnd"/>
+            <w:r>
+              <w:rPr>
+                <w:rFonts w:ascii="Times New Roman" w:hAnsi="Times New Roman"/>
+                <w:szCs w:val="24"/>
+                <w:lang w:val="fr-FR"/>
+              </w:rPr>
+              <w:t xml:space="preserve"> </w:t>
+            </w:r>
+            <w:proofErr w:type="spellStart"/>
+            <w:r>
+              <w:rPr>
+                <w:rFonts w:ascii="Times New Roman" w:hAnsi="Times New Roman"/>
+                <w:szCs w:val="24"/>
+                <w:lang w:val="fr-FR"/>
+              </w:rPr>
+              <w:t>theo</w:t>
+            </w:r>
+            <w:proofErr w:type="spellEnd"/>
+            <w:r>
+              <w:rPr>
+                <w:rFonts w:ascii="Times New Roman" w:hAnsi="Times New Roman"/>
+                <w:szCs w:val="24"/>
+                <w:lang w:val="fr-FR"/>
+              </w:rPr>
+              <w:t xml:space="preserve"> </w:t>
+            </w:r>
+            <w:proofErr w:type="spellStart"/>
+            <w:r>
+              <w:rPr>
+                <w:rFonts w:ascii="Times New Roman" w:hAnsi="Times New Roman"/>
+                <w:szCs w:val="24"/>
+                <w:lang w:val="fr-FR"/>
+              </w:rPr>
+              <w:t>yêu</w:t>
+            </w:r>
+            <w:proofErr w:type="spellEnd"/>
+            <w:r>
+              <w:rPr>
+                <w:rFonts w:ascii="Times New Roman" w:hAnsi="Times New Roman"/>
+                <w:szCs w:val="24"/>
+                <w:lang w:val="fr-FR"/>
+              </w:rPr>
+              <w:t xml:space="preserve"> </w:t>
+            </w:r>
+            <w:proofErr w:type="spellStart"/>
+            <w:r>
+              <w:rPr>
+                <w:rFonts w:ascii="Times New Roman" w:hAnsi="Times New Roman"/>
+                <w:szCs w:val="24"/>
+                <w:lang w:val="fr-FR"/>
+              </w:rPr>
+              <w:t>cầu</w:t>
+            </w:r>
+            <w:proofErr w:type="spellEnd"/>
+            <w:r>
+              <w:rPr>
+                <w:rFonts w:ascii="Times New Roman" w:hAnsi="Times New Roman"/>
+                <w:szCs w:val="24"/>
+                <w:lang w:val="fr-FR"/>
+              </w:rPr>
+              <w:t xml:space="preserve"> </w:t>
+            </w:r>
+            <w:proofErr w:type="spellStart"/>
+            <w:r>
+              <w:rPr>
+                <w:rFonts w:ascii="Times New Roman" w:hAnsi="Times New Roman"/>
+                <w:szCs w:val="24"/>
+                <w:lang w:val="fr-FR"/>
+              </w:rPr>
+              <w:t>công</w:t>
+            </w:r>
+            <w:proofErr w:type="spellEnd"/>
+            <w:r>
+              <w:rPr>
+                <w:rFonts w:ascii="Times New Roman" w:hAnsi="Times New Roman"/>
+                <w:szCs w:val="24"/>
+                <w:lang w:val="fr-FR"/>
+              </w:rPr>
+              <w:t xml:space="preserve"> </w:t>
+            </w:r>
+            <w:proofErr w:type="spellStart"/>
+            <w:r>
+              <w:rPr>
+                <w:rFonts w:ascii="Times New Roman" w:hAnsi="Times New Roman"/>
+                <w:szCs w:val="24"/>
+                <w:lang w:val="fr-FR"/>
+              </w:rPr>
+              <w:t>việc</w:t>
+            </w:r>
+            <w:proofErr w:type="spellEnd"/>
           </w:p>
         </w:tc>
       </w:tr>
@@ -3019,7 +4293,25 @@
                 <w:szCs w:val="24"/>
                 <w:lang w:val="fr-FR"/>
               </w:rPr>
-              <w:t>{{chucdanh}}</w:t>
+              <w:t>{{</w:t>
+            </w:r>
+            <w:proofErr w:type="spellStart"/>
+            <w:r>
+              <w:rPr>
+                <w:color w:val="000000"/>
+                <w:szCs w:val="24"/>
+                <w:lang w:val="fr-FR"/>
+              </w:rPr>
+              <w:t>chucdanh</w:t>
+            </w:r>
+            <w:proofErr w:type="spellEnd"/>
+            <w:r>
+              <w:rPr>
+                <w:color w:val="000000"/>
+                <w:szCs w:val="24"/>
+                <w:lang w:val="fr-FR"/>
+              </w:rPr>
+              <w:t>}}</w:t>
             </w:r>
           </w:p>
           <w:p>
@@ -3140,6 +4432,7 @@
               </w:rPr>
               <w:t>{{</w:t>
             </w:r>
+            <w:proofErr w:type="spellStart"/>
             <w:r>
               <w:rPr>
                 <w:b/>
@@ -3149,6 +4442,7 @@
               </w:rPr>
               <w:t>bophan</w:t>
             </w:r>
+            <w:proofErr w:type="spellEnd"/>
             <w:r>
               <w:rPr>
                 <w:b/>
@@ -3351,14 +4645,415 @@
                 <w:lang w:val="fr-FR"/>
               </w:rPr>
             </w:pPr>
-            <w:r>
-              <w:rPr>
-                <w:rFonts w:ascii="Times New Roman" w:hAnsi="Times New Roman"/>
-                <w:color w:val="000000"/>
-                <w:szCs w:val="24"/>
-                <w:lang w:val="fr-FR"/>
-              </w:rPr>
-              <w:t>Thực hiện theo bảng mô tả công việc và các công việc liên quan khác dưới sự phân công của ng</w:t>
+            <w:proofErr w:type="spellStart"/>
+            <w:r>
+              <w:rPr>
+                <w:rFonts w:ascii="Times New Roman" w:hAnsi="Times New Roman"/>
+                <w:color w:val="000000"/>
+                <w:szCs w:val="24"/>
+                <w:lang w:val="fr-FR"/>
+              </w:rPr>
+              <w:t>Thực</w:t>
+            </w:r>
+            <w:proofErr w:type="spellEnd"/>
+            <w:r>
+              <w:rPr>
+                <w:rFonts w:ascii="Times New Roman" w:hAnsi="Times New Roman"/>
+                <w:color w:val="000000"/>
+                <w:szCs w:val="24"/>
+                <w:lang w:val="fr-FR"/>
+              </w:rPr>
+              <w:t xml:space="preserve"> </w:t>
+            </w:r>
+            <w:proofErr w:type="spellStart"/>
+            <w:r>
+              <w:rPr>
+                <w:rFonts w:ascii="Times New Roman" w:hAnsi="Times New Roman"/>
+                <w:color w:val="000000"/>
+                <w:szCs w:val="24"/>
+                <w:lang w:val="fr-FR"/>
+              </w:rPr>
+              <w:t>hiện</w:t>
+            </w:r>
+            <w:proofErr w:type="spellEnd"/>
+            <w:r>
+              <w:rPr>
+                <w:rFonts w:ascii="Times New Roman" w:hAnsi="Times New Roman"/>
+                <w:color w:val="000000"/>
+                <w:szCs w:val="24"/>
+                <w:lang w:val="fr-FR"/>
+              </w:rPr>
+              <w:t xml:space="preserve"> </w:t>
+            </w:r>
+            <w:proofErr w:type="spellStart"/>
+            <w:r>
+              <w:rPr>
+                <w:rFonts w:ascii="Times New Roman" w:hAnsi="Times New Roman"/>
+                <w:color w:val="000000"/>
+                <w:szCs w:val="24"/>
+                <w:lang w:val="fr-FR"/>
+              </w:rPr>
+              <w:t>theo</w:t>
+            </w:r>
+            <w:proofErr w:type="spellEnd"/>
+            <w:r>
+              <w:rPr>
+                <w:rFonts w:ascii="Times New Roman" w:hAnsi="Times New Roman"/>
+                <w:color w:val="000000"/>
+                <w:szCs w:val="24"/>
+                <w:lang w:val="fr-FR"/>
+              </w:rPr>
+              <w:t xml:space="preserve"> </w:t>
+            </w:r>
+            <w:proofErr w:type="spellStart"/>
+            <w:r>
+              <w:rPr>
+                <w:rFonts w:ascii="Times New Roman" w:hAnsi="Times New Roman"/>
+                <w:color w:val="000000"/>
+                <w:szCs w:val="24"/>
+                <w:lang w:val="fr-FR"/>
+              </w:rPr>
+              <w:t>bảng</w:t>
+            </w:r>
+            <w:proofErr w:type="spellEnd"/>
+            <w:r>
+              <w:rPr>
+                <w:rFonts w:ascii="Times New Roman" w:hAnsi="Times New Roman"/>
+                <w:color w:val="000000"/>
+                <w:szCs w:val="24"/>
+                <w:lang w:val="fr-FR"/>
+              </w:rPr>
+              <w:t xml:space="preserve"> </w:t>
+            </w:r>
+            <w:proofErr w:type="spellStart"/>
+            <w:r>
+              <w:rPr>
+                <w:rFonts w:ascii="Times New Roman" w:hAnsi="Times New Roman"/>
+                <w:color w:val="000000"/>
+                <w:szCs w:val="24"/>
+                <w:lang w:val="fr-FR"/>
+              </w:rPr>
+              <w:t>mô</w:t>
+            </w:r>
+            <w:proofErr w:type="spellEnd"/>
+            <w:r>
+              <w:rPr>
+                <w:rFonts w:ascii="Times New Roman" w:hAnsi="Times New Roman"/>
+                <w:color w:val="000000"/>
+                <w:szCs w:val="24"/>
+                <w:lang w:val="fr-FR"/>
+              </w:rPr>
+              <w:t xml:space="preserve"> </w:t>
+            </w:r>
+            <w:proofErr w:type="spellStart"/>
+            <w:r>
+              <w:rPr>
+                <w:rFonts w:ascii="Times New Roman" w:hAnsi="Times New Roman"/>
+                <w:color w:val="000000"/>
+                <w:szCs w:val="24"/>
+                <w:lang w:val="fr-FR"/>
+              </w:rPr>
+              <w:t>tả</w:t>
+            </w:r>
+            <w:proofErr w:type="spellEnd"/>
+            <w:r>
+              <w:rPr>
+                <w:rFonts w:ascii="Times New Roman" w:hAnsi="Times New Roman"/>
+                <w:color w:val="000000"/>
+                <w:szCs w:val="24"/>
+                <w:lang w:val="fr-FR"/>
+              </w:rPr>
+              <w:t xml:space="preserve"> </w:t>
+            </w:r>
+            <w:proofErr w:type="spellStart"/>
+            <w:r>
+              <w:rPr>
+                <w:rFonts w:ascii="Times New Roman" w:hAnsi="Times New Roman"/>
+                <w:color w:val="000000"/>
+                <w:szCs w:val="24"/>
+                <w:lang w:val="fr-FR"/>
+              </w:rPr>
+              <w:t>công</w:t>
+            </w:r>
+            <w:proofErr w:type="spellEnd"/>
+            <w:r>
+              <w:rPr>
+                <w:rFonts w:ascii="Times New Roman" w:hAnsi="Times New Roman"/>
+                <w:color w:val="000000"/>
+                <w:szCs w:val="24"/>
+                <w:lang w:val="fr-FR"/>
+              </w:rPr>
+              <w:t xml:space="preserve"> </w:t>
+            </w:r>
+            <w:proofErr w:type="spellStart"/>
+            <w:r>
+              <w:rPr>
+                <w:rFonts w:ascii="Times New Roman" w:hAnsi="Times New Roman"/>
+                <w:color w:val="000000"/>
+                <w:szCs w:val="24"/>
+                <w:lang w:val="fr-FR"/>
+              </w:rPr>
+              <w:t>việc</w:t>
+            </w:r>
+            <w:proofErr w:type="spellEnd"/>
+            <w:r>
+              <w:rPr>
+                <w:rFonts w:ascii="Times New Roman" w:hAnsi="Times New Roman"/>
+                <w:color w:val="000000"/>
+                <w:szCs w:val="24"/>
+                <w:lang w:val="fr-FR"/>
+              </w:rPr>
+              <w:t xml:space="preserve"> </w:t>
+            </w:r>
+            <w:proofErr w:type="spellStart"/>
+            <w:r>
+              <w:rPr>
+                <w:rFonts w:ascii="Times New Roman" w:hAnsi="Times New Roman"/>
+                <w:color w:val="000000"/>
+                <w:szCs w:val="24"/>
+                <w:lang w:val="fr-FR"/>
+              </w:rPr>
+              <w:t>và</w:t>
+            </w:r>
+            <w:proofErr w:type="spellEnd"/>
+            <w:r>
+              <w:rPr>
+                <w:rFonts w:ascii="Times New Roman" w:hAnsi="Times New Roman"/>
+                <w:color w:val="000000"/>
+                <w:szCs w:val="24"/>
+                <w:lang w:val="fr-FR"/>
+              </w:rPr>
+              <w:t xml:space="preserve"> </w:t>
+            </w:r>
+            <w:proofErr w:type="spellStart"/>
+            <w:r>
+              <w:rPr>
+                <w:rFonts w:ascii="Times New Roman" w:hAnsi="Times New Roman"/>
+                <w:color w:val="000000"/>
+                <w:szCs w:val="24"/>
+                <w:lang w:val="fr-FR"/>
+              </w:rPr>
+              <w:t>các</w:t>
+            </w:r>
+            <w:proofErr w:type="spellEnd"/>
+            <w:r>
+              <w:rPr>
+                <w:rFonts w:ascii="Times New Roman" w:hAnsi="Times New Roman"/>
+                <w:color w:val="000000"/>
+                <w:szCs w:val="24"/>
+                <w:lang w:val="fr-FR"/>
+              </w:rPr>
+              <w:t xml:space="preserve"> </w:t>
+            </w:r>
+            <w:proofErr w:type="spellStart"/>
+            <w:r>
+              <w:rPr>
+                <w:rFonts w:ascii="Times New Roman" w:hAnsi="Times New Roman"/>
+                <w:color w:val="000000"/>
+                <w:szCs w:val="24"/>
+                <w:lang w:val="fr-FR"/>
+              </w:rPr>
+              <w:t>công</w:t>
+            </w:r>
+            <w:proofErr w:type="spellEnd"/>
+            <w:r>
+              <w:rPr>
+                <w:rFonts w:ascii="Times New Roman" w:hAnsi="Times New Roman"/>
+                <w:color w:val="000000"/>
+                <w:szCs w:val="24"/>
+                <w:lang w:val="fr-FR"/>
+              </w:rPr>
+              <w:t xml:space="preserve"> </w:t>
+            </w:r>
+            <w:proofErr w:type="spellStart"/>
+            <w:r>
+              <w:rPr>
+                <w:rFonts w:ascii="Times New Roman" w:hAnsi="Times New Roman"/>
+                <w:color w:val="000000"/>
+                <w:szCs w:val="24"/>
+                <w:lang w:val="fr-FR"/>
+              </w:rPr>
+              <w:t>việc</w:t>
+            </w:r>
+            <w:proofErr w:type="spellEnd"/>
+            <w:r>
+              <w:rPr>
+                <w:rFonts w:ascii="Times New Roman" w:hAnsi="Times New Roman"/>
+                <w:color w:val="000000"/>
+                <w:szCs w:val="24"/>
+                <w:lang w:val="fr-FR"/>
+              </w:rPr>
+              <w:t xml:space="preserve"> </w:t>
+            </w:r>
+            <w:proofErr w:type="spellStart"/>
+            <w:r>
+              <w:rPr>
+                <w:rFonts w:ascii="Times New Roman" w:hAnsi="Times New Roman"/>
+                <w:color w:val="000000"/>
+                <w:szCs w:val="24"/>
+                <w:lang w:val="fr-FR"/>
+              </w:rPr>
+              <w:t>liên</w:t>
+            </w:r>
+            <w:proofErr w:type="spellEnd"/>
+            <w:r>
+              <w:rPr>
+                <w:rFonts w:ascii="Times New Roman" w:hAnsi="Times New Roman"/>
+                <w:color w:val="000000"/>
+                <w:szCs w:val="24"/>
+                <w:lang w:val="fr-FR"/>
+              </w:rPr>
+              <w:t xml:space="preserve"> </w:t>
+            </w:r>
+            <w:proofErr w:type="spellStart"/>
+            <w:r>
+              <w:rPr>
+                <w:rFonts w:ascii="Times New Roman" w:hAnsi="Times New Roman"/>
+                <w:color w:val="000000"/>
+                <w:szCs w:val="24"/>
+                <w:lang w:val="fr-FR"/>
+              </w:rPr>
+              <w:t>quan</w:t>
+            </w:r>
+            <w:proofErr w:type="spellEnd"/>
+            <w:r>
+              <w:rPr>
+                <w:rFonts w:ascii="Times New Roman" w:hAnsi="Times New Roman"/>
+                <w:color w:val="000000"/>
+                <w:szCs w:val="24"/>
+                <w:lang w:val="fr-FR"/>
+              </w:rPr>
+              <w:t xml:space="preserve"> </w:t>
+            </w:r>
+            <w:proofErr w:type="spellStart"/>
+            <w:r>
+              <w:rPr>
+                <w:rFonts w:ascii="Times New Roman" w:hAnsi="Times New Roman"/>
+                <w:color w:val="000000"/>
+                <w:szCs w:val="24"/>
+                <w:lang w:val="fr-FR"/>
+              </w:rPr>
+              <w:t>khác</w:t>
+            </w:r>
+            <w:proofErr w:type="spellEnd"/>
+            <w:r>
+              <w:rPr>
+                <w:rFonts w:ascii="Times New Roman" w:hAnsi="Times New Roman"/>
+                <w:color w:val="000000"/>
+                <w:szCs w:val="24"/>
+                <w:lang w:val="fr-FR"/>
+              </w:rPr>
+              <w:t xml:space="preserve"> </w:t>
+            </w:r>
+            <w:proofErr w:type="spellStart"/>
+            <w:r>
+              <w:rPr>
+                <w:rFonts w:ascii="Times New Roman" w:hAnsi="Times New Roman"/>
+                <w:color w:val="000000"/>
+                <w:szCs w:val="24"/>
+                <w:lang w:val="fr-FR"/>
+              </w:rPr>
+              <w:t>dưới</w:t>
+            </w:r>
+            <w:proofErr w:type="spellEnd"/>
+            <w:r>
+              <w:rPr>
+                <w:rFonts w:ascii="Times New Roman" w:hAnsi="Times New Roman"/>
+                <w:color w:val="000000"/>
+                <w:szCs w:val="24"/>
+                <w:lang w:val="fr-FR"/>
+              </w:rPr>
+              <w:t xml:space="preserve"> </w:t>
+            </w:r>
+            <w:proofErr w:type="spellStart"/>
+            <w:r>
+              <w:rPr>
+                <w:rFonts w:ascii="Times New Roman" w:hAnsi="Times New Roman"/>
+                <w:color w:val="000000"/>
+                <w:szCs w:val="24"/>
+                <w:lang w:val="fr-FR"/>
+              </w:rPr>
+              <w:t>sự</w:t>
+            </w:r>
+            <w:proofErr w:type="spellEnd"/>
+            <w:r>
+              <w:rPr>
+                <w:rFonts w:ascii="Times New Roman" w:hAnsi="Times New Roman"/>
+                <w:color w:val="000000"/>
+                <w:szCs w:val="24"/>
+                <w:lang w:val="fr-FR"/>
+              </w:rPr>
+              <w:t xml:space="preserve"> </w:t>
+            </w:r>
+            <w:proofErr w:type="spellStart"/>
+            <w:r>
+              <w:rPr>
+                <w:rFonts w:ascii="Times New Roman" w:hAnsi="Times New Roman"/>
+                <w:color w:val="000000"/>
+                <w:szCs w:val="24"/>
+                <w:lang w:val="fr-FR"/>
+              </w:rPr>
+              <w:t>phân</w:t>
+            </w:r>
+            <w:proofErr w:type="spellEnd"/>
+            <w:r>
+              <w:rPr>
+                <w:rFonts w:ascii="Times New Roman" w:hAnsi="Times New Roman"/>
+                <w:color w:val="000000"/>
+                <w:szCs w:val="24"/>
+                <w:lang w:val="fr-FR"/>
+              </w:rPr>
+              <w:t xml:space="preserve"> </w:t>
+            </w:r>
+            <w:proofErr w:type="spellStart"/>
+            <w:r>
+              <w:rPr>
+                <w:rFonts w:ascii="Times New Roman" w:hAnsi="Times New Roman"/>
+                <w:color w:val="000000"/>
+                <w:szCs w:val="24"/>
+                <w:lang w:val="fr-FR"/>
+              </w:rPr>
+              <w:t>công</w:t>
+            </w:r>
+            <w:proofErr w:type="spellEnd"/>
+            <w:r>
+              <w:rPr>
+                <w:rFonts w:ascii="Times New Roman" w:hAnsi="Times New Roman"/>
+                <w:color w:val="000000"/>
+                <w:szCs w:val="24"/>
+                <w:lang w:val="fr-FR"/>
+              </w:rPr>
+              <w:t xml:space="preserve"> </w:t>
+            </w:r>
+            <w:proofErr w:type="spellStart"/>
+            <w:r>
+              <w:rPr>
+                <w:rFonts w:ascii="Times New Roman" w:hAnsi="Times New Roman"/>
+                <w:color w:val="000000"/>
+                <w:szCs w:val="24"/>
+                <w:lang w:val="fr-FR"/>
+              </w:rPr>
+              <w:t>của</w:t>
+            </w:r>
+            <w:proofErr w:type="spellEnd"/>
+            <w:r>
+              <w:rPr>
+                <w:rFonts w:ascii="Times New Roman" w:hAnsi="Times New Roman"/>
+                <w:color w:val="000000"/>
+                <w:szCs w:val="24"/>
+                <w:lang w:val="fr-FR"/>
+              </w:rPr>
+              <w:t xml:space="preserve"> </w:t>
+            </w:r>
+            <w:proofErr w:type="spellStart"/>
+            <w:r>
+              <w:rPr>
+                <w:rFonts w:ascii="Times New Roman" w:hAnsi="Times New Roman"/>
+                <w:color w:val="000000"/>
+                <w:szCs w:val="24"/>
+                <w:lang w:val="fr-FR"/>
+              </w:rPr>
+              <w:t>ng</w:t>
             </w:r>
             <w:r>
               <w:rPr>
@@ -3376,7 +5071,97 @@
                 <w:szCs w:val="24"/>
                 <w:lang w:val="fr-FR"/>
               </w:rPr>
-              <w:t>ời quản lý trực tiếp.</w:t>
+              <w:t>ời</w:t>
+            </w:r>
+            <w:proofErr w:type="spellEnd"/>
+            <w:r>
+              <w:rPr>
+                <w:rFonts w:ascii="Times New Roman" w:hAnsi="Times New Roman"/>
+                <w:color w:val="000000"/>
+                <w:szCs w:val="24"/>
+                <w:lang w:val="fr-FR"/>
+              </w:rPr>
+              <w:t xml:space="preserve"> </w:t>
+            </w:r>
+            <w:proofErr w:type="spellStart"/>
+            <w:r>
+              <w:rPr>
+                <w:rFonts w:ascii="Times New Roman" w:hAnsi="Times New Roman"/>
+                <w:color w:val="000000"/>
+                <w:szCs w:val="24"/>
+                <w:lang w:val="fr-FR"/>
+              </w:rPr>
+              <w:t>quản</w:t>
+            </w:r>
+            <w:proofErr w:type="spellEnd"/>
+            <w:r>
+              <w:rPr>
+                <w:rFonts w:ascii="Times New Roman" w:hAnsi="Times New Roman"/>
+                <w:color w:val="000000"/>
+                <w:szCs w:val="24"/>
+                <w:lang w:val="fr-FR"/>
+              </w:rPr>
+              <w:t xml:space="preserve"> </w:t>
+            </w:r>
+            <w:proofErr w:type="spellStart"/>
+            <w:r>
+              <w:rPr>
+                <w:rFonts w:ascii="Times New Roman" w:hAnsi="Times New Roman"/>
+                <w:color w:val="000000"/>
+                <w:szCs w:val="24"/>
+                <w:lang w:val="fr-FR"/>
+              </w:rPr>
+              <w:t>lý</w:t>
+            </w:r>
+            <w:proofErr w:type="spellEnd"/>
+            <w:r>
+              <w:rPr>
+                <w:rFonts w:ascii="Times New Roman" w:hAnsi="Times New Roman"/>
+                <w:color w:val="000000"/>
+                <w:szCs w:val="24"/>
+                <w:lang w:val="fr-FR"/>
+              </w:rPr>
+              <w:t xml:space="preserve"> </w:t>
+            </w:r>
+            <w:proofErr w:type="spellStart"/>
+            <w:r>
+              <w:rPr>
+                <w:rFonts w:ascii="Times New Roman" w:hAnsi="Times New Roman"/>
+                <w:color w:val="000000"/>
+                <w:szCs w:val="24"/>
+                <w:lang w:val="fr-FR"/>
+              </w:rPr>
+              <w:t>trực</w:t>
+            </w:r>
+            <w:proofErr w:type="spellEnd"/>
+            <w:r>
+              <w:rPr>
+                <w:rFonts w:ascii="Times New Roman" w:hAnsi="Times New Roman"/>
+                <w:color w:val="000000"/>
+                <w:szCs w:val="24"/>
+                <w:lang w:val="fr-FR"/>
+              </w:rPr>
+              <w:t xml:space="preserve"> </w:t>
+            </w:r>
+            <w:proofErr w:type="spellStart"/>
+            <w:r>
+              <w:rPr>
+                <w:rFonts w:ascii="Times New Roman" w:hAnsi="Times New Roman"/>
+                <w:color w:val="000000"/>
+                <w:szCs w:val="24"/>
+                <w:lang w:val="fr-FR"/>
+              </w:rPr>
+              <w:t>tiếp</w:t>
+            </w:r>
+            <w:proofErr w:type="spellEnd"/>
+            <w:r>
+              <w:rPr>
+                <w:rFonts w:ascii="Times New Roman" w:hAnsi="Times New Roman"/>
+                <w:color w:val="000000"/>
+                <w:szCs w:val="24"/>
+                <w:lang w:val="fr-FR"/>
+              </w:rPr>
+              <w:t>.</w:t>
             </w:r>
           </w:p>
         </w:tc>
@@ -3402,8 +5187,21 @@
           <w:u w:val="single"/>
           <w:lang w:val="fr-FR"/>
         </w:rPr>
-        <w:t>ĐIỀU 2:</w:t>
-      </w:r>
+        <w:t xml:space="preserve">ĐIỀU </w:t>
+      </w:r>
+      <w:proofErr w:type="gramStart"/>
+      <w:r>
+        <w:rPr>
+          <w:rFonts w:ascii="Times New Roman" w:hAnsi="Times New Roman"/>
+          <w:b/>
+          <w:bCs/>
+          <w:szCs w:val="24"/>
+          <w:u w:val="single"/>
+          <w:lang w:val="fr-FR"/>
+        </w:rPr>
+        <w:t>2:</w:t>
+      </w:r>
+      <w:proofErr w:type="gramEnd"/>
       <w:r>
         <w:rPr>
           <w:rFonts w:ascii="Times New Roman" w:hAnsi="Times New Roman"/>
@@ -3443,7 +5241,575 @@
           <w:szCs w:val="24"/>
           <w:lang w:val="fr-FR"/>
         </w:rPr>
-        <w:t>- Thời gian làm việc, làm thêm giờ và thời gian nghỉ ngơi, nghỉ hàng năm: Theo nội quy, thỏa ước lao động tập thể của công ty và quy định của pháp luật.</w:t>
+        <w:t xml:space="preserve">- </w:t>
+      </w:r>
+      <w:proofErr w:type="spellStart"/>
+      <w:r>
+        <w:rPr>
+          <w:rFonts w:ascii="Times New Roman" w:hAnsi="Times New Roman"/>
+          <w:szCs w:val="24"/>
+          <w:lang w:val="fr-FR"/>
+        </w:rPr>
+        <w:t>Thời</w:t>
+      </w:r>
+      <w:proofErr w:type="spellEnd"/>
+      <w:r>
+        <w:rPr>
+          <w:rFonts w:ascii="Times New Roman" w:hAnsi="Times New Roman"/>
+          <w:szCs w:val="24"/>
+          <w:lang w:val="fr-FR"/>
+        </w:rPr>
+        <w:t xml:space="preserve"> </w:t>
+      </w:r>
+      <w:proofErr w:type="spellStart"/>
+      <w:r>
+        <w:rPr>
+          <w:rFonts w:ascii="Times New Roman" w:hAnsi="Times New Roman"/>
+          <w:szCs w:val="24"/>
+          <w:lang w:val="fr-FR"/>
+        </w:rPr>
+        <w:t>gian</w:t>
+      </w:r>
+      <w:proofErr w:type="spellEnd"/>
+      <w:r>
+        <w:rPr>
+          <w:rFonts w:ascii="Times New Roman" w:hAnsi="Times New Roman"/>
+          <w:szCs w:val="24"/>
+          <w:lang w:val="fr-FR"/>
+        </w:rPr>
+        <w:t xml:space="preserve"> </w:t>
+      </w:r>
+      <w:proofErr w:type="spellStart"/>
+      <w:r>
+        <w:rPr>
+          <w:rFonts w:ascii="Times New Roman" w:hAnsi="Times New Roman"/>
+          <w:szCs w:val="24"/>
+          <w:lang w:val="fr-FR"/>
+        </w:rPr>
+        <w:t>làm</w:t>
+      </w:r>
+      <w:proofErr w:type="spellEnd"/>
+      <w:r>
+        <w:rPr>
+          <w:rFonts w:ascii="Times New Roman" w:hAnsi="Times New Roman"/>
+          <w:szCs w:val="24"/>
+          <w:lang w:val="fr-FR"/>
+        </w:rPr>
+        <w:t xml:space="preserve"> </w:t>
+      </w:r>
+      <w:proofErr w:type="spellStart"/>
+      <w:r>
+        <w:rPr>
+          <w:rFonts w:ascii="Times New Roman" w:hAnsi="Times New Roman"/>
+          <w:szCs w:val="24"/>
+          <w:lang w:val="fr-FR"/>
+        </w:rPr>
+        <w:t>việc</w:t>
+      </w:r>
+      <w:proofErr w:type="spellEnd"/>
+      <w:r>
+        <w:rPr>
+          <w:rFonts w:ascii="Times New Roman" w:hAnsi="Times New Roman"/>
+          <w:szCs w:val="24"/>
+          <w:lang w:val="fr-FR"/>
+        </w:rPr>
+        <w:t xml:space="preserve">, </w:t>
+      </w:r>
+      <w:proofErr w:type="spellStart"/>
+      <w:r>
+        <w:rPr>
+          <w:rFonts w:ascii="Times New Roman" w:hAnsi="Times New Roman"/>
+          <w:szCs w:val="24"/>
+          <w:lang w:val="fr-FR"/>
+        </w:rPr>
+        <w:t>làm</w:t>
+      </w:r>
+      <w:proofErr w:type="spellEnd"/>
+      <w:r>
+        <w:rPr>
+          <w:rFonts w:ascii="Times New Roman" w:hAnsi="Times New Roman"/>
+          <w:szCs w:val="24"/>
+          <w:lang w:val="fr-FR"/>
+        </w:rPr>
+        <w:t xml:space="preserve"> </w:t>
+      </w:r>
+      <w:proofErr w:type="spellStart"/>
+      <w:r>
+        <w:rPr>
+          <w:rFonts w:ascii="Times New Roman" w:hAnsi="Times New Roman"/>
+          <w:szCs w:val="24"/>
+          <w:lang w:val="fr-FR"/>
+        </w:rPr>
+        <w:t>thêm</w:t>
+      </w:r>
+      <w:proofErr w:type="spellEnd"/>
+      <w:r>
+        <w:rPr>
+          <w:rFonts w:ascii="Times New Roman" w:hAnsi="Times New Roman"/>
+          <w:szCs w:val="24"/>
+          <w:lang w:val="fr-FR"/>
+        </w:rPr>
+        <w:t xml:space="preserve"> </w:t>
+      </w:r>
+      <w:proofErr w:type="spellStart"/>
+      <w:r>
+        <w:rPr>
+          <w:rFonts w:ascii="Times New Roman" w:hAnsi="Times New Roman"/>
+          <w:szCs w:val="24"/>
+          <w:lang w:val="fr-FR"/>
+        </w:rPr>
+        <w:t>giờ</w:t>
+      </w:r>
+      <w:proofErr w:type="spellEnd"/>
+      <w:r>
+        <w:rPr>
+          <w:rFonts w:ascii="Times New Roman" w:hAnsi="Times New Roman"/>
+          <w:szCs w:val="24"/>
+          <w:lang w:val="fr-FR"/>
+        </w:rPr>
+        <w:t xml:space="preserve"> </w:t>
+      </w:r>
+      <w:proofErr w:type="spellStart"/>
+      <w:r>
+        <w:rPr>
+          <w:rFonts w:ascii="Times New Roman" w:hAnsi="Times New Roman"/>
+          <w:szCs w:val="24"/>
+          <w:lang w:val="fr-FR"/>
+        </w:rPr>
+        <w:t>và</w:t>
+      </w:r>
+      <w:proofErr w:type="spellEnd"/>
+      <w:r>
+        <w:rPr>
+          <w:rFonts w:ascii="Times New Roman" w:hAnsi="Times New Roman"/>
+          <w:szCs w:val="24"/>
+          <w:lang w:val="fr-FR"/>
+        </w:rPr>
+        <w:t xml:space="preserve"> </w:t>
+      </w:r>
+      <w:proofErr w:type="spellStart"/>
+      <w:r>
+        <w:rPr>
+          <w:rFonts w:ascii="Times New Roman" w:hAnsi="Times New Roman"/>
+          <w:szCs w:val="24"/>
+          <w:lang w:val="fr-FR"/>
+        </w:rPr>
+        <w:t>thời</w:t>
+      </w:r>
+      <w:proofErr w:type="spellEnd"/>
+      <w:r>
+        <w:rPr>
+          <w:rFonts w:ascii="Times New Roman" w:hAnsi="Times New Roman"/>
+          <w:szCs w:val="24"/>
+          <w:lang w:val="fr-FR"/>
+        </w:rPr>
+        <w:t xml:space="preserve"> </w:t>
+      </w:r>
+      <w:proofErr w:type="spellStart"/>
+      <w:r>
+        <w:rPr>
+          <w:rFonts w:ascii="Times New Roman" w:hAnsi="Times New Roman"/>
+          <w:szCs w:val="24"/>
+          <w:lang w:val="fr-FR"/>
+        </w:rPr>
+        <w:t>gian</w:t>
+      </w:r>
+      <w:proofErr w:type="spellEnd"/>
+      <w:r>
+        <w:rPr>
+          <w:rFonts w:ascii="Times New Roman" w:hAnsi="Times New Roman"/>
+          <w:szCs w:val="24"/>
+          <w:lang w:val="fr-FR"/>
+        </w:rPr>
+        <w:t xml:space="preserve"> </w:t>
+      </w:r>
+      <w:proofErr w:type="spellStart"/>
+      <w:r>
+        <w:rPr>
+          <w:rFonts w:ascii="Times New Roman" w:hAnsi="Times New Roman"/>
+          <w:szCs w:val="24"/>
+          <w:lang w:val="fr-FR"/>
+        </w:rPr>
+        <w:t>nghỉ</w:t>
+      </w:r>
+      <w:proofErr w:type="spellEnd"/>
+      <w:r>
+        <w:rPr>
+          <w:rFonts w:ascii="Times New Roman" w:hAnsi="Times New Roman"/>
+          <w:szCs w:val="24"/>
+          <w:lang w:val="fr-FR"/>
+        </w:rPr>
+        <w:t xml:space="preserve"> </w:t>
+      </w:r>
+      <w:proofErr w:type="spellStart"/>
+      <w:r>
+        <w:rPr>
+          <w:rFonts w:ascii="Times New Roman" w:hAnsi="Times New Roman"/>
+          <w:szCs w:val="24"/>
+          <w:lang w:val="fr-FR"/>
+        </w:rPr>
+        <w:t>ngơi</w:t>
+      </w:r>
+      <w:proofErr w:type="spellEnd"/>
+      <w:r>
+        <w:rPr>
+          <w:rFonts w:ascii="Times New Roman" w:hAnsi="Times New Roman"/>
+          <w:szCs w:val="24"/>
+          <w:lang w:val="fr-FR"/>
+        </w:rPr>
+        <w:t xml:space="preserve">, </w:t>
+      </w:r>
+      <w:proofErr w:type="spellStart"/>
+      <w:r>
+        <w:rPr>
+          <w:rFonts w:ascii="Times New Roman" w:hAnsi="Times New Roman"/>
+          <w:szCs w:val="24"/>
+          <w:lang w:val="fr-FR"/>
+        </w:rPr>
+        <w:t>nghỉ</w:t>
+      </w:r>
+      <w:proofErr w:type="spellEnd"/>
+      <w:r>
+        <w:rPr>
+          <w:rFonts w:ascii="Times New Roman" w:hAnsi="Times New Roman"/>
+          <w:szCs w:val="24"/>
+          <w:lang w:val="fr-FR"/>
+        </w:rPr>
+        <w:t xml:space="preserve"> </w:t>
+      </w:r>
+      <w:proofErr w:type="spellStart"/>
+      <w:r>
+        <w:rPr>
+          <w:rFonts w:ascii="Times New Roman" w:hAnsi="Times New Roman"/>
+          <w:szCs w:val="24"/>
+          <w:lang w:val="fr-FR"/>
+        </w:rPr>
+        <w:t>hàng</w:t>
+      </w:r>
+      <w:proofErr w:type="spellEnd"/>
+      <w:r>
+        <w:rPr>
+          <w:rFonts w:ascii="Times New Roman" w:hAnsi="Times New Roman"/>
+          <w:szCs w:val="24"/>
+          <w:lang w:val="fr-FR"/>
+        </w:rPr>
+        <w:t xml:space="preserve"> </w:t>
+      </w:r>
+      <w:proofErr w:type="spellStart"/>
+      <w:proofErr w:type="gramStart"/>
+      <w:r>
+        <w:rPr>
+          <w:rFonts w:ascii="Times New Roman" w:hAnsi="Times New Roman"/>
+          <w:szCs w:val="24"/>
+          <w:lang w:val="fr-FR"/>
+        </w:rPr>
+        <w:t>năm</w:t>
+      </w:r>
+      <w:proofErr w:type="spellEnd"/>
+      <w:r>
+        <w:rPr>
+          <w:rFonts w:ascii="Times New Roman" w:hAnsi="Times New Roman"/>
+          <w:szCs w:val="24"/>
+          <w:lang w:val="fr-FR"/>
+        </w:rPr>
+        <w:t>:</w:t>
+      </w:r>
+      <w:proofErr w:type="gramEnd"/>
+      <w:r>
+        <w:rPr>
+          <w:rFonts w:ascii="Times New Roman" w:hAnsi="Times New Roman"/>
+          <w:szCs w:val="24"/>
+          <w:lang w:val="fr-FR"/>
+        </w:rPr>
+        <w:t xml:space="preserve"> Theo </w:t>
+      </w:r>
+      <w:proofErr w:type="spellStart"/>
+      <w:r>
+        <w:rPr>
+          <w:rFonts w:ascii="Times New Roman" w:hAnsi="Times New Roman"/>
+          <w:szCs w:val="24"/>
+          <w:lang w:val="fr-FR"/>
+        </w:rPr>
+        <w:t>nội</w:t>
+      </w:r>
+      <w:proofErr w:type="spellEnd"/>
+      <w:r>
+        <w:rPr>
+          <w:rFonts w:ascii="Times New Roman" w:hAnsi="Times New Roman"/>
+          <w:szCs w:val="24"/>
+          <w:lang w:val="fr-FR"/>
+        </w:rPr>
+        <w:t xml:space="preserve"> </w:t>
+      </w:r>
+      <w:proofErr w:type="spellStart"/>
+      <w:r>
+        <w:rPr>
+          <w:rFonts w:ascii="Times New Roman" w:hAnsi="Times New Roman"/>
+          <w:szCs w:val="24"/>
+          <w:lang w:val="fr-FR"/>
+        </w:rPr>
+        <w:t>quy</w:t>
+      </w:r>
+      <w:proofErr w:type="spellEnd"/>
+      <w:r>
+        <w:rPr>
+          <w:rFonts w:ascii="Times New Roman" w:hAnsi="Times New Roman"/>
+          <w:szCs w:val="24"/>
+          <w:lang w:val="fr-FR"/>
+        </w:rPr>
+        <w:t xml:space="preserve">, </w:t>
+      </w:r>
+      <w:proofErr w:type="spellStart"/>
+      <w:r>
+        <w:rPr>
+          <w:rFonts w:ascii="Times New Roman" w:hAnsi="Times New Roman"/>
+          <w:szCs w:val="24"/>
+          <w:lang w:val="fr-FR"/>
+        </w:rPr>
+        <w:t>thỏa</w:t>
+      </w:r>
+      <w:proofErr w:type="spellEnd"/>
+      <w:r>
+        <w:rPr>
+          <w:rFonts w:ascii="Times New Roman" w:hAnsi="Times New Roman"/>
+          <w:szCs w:val="24"/>
+          <w:lang w:val="fr-FR"/>
+        </w:rPr>
+        <w:t xml:space="preserve"> </w:t>
+      </w:r>
+      <w:proofErr w:type="spellStart"/>
+      <w:r>
+        <w:rPr>
+          <w:rFonts w:ascii="Times New Roman" w:hAnsi="Times New Roman"/>
+          <w:szCs w:val="24"/>
+          <w:lang w:val="fr-FR"/>
+        </w:rPr>
+        <w:t>ước</w:t>
+      </w:r>
+      <w:proofErr w:type="spellEnd"/>
+      <w:r>
+        <w:rPr>
+          <w:rFonts w:ascii="Times New Roman" w:hAnsi="Times New Roman"/>
+          <w:szCs w:val="24"/>
+          <w:lang w:val="fr-FR"/>
+        </w:rPr>
+        <w:t xml:space="preserve"> lao </w:t>
+      </w:r>
+      <w:proofErr w:type="spellStart"/>
+      <w:r>
+        <w:rPr>
+          <w:rFonts w:ascii="Times New Roman" w:hAnsi="Times New Roman"/>
+          <w:szCs w:val="24"/>
+          <w:lang w:val="fr-FR"/>
+        </w:rPr>
+        <w:t>động</w:t>
+      </w:r>
+      <w:proofErr w:type="spellEnd"/>
+      <w:r>
+        <w:rPr>
+          <w:rFonts w:ascii="Times New Roman" w:hAnsi="Times New Roman"/>
+          <w:szCs w:val="24"/>
+          <w:lang w:val="fr-FR"/>
+        </w:rPr>
+        <w:t xml:space="preserve"> </w:t>
+      </w:r>
+      <w:proofErr w:type="spellStart"/>
+      <w:r>
+        <w:rPr>
+          <w:rFonts w:ascii="Times New Roman" w:hAnsi="Times New Roman"/>
+          <w:szCs w:val="24"/>
+          <w:lang w:val="fr-FR"/>
+        </w:rPr>
+        <w:t>tập</w:t>
+      </w:r>
+      <w:proofErr w:type="spellEnd"/>
+      <w:r>
+        <w:rPr>
+          <w:rFonts w:ascii="Times New Roman" w:hAnsi="Times New Roman"/>
+          <w:szCs w:val="24"/>
+          <w:lang w:val="fr-FR"/>
+        </w:rPr>
+        <w:t xml:space="preserve"> </w:t>
+      </w:r>
+      <w:proofErr w:type="spellStart"/>
+      <w:r>
+        <w:rPr>
+          <w:rFonts w:ascii="Times New Roman" w:hAnsi="Times New Roman"/>
+          <w:szCs w:val="24"/>
+          <w:lang w:val="fr-FR"/>
+        </w:rPr>
+        <w:t>thể</w:t>
+      </w:r>
+      <w:proofErr w:type="spellEnd"/>
+      <w:r>
+        <w:rPr>
+          <w:rFonts w:ascii="Times New Roman" w:hAnsi="Times New Roman"/>
+          <w:szCs w:val="24"/>
+          <w:lang w:val="fr-FR"/>
+        </w:rPr>
+        <w:t xml:space="preserve"> </w:t>
+      </w:r>
+      <w:proofErr w:type="spellStart"/>
+      <w:r>
+        <w:rPr>
+          <w:rFonts w:ascii="Times New Roman" w:hAnsi="Times New Roman"/>
+          <w:szCs w:val="24"/>
+          <w:lang w:val="fr-FR"/>
+        </w:rPr>
+        <w:t>của</w:t>
+      </w:r>
+      <w:proofErr w:type="spellEnd"/>
+      <w:r>
+        <w:rPr>
+          <w:rFonts w:ascii="Times New Roman" w:hAnsi="Times New Roman"/>
+          <w:szCs w:val="24"/>
+          <w:lang w:val="fr-FR"/>
+        </w:rPr>
+        <w:t xml:space="preserve"> </w:t>
+      </w:r>
+      <w:proofErr w:type="spellStart"/>
+      <w:r>
+        <w:rPr>
+          <w:rFonts w:ascii="Times New Roman" w:hAnsi="Times New Roman"/>
+          <w:szCs w:val="24"/>
+          <w:lang w:val="fr-FR"/>
+        </w:rPr>
+        <w:t>công</w:t>
+      </w:r>
+      <w:proofErr w:type="spellEnd"/>
+      <w:r>
+        <w:rPr>
+          <w:rFonts w:ascii="Times New Roman" w:hAnsi="Times New Roman"/>
+          <w:szCs w:val="24"/>
+          <w:lang w:val="fr-FR"/>
+        </w:rPr>
+        <w:t xml:space="preserve"> </w:t>
+      </w:r>
+      <w:proofErr w:type="spellStart"/>
+      <w:r>
+        <w:rPr>
+          <w:rFonts w:ascii="Times New Roman" w:hAnsi="Times New Roman"/>
+          <w:szCs w:val="24"/>
+          <w:lang w:val="fr-FR"/>
+        </w:rPr>
+        <w:t>ty</w:t>
+      </w:r>
+      <w:proofErr w:type="spellEnd"/>
+      <w:r>
+        <w:rPr>
+          <w:rFonts w:ascii="Times New Roman" w:hAnsi="Times New Roman"/>
+          <w:szCs w:val="24"/>
+          <w:lang w:val="fr-FR"/>
+        </w:rPr>
+        <w:t xml:space="preserve"> </w:t>
+      </w:r>
+      <w:proofErr w:type="spellStart"/>
+      <w:r>
+        <w:rPr>
+          <w:rFonts w:ascii="Times New Roman" w:hAnsi="Times New Roman"/>
+          <w:szCs w:val="24"/>
+          <w:lang w:val="fr-FR"/>
+        </w:rPr>
+        <w:t>và</w:t>
+      </w:r>
+      <w:proofErr w:type="spellEnd"/>
+      <w:r>
+        <w:rPr>
+          <w:rFonts w:ascii="Times New Roman" w:hAnsi="Times New Roman"/>
+          <w:szCs w:val="24"/>
+          <w:lang w:val="fr-FR"/>
+        </w:rPr>
+        <w:t xml:space="preserve"> </w:t>
+      </w:r>
+      <w:proofErr w:type="spellStart"/>
+      <w:r>
+        <w:rPr>
+          <w:rFonts w:ascii="Times New Roman" w:hAnsi="Times New Roman"/>
+          <w:szCs w:val="24"/>
+          <w:lang w:val="fr-FR"/>
+        </w:rPr>
+        <w:t>quy</w:t>
+      </w:r>
+      <w:proofErr w:type="spellEnd"/>
+      <w:r>
+        <w:rPr>
+          <w:rFonts w:ascii="Times New Roman" w:hAnsi="Times New Roman"/>
+          <w:szCs w:val="24"/>
+          <w:lang w:val="fr-FR"/>
+        </w:rPr>
+        <w:t xml:space="preserve"> </w:t>
+      </w:r>
+      <w:proofErr w:type="spellStart"/>
+      <w:r>
+        <w:rPr>
+          <w:rFonts w:ascii="Times New Roman" w:hAnsi="Times New Roman"/>
+          <w:szCs w:val="24"/>
+          <w:lang w:val="fr-FR"/>
+        </w:rPr>
+        <w:t>định</w:t>
+      </w:r>
+      <w:proofErr w:type="spellEnd"/>
+      <w:r>
+        <w:rPr>
+          <w:rFonts w:ascii="Times New Roman" w:hAnsi="Times New Roman"/>
+          <w:szCs w:val="24"/>
+          <w:lang w:val="fr-FR"/>
+        </w:rPr>
+        <w:t xml:space="preserve"> </w:t>
+      </w:r>
+      <w:proofErr w:type="spellStart"/>
+      <w:r>
+        <w:rPr>
+          <w:rFonts w:ascii="Times New Roman" w:hAnsi="Times New Roman"/>
+          <w:szCs w:val="24"/>
+          <w:lang w:val="fr-FR"/>
+        </w:rPr>
+        <w:t>của</w:t>
+      </w:r>
+      <w:proofErr w:type="spellEnd"/>
+      <w:r>
+        <w:rPr>
+          <w:rFonts w:ascii="Times New Roman" w:hAnsi="Times New Roman"/>
+          <w:szCs w:val="24"/>
+          <w:lang w:val="fr-FR"/>
+        </w:rPr>
+        <w:t xml:space="preserve"> </w:t>
+      </w:r>
+      <w:proofErr w:type="spellStart"/>
+      <w:r>
+        <w:rPr>
+          <w:rFonts w:ascii="Times New Roman" w:hAnsi="Times New Roman"/>
+          <w:szCs w:val="24"/>
+          <w:lang w:val="fr-FR"/>
+        </w:rPr>
+        <w:t>pháp</w:t>
+      </w:r>
+      <w:proofErr w:type="spellEnd"/>
+      <w:r>
+        <w:rPr>
+          <w:rFonts w:ascii="Times New Roman" w:hAnsi="Times New Roman"/>
+          <w:szCs w:val="24"/>
+          <w:lang w:val="fr-FR"/>
+        </w:rPr>
+        <w:t xml:space="preserve"> </w:t>
+      </w:r>
+      <w:proofErr w:type="spellStart"/>
+      <w:r>
+        <w:rPr>
+          <w:rFonts w:ascii="Times New Roman" w:hAnsi="Times New Roman"/>
+          <w:szCs w:val="24"/>
+          <w:lang w:val="fr-FR"/>
+        </w:rPr>
+        <w:t>luật</w:t>
+      </w:r>
+      <w:proofErr w:type="spellEnd"/>
+      <w:r>
+        <w:rPr>
+          <w:rFonts w:ascii="Times New Roman" w:hAnsi="Times New Roman"/>
+          <w:szCs w:val="24"/>
+          <w:lang w:val="fr-FR"/>
+        </w:rPr>
+        <w:t>.</w:t>
       </w:r>
     </w:p>
     <w:p>
@@ -3467,7 +5833,359 @@
           <w:szCs w:val="24"/>
           <w:lang w:val="fr-FR"/>
         </w:rPr>
-        <w:t>- Nghỉ Lễ, Tết, việc riêng có hưởng lương: Theo quy định của pháp luật và nội quy của công ty.</w:t>
+        <w:t xml:space="preserve">- </w:t>
+      </w:r>
+      <w:proofErr w:type="spellStart"/>
+      <w:r>
+        <w:rPr>
+          <w:rFonts w:ascii="Times New Roman" w:hAnsi="Times New Roman"/>
+          <w:szCs w:val="24"/>
+          <w:lang w:val="fr-FR"/>
+        </w:rPr>
+        <w:t>Nghỉ</w:t>
+      </w:r>
+      <w:proofErr w:type="spellEnd"/>
+      <w:r>
+        <w:rPr>
+          <w:rFonts w:ascii="Times New Roman" w:hAnsi="Times New Roman"/>
+          <w:szCs w:val="24"/>
+          <w:lang w:val="fr-FR"/>
+        </w:rPr>
+        <w:t xml:space="preserve"> </w:t>
+      </w:r>
+      <w:proofErr w:type="spellStart"/>
+      <w:r>
+        <w:rPr>
+          <w:rFonts w:ascii="Times New Roman" w:hAnsi="Times New Roman"/>
+          <w:szCs w:val="24"/>
+          <w:lang w:val="fr-FR"/>
+        </w:rPr>
+        <w:t>Lễ</w:t>
+      </w:r>
+      <w:proofErr w:type="spellEnd"/>
+      <w:r>
+        <w:rPr>
+          <w:rFonts w:ascii="Times New Roman" w:hAnsi="Times New Roman"/>
+          <w:szCs w:val="24"/>
+          <w:lang w:val="fr-FR"/>
+        </w:rPr>
+        <w:t xml:space="preserve">, </w:t>
+      </w:r>
+      <w:proofErr w:type="spellStart"/>
+      <w:r>
+        <w:rPr>
+          <w:rFonts w:ascii="Times New Roman" w:hAnsi="Times New Roman"/>
+          <w:szCs w:val="24"/>
+          <w:lang w:val="fr-FR"/>
+        </w:rPr>
+        <w:t>Tết</w:t>
+      </w:r>
+      <w:proofErr w:type="spellEnd"/>
+      <w:r>
+        <w:rPr>
+          <w:rFonts w:ascii="Times New Roman" w:hAnsi="Times New Roman"/>
+          <w:szCs w:val="24"/>
+          <w:lang w:val="fr-FR"/>
+        </w:rPr>
+        <w:t xml:space="preserve">, </w:t>
+      </w:r>
+      <w:proofErr w:type="spellStart"/>
+      <w:r>
+        <w:rPr>
+          <w:rFonts w:ascii="Times New Roman" w:hAnsi="Times New Roman"/>
+          <w:szCs w:val="24"/>
+          <w:lang w:val="fr-FR"/>
+        </w:rPr>
+        <w:t>việc</w:t>
+      </w:r>
+      <w:proofErr w:type="spellEnd"/>
+      <w:r>
+        <w:rPr>
+          <w:rFonts w:ascii="Times New Roman" w:hAnsi="Times New Roman"/>
+          <w:szCs w:val="24"/>
+          <w:lang w:val="fr-FR"/>
+        </w:rPr>
+        <w:t xml:space="preserve"> </w:t>
+      </w:r>
+      <w:proofErr w:type="spellStart"/>
+      <w:r>
+        <w:rPr>
+          <w:rFonts w:ascii="Times New Roman" w:hAnsi="Times New Roman"/>
+          <w:szCs w:val="24"/>
+          <w:lang w:val="fr-FR"/>
+        </w:rPr>
+        <w:t>riêng</w:t>
+      </w:r>
+      <w:proofErr w:type="spellEnd"/>
+      <w:r>
+        <w:rPr>
+          <w:rFonts w:ascii="Times New Roman" w:hAnsi="Times New Roman"/>
+          <w:szCs w:val="24"/>
+          <w:lang w:val="fr-FR"/>
+        </w:rPr>
+        <w:t xml:space="preserve"> </w:t>
+      </w:r>
+      <w:proofErr w:type="spellStart"/>
+      <w:r>
+        <w:rPr>
+          <w:rFonts w:ascii="Times New Roman" w:hAnsi="Times New Roman"/>
+          <w:szCs w:val="24"/>
+          <w:lang w:val="fr-FR"/>
+        </w:rPr>
+        <w:t>có</w:t>
+      </w:r>
+      <w:proofErr w:type="spellEnd"/>
+      <w:r>
+        <w:rPr>
+          <w:rFonts w:ascii="Times New Roman" w:hAnsi="Times New Roman"/>
+          <w:szCs w:val="24"/>
+          <w:lang w:val="fr-FR"/>
+        </w:rPr>
+        <w:t xml:space="preserve"> </w:t>
+      </w:r>
+      <w:proofErr w:type="spellStart"/>
+      <w:r>
+        <w:rPr>
+          <w:rFonts w:ascii="Times New Roman" w:hAnsi="Times New Roman"/>
+          <w:szCs w:val="24"/>
+          <w:lang w:val="fr-FR"/>
+        </w:rPr>
+        <w:t>hưởng</w:t>
+      </w:r>
+      <w:proofErr w:type="spellEnd"/>
+      <w:r>
+        <w:rPr>
+          <w:rFonts w:ascii="Times New Roman" w:hAnsi="Times New Roman"/>
+          <w:szCs w:val="24"/>
+          <w:lang w:val="fr-FR"/>
+        </w:rPr>
+        <w:t xml:space="preserve"> </w:t>
+      </w:r>
+      <w:proofErr w:type="spellStart"/>
+      <w:proofErr w:type="gramStart"/>
+      <w:r>
+        <w:rPr>
+          <w:rFonts w:ascii="Times New Roman" w:hAnsi="Times New Roman"/>
+          <w:szCs w:val="24"/>
+          <w:lang w:val="fr-FR"/>
+        </w:rPr>
+        <w:t>lương</w:t>
+      </w:r>
+      <w:proofErr w:type="spellEnd"/>
+      <w:r>
+        <w:rPr>
+          <w:rFonts w:ascii="Times New Roman" w:hAnsi="Times New Roman"/>
+          <w:szCs w:val="24"/>
+          <w:lang w:val="fr-FR"/>
+        </w:rPr>
+        <w:t>:</w:t>
+      </w:r>
+      <w:proofErr w:type="gramEnd"/>
+      <w:r>
+        <w:rPr>
+          <w:rFonts w:ascii="Times New Roman" w:hAnsi="Times New Roman"/>
+          <w:szCs w:val="24"/>
+          <w:lang w:val="fr-FR"/>
+        </w:rPr>
+        <w:t xml:space="preserve"> Theo </w:t>
+      </w:r>
+      <w:proofErr w:type="spellStart"/>
+      <w:r>
+        <w:rPr>
+          <w:rFonts w:ascii="Times New Roman" w:hAnsi="Times New Roman"/>
+          <w:szCs w:val="24"/>
+          <w:lang w:val="fr-FR"/>
+        </w:rPr>
+        <w:t>quy</w:t>
+      </w:r>
+      <w:proofErr w:type="spellEnd"/>
+      <w:r>
+        <w:rPr>
+          <w:rFonts w:ascii="Times New Roman" w:hAnsi="Times New Roman"/>
+          <w:szCs w:val="24"/>
+          <w:lang w:val="fr-FR"/>
+        </w:rPr>
+        <w:t xml:space="preserve"> </w:t>
+      </w:r>
+      <w:proofErr w:type="spellStart"/>
+      <w:r>
+        <w:rPr>
+          <w:rFonts w:ascii="Times New Roman" w:hAnsi="Times New Roman"/>
+          <w:szCs w:val="24"/>
+          <w:lang w:val="fr-FR"/>
+        </w:rPr>
+        <w:t>định</w:t>
+      </w:r>
+      <w:proofErr w:type="spellEnd"/>
+      <w:r>
+        <w:rPr>
+          <w:rFonts w:ascii="Times New Roman" w:hAnsi="Times New Roman"/>
+          <w:szCs w:val="24"/>
+          <w:lang w:val="fr-FR"/>
+        </w:rPr>
+        <w:t xml:space="preserve"> </w:t>
+      </w:r>
+      <w:proofErr w:type="spellStart"/>
+      <w:r>
+        <w:rPr>
+          <w:rFonts w:ascii="Times New Roman" w:hAnsi="Times New Roman"/>
+          <w:szCs w:val="24"/>
+          <w:lang w:val="fr-FR"/>
+        </w:rPr>
+        <w:t>của</w:t>
+      </w:r>
+      <w:proofErr w:type="spellEnd"/>
+      <w:r>
+        <w:rPr>
+          <w:rFonts w:ascii="Times New Roman" w:hAnsi="Times New Roman"/>
+          <w:szCs w:val="24"/>
+          <w:lang w:val="fr-FR"/>
+        </w:rPr>
+        <w:t xml:space="preserve"> </w:t>
+      </w:r>
+      <w:proofErr w:type="spellStart"/>
+      <w:r>
+        <w:rPr>
+          <w:rFonts w:ascii="Times New Roman" w:hAnsi="Times New Roman"/>
+          <w:szCs w:val="24"/>
+          <w:lang w:val="fr-FR"/>
+        </w:rPr>
+        <w:t>pháp</w:t>
+      </w:r>
+      <w:proofErr w:type="spellEnd"/>
+      <w:r>
+        <w:rPr>
+          <w:rFonts w:ascii="Times New Roman" w:hAnsi="Times New Roman"/>
+          <w:szCs w:val="24"/>
+          <w:lang w:val="fr-FR"/>
+        </w:rPr>
+        <w:t xml:space="preserve"> </w:t>
+      </w:r>
+      <w:proofErr w:type="spellStart"/>
+      <w:r>
+        <w:rPr>
+          <w:rFonts w:ascii="Times New Roman" w:hAnsi="Times New Roman"/>
+          <w:szCs w:val="24"/>
+          <w:lang w:val="fr-FR"/>
+        </w:rPr>
+        <w:t>luật</w:t>
+      </w:r>
+      <w:proofErr w:type="spellEnd"/>
+      <w:r>
+        <w:rPr>
+          <w:rFonts w:ascii="Times New Roman" w:hAnsi="Times New Roman"/>
+          <w:szCs w:val="24"/>
+          <w:lang w:val="fr-FR"/>
+        </w:rPr>
+        <w:t xml:space="preserve"> </w:t>
+      </w:r>
+      <w:proofErr w:type="spellStart"/>
+      <w:r>
+        <w:rPr>
+          <w:rFonts w:ascii="Times New Roman" w:hAnsi="Times New Roman"/>
+          <w:szCs w:val="24"/>
+          <w:lang w:val="fr-FR"/>
+        </w:rPr>
+        <w:t>và</w:t>
+      </w:r>
+      <w:proofErr w:type="spellEnd"/>
+      <w:r>
+        <w:rPr>
+          <w:rFonts w:ascii="Times New Roman" w:hAnsi="Times New Roman"/>
+          <w:szCs w:val="24"/>
+          <w:lang w:val="fr-FR"/>
+        </w:rPr>
+        <w:t xml:space="preserve"> </w:t>
+      </w:r>
+      <w:proofErr w:type="spellStart"/>
+      <w:r>
+        <w:rPr>
+          <w:rFonts w:ascii="Times New Roman" w:hAnsi="Times New Roman"/>
+          <w:szCs w:val="24"/>
+          <w:lang w:val="fr-FR"/>
+        </w:rPr>
+        <w:t>nội</w:t>
+      </w:r>
+      <w:proofErr w:type="spellEnd"/>
+      <w:r>
+        <w:rPr>
+          <w:rFonts w:ascii="Times New Roman" w:hAnsi="Times New Roman"/>
+          <w:szCs w:val="24"/>
+          <w:lang w:val="fr-FR"/>
+        </w:rPr>
+        <w:t xml:space="preserve"> </w:t>
+      </w:r>
+      <w:proofErr w:type="spellStart"/>
+      <w:r>
+        <w:rPr>
+          <w:rFonts w:ascii="Times New Roman" w:hAnsi="Times New Roman"/>
+          <w:szCs w:val="24"/>
+          <w:lang w:val="fr-FR"/>
+        </w:rPr>
+        <w:t>quy</w:t>
+      </w:r>
+      <w:proofErr w:type="spellEnd"/>
+      <w:r>
+        <w:rPr>
+          <w:rFonts w:ascii="Times New Roman" w:hAnsi="Times New Roman"/>
+          <w:szCs w:val="24"/>
+          <w:lang w:val="fr-FR"/>
+        </w:rPr>
+        <w:t xml:space="preserve"> </w:t>
+      </w:r>
+      <w:proofErr w:type="spellStart"/>
+      <w:r>
+        <w:rPr>
+          <w:rFonts w:ascii="Times New Roman" w:hAnsi="Times New Roman"/>
+          <w:szCs w:val="24"/>
+          <w:lang w:val="fr-FR"/>
+        </w:rPr>
+        <w:t>của</w:t>
+      </w:r>
+      <w:proofErr w:type="spellEnd"/>
+      <w:r>
+        <w:rPr>
+          <w:rFonts w:ascii="Times New Roman" w:hAnsi="Times New Roman"/>
+          <w:szCs w:val="24"/>
+          <w:lang w:val="fr-FR"/>
+        </w:rPr>
+        <w:t xml:space="preserve"> </w:t>
+      </w:r>
+      <w:proofErr w:type="spellStart"/>
+      <w:r>
+        <w:rPr>
+          <w:rFonts w:ascii="Times New Roman" w:hAnsi="Times New Roman"/>
+          <w:szCs w:val="24"/>
+          <w:lang w:val="fr-FR"/>
+        </w:rPr>
+        <w:t>công</w:t>
+      </w:r>
+      <w:proofErr w:type="spellEnd"/>
+      <w:r>
+        <w:rPr>
+          <w:rFonts w:ascii="Times New Roman" w:hAnsi="Times New Roman"/>
+          <w:szCs w:val="24"/>
+          <w:lang w:val="fr-FR"/>
+        </w:rPr>
+        <w:t xml:space="preserve"> </w:t>
+      </w:r>
+      <w:proofErr w:type="spellStart"/>
+      <w:r>
+        <w:rPr>
+          <w:rFonts w:ascii="Times New Roman" w:hAnsi="Times New Roman"/>
+          <w:szCs w:val="24"/>
+          <w:lang w:val="fr-FR"/>
+        </w:rPr>
+        <w:t>ty</w:t>
+      </w:r>
+      <w:proofErr w:type="spellEnd"/>
+      <w:r>
+        <w:rPr>
+          <w:rFonts w:ascii="Times New Roman" w:hAnsi="Times New Roman"/>
+          <w:szCs w:val="24"/>
+          <w:lang w:val="fr-FR"/>
+        </w:rPr>
+        <w:t>.</w:t>
       </w:r>
     </w:p>
     <w:p>
@@ -3491,8 +6209,21 @@
           <w:u w:val="single"/>
           <w:lang w:val="fr-FR"/>
         </w:rPr>
-        <w:t>ĐIỀU 3:</w:t>
-      </w:r>
+        <w:t xml:space="preserve">ĐIỀU </w:t>
+      </w:r>
+      <w:proofErr w:type="gramStart"/>
+      <w:r>
+        <w:rPr>
+          <w:rFonts w:ascii="Times New Roman" w:hAnsi="Times New Roman"/>
+          <w:b/>
+          <w:bCs/>
+          <w:szCs w:val="24"/>
+          <w:u w:val="single"/>
+          <w:lang w:val="fr-FR"/>
+        </w:rPr>
+        <w:t>3:</w:t>
+      </w:r>
+      <w:proofErr w:type="gramEnd"/>
       <w:r>
         <w:rPr>
           <w:rFonts w:ascii="Times New Roman" w:hAnsi="Times New Roman"/>
@@ -8326,6 +11057,9 @@
   <wne:recipientData>
     <wne:active wne:val="1"/>
     <wne:hash wne:val="1707048493"/>
+  </wne:recipientData>
+  <wne:recipientData>
+    <wne:active wne:val="1"/>
   </wne:recipientData>
   <wne:recipientData>
     <wne:active wne:val="1"/>

--- a/static/uploads/mau/hopdong/nt1/o3_tro_xuong/hdcth.docx
+++ b/static/uploads/mau/hopdong/nt1/o3_tro_xuong/hdcth.docx
@@ -154,18 +154,8 @@
                 <w:b/>
                 <w:szCs w:val="24"/>
               </w:rPr>
-              <w:t xml:space="preserve"> </w:t>
-            </w:r>
-            <w:proofErr w:type="spellStart"/>
-            <w:r>
-              <w:rPr>
-                <w:rFonts w:ascii="Times New Roman" w:hAnsi="Times New Roman"/>
-                <w:b/>
-                <w:szCs w:val="24"/>
-              </w:rPr>
-              <w:t>phúc</w:t>
-            </w:r>
-            <w:proofErr w:type="spellEnd"/>
+              <w:t xml:space="preserve"> phúc</w:t>
+            </w:r>
           </w:p>
         </w:tc>
       </w:tr>
@@ -359,26 +349,27 @@
                 <w:rFonts w:ascii="Times New Roman" w:hAnsi="Times New Roman"/>
                 <w:i/>
                 <w:szCs w:val="24"/>
-              </w:rPr>
-              <w:t>{{</w:t>
-            </w:r>
-            <w:proofErr w:type="spellStart"/>
+                <w:lang w:val="vi-VN"/>
+              </w:rPr>
+              <w:t>{{ngaylamhopdong}}</w:t>
+            </w:r>
             <w:r>
               <w:rPr>
                 <w:rFonts w:ascii="Times New Roman" w:hAnsi="Times New Roman"/>
                 <w:i/>
                 <w:szCs w:val="24"/>
-              </w:rPr>
-              <w:t>ngaylamhopdong</w:t>
-            </w:r>
-            <w:proofErr w:type="spellEnd"/>
+                <w:lang w:val="vi-VN"/>
+              </w:rPr>
+              <w:t xml:space="preserve"> </w:t>
+            </w:r>
             <w:r>
               <w:rPr>
                 <w:rFonts w:ascii="Times New Roman" w:hAnsi="Times New Roman"/>
                 <w:i/>
                 <w:szCs w:val="24"/>
-              </w:rPr>
-              <w:t>}}</w:t>
+                <w:lang w:val="vi-VN"/>
+              </w:rPr>
+              <w:t xml:space="preserve">tháng </w:t>
             </w:r>
             <w:r>
               <w:rPr>
@@ -387,7 +378,7 @@
                 <w:szCs w:val="24"/>
                 <w:lang w:val="vi-VN"/>
               </w:rPr>
-              <w:t xml:space="preserve"> </w:t>
+              <w:t>{{thanglamhopdong}}</w:t>
             </w:r>
             <w:r>
               <w:rPr>
@@ -396,68 +387,16 @@
                 <w:szCs w:val="24"/>
                 <w:lang w:val="vi-VN"/>
               </w:rPr>
-              <w:t xml:space="preserve">tháng </w:t>
+              <w:t xml:space="preserve"> năm </w:t>
             </w:r>
             <w:r>
               <w:rPr>
                 <w:rFonts w:ascii="Times New Roman" w:hAnsi="Times New Roman"/>
                 <w:i/>
                 <w:szCs w:val="24"/>
-              </w:rPr>
-              <w:t>{{</w:t>
-            </w:r>
-            <w:proofErr w:type="spellStart"/>
-            <w:r>
-              <w:rPr>
-                <w:rFonts w:ascii="Times New Roman" w:hAnsi="Times New Roman"/>
-                <w:i/>
-                <w:szCs w:val="24"/>
-              </w:rPr>
-              <w:t>thanglamhopdong</w:t>
-            </w:r>
-            <w:proofErr w:type="spellEnd"/>
-            <w:r>
-              <w:rPr>
-                <w:rFonts w:ascii="Times New Roman" w:hAnsi="Times New Roman"/>
-                <w:i/>
-                <w:szCs w:val="24"/>
-              </w:rPr>
-              <w:t>}}</w:t>
-            </w:r>
-            <w:r>
-              <w:rPr>
-                <w:rFonts w:ascii="Times New Roman" w:hAnsi="Times New Roman"/>
-                <w:i/>
-                <w:szCs w:val="24"/>
                 <w:lang w:val="vi-VN"/>
               </w:rPr>
-              <w:t xml:space="preserve"> năm </w:t>
-            </w:r>
-            <w:r>
-              <w:rPr>
-                <w:rFonts w:ascii="Times New Roman" w:hAnsi="Times New Roman"/>
-                <w:i/>
-                <w:szCs w:val="24"/>
-              </w:rPr>
-              <w:t>{{</w:t>
-            </w:r>
-            <w:proofErr w:type="spellStart"/>
-            <w:r>
-              <w:rPr>
-                <w:rFonts w:ascii="Times New Roman" w:hAnsi="Times New Roman"/>
-                <w:i/>
-                <w:szCs w:val="24"/>
-              </w:rPr>
-              <w:t>namlamhopdong</w:t>
-            </w:r>
-            <w:proofErr w:type="spellEnd"/>
-            <w:r>
-              <w:rPr>
-                <w:rFonts w:ascii="Times New Roman" w:hAnsi="Times New Roman"/>
-                <w:i/>
-                <w:szCs w:val="24"/>
-              </w:rPr>
-              <w:t>}}</w:t>
+              <w:t>{{namlamhopdong}}</w:t>
             </w:r>
           </w:p>
         </w:tc>
@@ -1671,68 +1610,23 @@
         <w:rPr>
           <w:rFonts w:ascii="Times New Roman" w:hAnsi="Times New Roman"/>
           <w:szCs w:val="24"/>
-        </w:rPr>
-      </w:pPr>
-      <w:r>
-        <w:rPr>
-          <w:rFonts w:ascii="Times New Roman" w:hAnsi="Times New Roman"/>
-          <w:szCs w:val="24"/>
-        </w:rPr>
-        <w:t xml:space="preserve">(Sau </w:t>
-      </w:r>
-      <w:proofErr w:type="spellStart"/>
-      <w:r>
-        <w:rPr>
-          <w:rFonts w:ascii="Times New Roman" w:hAnsi="Times New Roman"/>
-          <w:szCs w:val="24"/>
-        </w:rPr>
-        <w:t>đây</w:t>
-      </w:r>
-      <w:proofErr w:type="spellEnd"/>
-      <w:r>
-        <w:rPr>
-          <w:rFonts w:ascii="Times New Roman" w:hAnsi="Times New Roman"/>
-          <w:szCs w:val="24"/>
-        </w:rPr>
-        <w:t xml:space="preserve"> </w:t>
-      </w:r>
-      <w:proofErr w:type="spellStart"/>
-      <w:r>
-        <w:rPr>
-          <w:rFonts w:ascii="Times New Roman" w:hAnsi="Times New Roman"/>
-          <w:szCs w:val="24"/>
-        </w:rPr>
-        <w:t>gọi</w:t>
-      </w:r>
-      <w:proofErr w:type="spellEnd"/>
-      <w:r>
-        <w:rPr>
-          <w:rFonts w:ascii="Times New Roman" w:hAnsi="Times New Roman"/>
-          <w:szCs w:val="24"/>
-        </w:rPr>
-        <w:t xml:space="preserve"> </w:t>
-      </w:r>
-      <w:proofErr w:type="spellStart"/>
-      <w:r>
-        <w:rPr>
-          <w:rFonts w:ascii="Times New Roman" w:hAnsi="Times New Roman"/>
-          <w:szCs w:val="24"/>
-        </w:rPr>
-        <w:t>là</w:t>
-      </w:r>
-      <w:proofErr w:type="spellEnd"/>
-      <w:r>
-        <w:rPr>
-          <w:rFonts w:ascii="Times New Roman" w:hAnsi="Times New Roman"/>
-          <w:szCs w:val="24"/>
-        </w:rPr>
-        <w:t xml:space="preserve"> “</w:t>
+          <w:lang w:val="nl-NL"/>
+        </w:rPr>
+      </w:pPr>
+      <w:r>
+        <w:rPr>
+          <w:rFonts w:ascii="Times New Roman" w:hAnsi="Times New Roman"/>
+          <w:szCs w:val="24"/>
+          <w:lang w:val="nl-NL"/>
+        </w:rPr>
+        <w:t>(Sau đây gọi là “</w:t>
       </w:r>
       <w:r>
         <w:rPr>
           <w:rFonts w:ascii="Times New Roman" w:hAnsi="Times New Roman"/>
           <w:b/>
           <w:szCs w:val="24"/>
+          <w:lang w:val="nl-NL"/>
         </w:rPr>
         <w:t>Công ty</w:t>
       </w:r>
@@ -1740,6 +1634,7 @@
         <w:rPr>
           <w:rFonts w:ascii="Times New Roman" w:hAnsi="Times New Roman"/>
           <w:szCs w:val="24"/>
+          <w:lang w:val="nl-NL"/>
         </w:rPr>
         <w:t>”)</w:t>
       </w:r>
@@ -3037,6 +2932,7 @@
                 <w:rFonts w:ascii="Times New Roman" w:hAnsi="Times New Roman"/>
                 <w:i/>
                 <w:szCs w:val="24"/>
+                <w:lang w:val="fr-FR"/>
               </w:rPr>
               <w:t>{{</w:t>
             </w:r>
@@ -3046,6 +2942,7 @@
                 <w:rFonts w:ascii="Times New Roman" w:hAnsi="Times New Roman"/>
                 <w:i/>
                 <w:szCs w:val="24"/>
+                <w:lang w:val="fr-FR"/>
               </w:rPr>
               <w:t>ngaylamhopdong</w:t>
             </w:r>
@@ -3055,6 +2952,7 @@
                 <w:rFonts w:ascii="Times New Roman" w:hAnsi="Times New Roman"/>
                 <w:i/>
                 <w:szCs w:val="24"/>
+                <w:lang w:val="fr-FR"/>
               </w:rPr>
               <w:t>}}</w:t>
             </w:r>
@@ -3081,6 +2979,7 @@
                 <w:rFonts w:ascii="Times New Roman" w:hAnsi="Times New Roman"/>
                 <w:i/>
                 <w:szCs w:val="24"/>
+                <w:lang w:val="fr-FR"/>
               </w:rPr>
               <w:t>{{</w:t>
             </w:r>
@@ -3090,6 +2989,7 @@
                 <w:rFonts w:ascii="Times New Roman" w:hAnsi="Times New Roman"/>
                 <w:i/>
                 <w:szCs w:val="24"/>
+                <w:lang w:val="fr-FR"/>
               </w:rPr>
               <w:t>thanglamhopdong</w:t>
             </w:r>
@@ -3099,6 +2999,7 @@
                 <w:rFonts w:ascii="Times New Roman" w:hAnsi="Times New Roman"/>
                 <w:i/>
                 <w:szCs w:val="24"/>
+                <w:lang w:val="fr-FR"/>
               </w:rPr>
               <w:t>}}</w:t>
             </w:r>
@@ -3116,6 +3017,7 @@
                 <w:rFonts w:ascii="Times New Roman" w:hAnsi="Times New Roman"/>
                 <w:i/>
                 <w:szCs w:val="24"/>
+                <w:lang w:val="fr-FR"/>
               </w:rPr>
               <w:t>{{</w:t>
             </w:r>
@@ -3125,6 +3027,7 @@
                 <w:rFonts w:ascii="Times New Roman" w:hAnsi="Times New Roman"/>
                 <w:i/>
                 <w:szCs w:val="24"/>
+                <w:lang w:val="fr-FR"/>
               </w:rPr>
               <w:t>namlamhopdong</w:t>
             </w:r>
@@ -3134,6 +3037,7 @@
                 <w:rFonts w:ascii="Times New Roman" w:hAnsi="Times New Roman"/>
                 <w:i/>
                 <w:szCs w:val="24"/>
+                <w:lang w:val="fr-FR"/>
               </w:rPr>
               <w:t>}}</w:t>
             </w:r>
@@ -3142,6 +3046,7 @@
                 <w:rFonts w:ascii="Times New Roman" w:hAnsi="Times New Roman"/>
                 <w:i/>
                 <w:szCs w:val="24"/>
+                <w:lang w:val="fr-FR"/>
               </w:rPr>
               <w:t xml:space="preserve"> </w:t>
             </w:r>
@@ -3212,6 +3117,7 @@
                 <w:rFonts w:ascii="Times New Roman" w:hAnsi="Times New Roman"/>
                 <w:i/>
                 <w:szCs w:val="24"/>
+                <w:lang w:val="fr-FR"/>
               </w:rPr>
               <w:t>{{</w:t>
             </w:r>
@@ -3221,6 +3127,7 @@
                 <w:rFonts w:ascii="Times New Roman" w:hAnsi="Times New Roman"/>
                 <w:i/>
                 <w:szCs w:val="24"/>
+                <w:lang w:val="fr-FR"/>
               </w:rPr>
               <w:t>ngayketthuchopdong</w:t>
             </w:r>
@@ -3230,6 +3137,7 @@
                 <w:rFonts w:ascii="Times New Roman" w:hAnsi="Times New Roman"/>
                 <w:i/>
                 <w:szCs w:val="24"/>
+                <w:lang w:val="fr-FR"/>
               </w:rPr>
               <w:t>}}</w:t>
             </w:r>
@@ -3256,6 +3164,7 @@
                 <w:rFonts w:ascii="Times New Roman" w:hAnsi="Times New Roman"/>
                 <w:i/>
                 <w:szCs w:val="24"/>
+                <w:lang w:val="fr-FR"/>
               </w:rPr>
               <w:t>{{</w:t>
             </w:r>
@@ -3265,6 +3174,7 @@
                 <w:rFonts w:ascii="Times New Roman" w:hAnsi="Times New Roman"/>
                 <w:i/>
                 <w:szCs w:val="24"/>
+                <w:lang w:val="fr-FR"/>
               </w:rPr>
               <w:t>thangketthuchopdong</w:t>
             </w:r>
@@ -3274,6 +3184,7 @@
                 <w:rFonts w:ascii="Times New Roman" w:hAnsi="Times New Roman"/>
                 <w:i/>
                 <w:szCs w:val="24"/>
+                <w:lang w:val="fr-FR"/>
               </w:rPr>
               <w:t>}}</w:t>
             </w:r>
@@ -3291,6 +3202,7 @@
                 <w:rFonts w:ascii="Times New Roman" w:hAnsi="Times New Roman"/>
                 <w:i/>
                 <w:szCs w:val="24"/>
+                <w:lang w:val="fr-FR"/>
               </w:rPr>
               <w:t>{{</w:t>
             </w:r>
@@ -3300,6 +3212,7 @@
                 <w:rFonts w:ascii="Times New Roman" w:hAnsi="Times New Roman"/>
                 <w:i/>
                 <w:szCs w:val="24"/>
+                <w:lang w:val="fr-FR"/>
               </w:rPr>
               <w:t>namketthuchopdong</w:t>
             </w:r>
@@ -3309,6 +3222,7 @@
                 <w:rFonts w:ascii="Times New Roman" w:hAnsi="Times New Roman"/>
                 <w:i/>
                 <w:szCs w:val="24"/>
+                <w:lang w:val="fr-FR"/>
               </w:rPr>
               <w:t>}}</w:t>
             </w:r>
@@ -5962,7 +5876,6 @@
         <w:t xml:space="preserve"> </w:t>
       </w:r>
       <w:proofErr w:type="spellStart"/>
-      <w:proofErr w:type="gramStart"/>
       <w:r>
         <w:rPr>
           <w:rFonts w:ascii="Times New Roman" w:hAnsi="Times New Roman"/>
@@ -5978,16 +5891,7 @@
           <w:szCs w:val="24"/>
           <w:lang w:val="fr-FR"/>
         </w:rPr>
-        <w:t>:</w:t>
-      </w:r>
-      <w:proofErr w:type="gramEnd"/>
-      <w:r>
-        <w:rPr>
-          <w:rFonts w:ascii="Times New Roman" w:hAnsi="Times New Roman"/>
-          <w:szCs w:val="24"/>
-          <w:lang w:val="fr-FR"/>
-        </w:rPr>
-        <w:t xml:space="preserve"> Theo </w:t>
+        <w:t xml:space="preserve">: Theo </w:t>
       </w:r>
       <w:proofErr w:type="spellStart"/>
       <w:r>
@@ -6209,21 +6113,8 @@
           <w:u w:val="single"/>
           <w:lang w:val="fr-FR"/>
         </w:rPr>
-        <w:t xml:space="preserve">ĐIỀU </w:t>
-      </w:r>
-      <w:proofErr w:type="gramStart"/>
-      <w:r>
-        <w:rPr>
-          <w:rFonts w:ascii="Times New Roman" w:hAnsi="Times New Roman"/>
-          <w:b/>
-          <w:bCs/>
-          <w:szCs w:val="24"/>
-          <w:u w:val="single"/>
-          <w:lang w:val="fr-FR"/>
-        </w:rPr>
-        <w:t>3:</w:t>
-      </w:r>
-      <w:proofErr w:type="gramEnd"/>
+        <w:t>ĐIỀU 3:</w:t>
+      </w:r>
       <w:r>
         <w:rPr>
           <w:rFonts w:ascii="Times New Roman" w:hAnsi="Times New Roman"/>
@@ -10014,27 +9905,7 @@
     </w:p>
     <w:p>
       <w:pPr>
-        <w:rPr>
-          <w:lang w:val="nl-NL"/>
-        </w:rPr>
-      </w:pPr>
-    </w:p>
-    <w:p>
-      <w:pPr>
-        <w:rPr>
-          <w:lang w:val="nl-NL"/>
-        </w:rPr>
-      </w:pPr>
-    </w:p>
-    <w:p>
-      <w:pPr>
-        <w:rPr>
-          <w:lang w:val="nl-NL"/>
-        </w:rPr>
-      </w:pPr>
-    </w:p>
-    <w:p>
-      <w:pPr>
+        <w:ind w:left="0" w:firstLine="0"/>
         <w:rPr>
           <w:lang w:val="nl-NL"/>
         </w:rPr>
@@ -11057,6 +10928,9 @@
   <wne:recipientData>
     <wne:active wne:val="1"/>
     <wne:hash wne:val="1707048493"/>
+  </wne:recipientData>
+  <wne:recipientData>
+    <wne:active wne:val="1"/>
   </wne:recipientData>
   <wne:recipientData>
     <wne:active wne:val="1"/>

--- a/static/uploads/mau/hopdong/nt1/o3_tro_xuong/hdcth.docx
+++ b/static/uploads/mau/hopdong/nt1/o3_tro_xuong/hdcth.docx
@@ -849,53 +849,12 @@
                 <w:lang w:val="nl-NL"/>
               </w:rPr>
             </w:pPr>
-            <w:proofErr w:type="spellStart"/>
-            <w:r>
-              <w:rPr>
-                <w:rFonts w:ascii="Times New Roman" w:hAnsi="Times New Roman"/>
-                <w:szCs w:val="24"/>
-              </w:rPr>
-              <w:t>Ngày</w:t>
-            </w:r>
-            <w:proofErr w:type="spellEnd"/>
-            <w:r>
-              <w:rPr>
-                <w:rFonts w:ascii="Times New Roman" w:hAnsi="Times New Roman"/>
-                <w:szCs w:val="24"/>
-              </w:rPr>
-              <w:t xml:space="preserve"> </w:t>
-            </w:r>
-            <w:proofErr w:type="spellStart"/>
-            <w:r>
-              <w:rPr>
-                <w:rFonts w:ascii="Times New Roman" w:hAnsi="Times New Roman"/>
-                <w:szCs w:val="24"/>
-              </w:rPr>
-              <w:t>tháng</w:t>
-            </w:r>
-            <w:proofErr w:type="spellEnd"/>
-            <w:r>
-              <w:rPr>
-                <w:rFonts w:ascii="Times New Roman" w:hAnsi="Times New Roman"/>
-                <w:szCs w:val="24"/>
-              </w:rPr>
-              <w:t xml:space="preserve"> </w:t>
-            </w:r>
-            <w:proofErr w:type="spellStart"/>
-            <w:r>
-              <w:rPr>
-                <w:rFonts w:ascii="Times New Roman" w:hAnsi="Times New Roman"/>
-                <w:szCs w:val="24"/>
-              </w:rPr>
-              <w:t>năm</w:t>
-            </w:r>
-            <w:proofErr w:type="spellEnd"/>
-            <w:r>
-              <w:rPr>
-                <w:rFonts w:ascii="Times New Roman" w:hAnsi="Times New Roman"/>
-                <w:szCs w:val="24"/>
-              </w:rPr>
-              <w:t xml:space="preserve"> </w:t>
+            <w:r>
+              <w:rPr>
+                <w:rFonts w:ascii="Times New Roman" w:hAnsi="Times New Roman"/>
+                <w:szCs w:val="24"/>
+              </w:rPr>
+              <w:t xml:space="preserve">Ngày tháng năm </w:t>
             </w:r>
             <w:proofErr w:type="spellStart"/>
             <w:r>
@@ -6263,7 +6222,25 @@
           <w:szCs w:val="24"/>
           <w:lang w:val="nl-NL"/>
         </w:rPr>
-        <w:t>Mức lương: 6,130,000 VNĐ/ tháng.</w:t>
+        <w:t xml:space="preserve">Mức lương: </w:t>
+      </w:r>
+      <w:r>
+        <w:rPr>
+          <w:rFonts w:ascii="Times New Roman" w:hAnsi="Times New Roman"/>
+          <w:b/>
+          <w:szCs w:val="24"/>
+          <w:lang w:val="nl-NL"/>
+        </w:rPr>
+        <w:t>{{luongcoban}}</w:t>
+      </w:r>
+      <w:r>
+        <w:rPr>
+          <w:rFonts w:ascii="Times New Roman" w:hAnsi="Times New Roman"/>
+          <w:b/>
+          <w:szCs w:val="24"/>
+          <w:lang w:val="nl-NL"/>
+        </w:rPr>
+        <w:t xml:space="preserve"> VNĐ/ tháng.</w:t>
       </w:r>
       <w:bookmarkStart w:id="0" w:name="_Hlk210735993"/>
       <w:bookmarkEnd w:id="0"/>
@@ -8046,6 +8023,7 @@
           <w:szCs w:val="24"/>
           <w:lang w:val="nl-NL"/>
         </w:rPr>
+        <w:lastRenderedPageBreak/>
         <w:t>Đà</w:t>
       </w:r>
       <w:r>
@@ -10291,6 +10269,7 @@
           <w:szCs w:val="24"/>
           <w:lang w:val="nl-NL"/>
         </w:rPr>
+        <w:lastRenderedPageBreak/>
         <w:t>B</w:t>
       </w:r>
       <w:r>
@@ -15547,6 +15526,9 @@
   <wne:recipientData>
     <wne:active wne:val="1"/>
     <wne:hash wne:val="1707048493"/>
+  </wne:recipientData>
+  <wne:recipientData>
+    <wne:active wne:val="1"/>
   </wne:recipientData>
   <wne:recipientData>
     <wne:active wne:val="1"/>
